--- a/resources (ignore)/marking-rubric/practical-marking-rubric.docx
+++ b/resources (ignore)/marking-rubric/practical-marking-rubric.docx
@@ -1,71 +1,65 @@
 
 <file path=word/document.xml><?xml version="1.0" encoding="utf-8"?>
-<w:document xmlns:wpc="http://schemas.microsoft.com/office/word/2010/wordprocessingCanvas" xmlns:cx="http://schemas.microsoft.com/office/drawing/2014/chartex" xmlns:cx1="http://schemas.microsoft.com/office/drawing/2015/9/8/chartex" xmlns:cx2="http://schemas.microsoft.com/office/drawing/2015/10/21/chartex" xmlns:cx3="http://schemas.microsoft.com/office/drawing/2016/5/9/chartex" xmlns:cx4="http://schemas.microsoft.com/office/drawing/2016/5/10/chartex" xmlns:cx5="http://schemas.microsoft.com/office/drawing/2016/5/11/chartex" xmlns:cx6="http://schemas.microsoft.com/office/drawing/2016/5/12/chartex" xmlns:cx7="http://schemas.microsoft.com/office/drawing/2016/5/13/chartex" xmlns:cx8="http://schemas.microsoft.com/office/drawing/2016/5/14/chartex" xmlns:mc="http://schemas.openxmlformats.org/markup-compatibility/2006" xmlns:aink="http://schemas.microsoft.com/office/drawing/2016/ink" xmlns:am3d="http://schemas.microsoft.com/office/drawing/2017/model3d" xmlns:o="urn:schemas-microsoft-com:office:office" xmlns:oel="http://schemas.microsoft.com/office/2019/extlst" xmlns:r="http://schemas.openxmlformats.org/officeDocument/2006/relationships" xmlns:m="http://schemas.openxmlformats.org/officeDocument/2006/math" xmlns:v="urn:schemas-microsoft-com:vml" xmlns:wp14="http://schemas.microsoft.com/office/word/2010/wordprocessingDrawing" xmlns:wp="http://schemas.openxmlformats.org/drawingml/2006/wordprocessingDrawing" xmlns:w10="urn:schemas-microsoft-com:office:word" xmlns:w="http://schemas.openxmlformats.org/wordprocessingml/2006/main" xmlns:w14="http://schemas.microsoft.com/office/word/2010/wordml" xmlns:w15="http://schemas.microsoft.com/office/word/2012/wordml" xmlns:w16cex="http://schemas.microsoft.com/office/word/2018/wordml/cex" xmlns:w16cid="http://schemas.microsoft.com/office/word/2016/wordml/cid" xmlns:w16="http://schemas.microsoft.com/office/word/2018/wordml" xmlns:w16du="http://schemas.microsoft.com/office/word/2023/wordml/word16du" xmlns:w16sdtdh="http://schemas.microsoft.com/office/word/2020/wordml/sdtdatahash" xmlns:w16se="http://schemas.microsoft.com/office/word/2015/wordml/symex" xmlns:wpg="http://schemas.microsoft.com/office/word/2010/wordprocessingGroup" xmlns:wpi="http://schemas.microsoft.com/office/word/2010/wordprocessingInk" xmlns:wne="http://schemas.microsoft.com/office/word/2006/wordml" xmlns:wps="http://schemas.microsoft.com/office/word/2010/wordprocessingShape" mc:Ignorable="w14 w15 w16se w16cid w16 w16cex w16sdtdh w16du wp14">
+<w:document xmlns:wpc="http://schemas.microsoft.com/office/word/2010/wordprocessingCanvas" xmlns:cx="http://schemas.microsoft.com/office/drawing/2014/chartex" xmlns:cx1="http://schemas.microsoft.com/office/drawing/2015/9/8/chartex" xmlns:cx2="http://schemas.microsoft.com/office/drawing/2015/10/21/chartex" xmlns:cx3="http://schemas.microsoft.com/office/drawing/2016/5/9/chartex" xmlns:cx4="http://schemas.microsoft.com/office/drawing/2016/5/10/chartex" xmlns:cx5="http://schemas.microsoft.com/office/drawing/2016/5/11/chartex" xmlns:cx6="http://schemas.microsoft.com/office/drawing/2016/5/12/chartex" xmlns:cx7="http://schemas.microsoft.com/office/drawing/2016/5/13/chartex" xmlns:cx8="http://schemas.microsoft.com/office/drawing/2016/5/14/chartex" xmlns:mc="http://schemas.openxmlformats.org/markup-compatibility/2006" xmlns:aink="http://schemas.microsoft.com/office/drawing/2016/ink" xmlns:am3d="http://schemas.microsoft.com/office/drawing/2017/model3d" xmlns:o="urn:schemas-microsoft-com:office:office" xmlns:oel="http://schemas.microsoft.com/office/2019/extlst" xmlns:r="http://schemas.openxmlformats.org/officeDocument/2006/relationships" xmlns:m="http://schemas.openxmlformats.org/officeDocument/2006/math" xmlns:v="urn:schemas-microsoft-com:vml" xmlns:wp14="http://schemas.microsoft.com/office/word/2010/wordprocessingDrawing" xmlns:wp="http://schemas.openxmlformats.org/drawingml/2006/wordprocessingDrawing" xmlns:w10="urn:schemas-microsoft-com:office:word" xmlns:w="http://schemas.openxmlformats.org/wordprocessingml/2006/main" xmlns:w14="http://schemas.microsoft.com/office/word/2010/wordml" xmlns:w15="http://schemas.microsoft.com/office/word/2012/wordml" xmlns:w16cex="http://schemas.microsoft.com/office/word/2018/wordml/cex" xmlns:w16cid="http://schemas.microsoft.com/office/word/2016/wordml/cid" xmlns:w16="http://schemas.microsoft.com/office/word/2018/wordml" xmlns:w16du="http://schemas.microsoft.com/office/word/2023/wordml/word16du" xmlns:w16sdtdh="http://schemas.microsoft.com/office/word/2020/wordml/sdtdatahash" xmlns:w16sdtfl="http://schemas.microsoft.com/office/word/2024/wordml/sdtformatlock" xmlns:w16se="http://schemas.microsoft.com/office/word/2015/wordml/symex" xmlns:wpg="http://schemas.microsoft.com/office/word/2010/wordprocessingGroup" xmlns:wpi="http://schemas.microsoft.com/office/word/2010/wordprocessingInk" xmlns:wne="http://schemas.microsoft.com/office/word/2006/wordml" xmlns:wps="http://schemas.microsoft.com/office/word/2010/wordprocessingShape" mc:Ignorable="w14 w15 w16se w16cid w16 w16cex w16sdtdh w16sdtfl w16du wp14">
   <w:body>
     <w:p>
       <w:pPr>
         <w:pStyle w:val="Heading1"/>
         <w:jc w:val="center"/>
         <w:rPr>
-          <w:b/>
-          <w:bCs/>
+          <w:rFonts w:asciiTheme="minorHAnsi" w:hAnsiTheme="minorHAnsi" w:cstheme="minorHAnsi"/>
           <w:color w:val="000000" w:themeColor="text1"/>
-          <w:sz w:val="30"/>
-          <w:szCs w:val="30"/>
+          <w:sz w:val="20"/>
+          <w:szCs w:val="20"/>
           <w:lang w:val="en-AU"/>
         </w:rPr>
       </w:pPr>
       <w:r>
         <w:rPr>
-          <w:b/>
-          <w:bCs/>
+          <w:rFonts w:asciiTheme="minorHAnsi" w:hAnsiTheme="minorHAnsi" w:cstheme="minorHAnsi"/>
           <w:color w:val="000000" w:themeColor="text1"/>
-          <w:sz w:val="30"/>
-          <w:szCs w:val="30"/>
+          <w:sz w:val="20"/>
+          <w:szCs w:val="20"/>
           <w:lang w:val="en-AU"/>
         </w:rPr>
         <w:t>ID60</w:t>
       </w:r>
       <w:r>
         <w:rPr>
-          <w:b/>
-          <w:bCs/>
+          <w:rFonts w:asciiTheme="minorHAnsi" w:hAnsiTheme="minorHAnsi" w:cstheme="minorHAnsi"/>
           <w:color w:val="000000" w:themeColor="text1"/>
-          <w:sz w:val="30"/>
-          <w:szCs w:val="30"/>
+          <w:sz w:val="20"/>
+          <w:szCs w:val="20"/>
           <w:lang w:val="en-AU"/>
         </w:rPr>
         <w:t>7</w:t>
       </w:r>
       <w:r>
         <w:rPr>
-          <w:b/>
-          <w:bCs/>
+          <w:rFonts w:asciiTheme="minorHAnsi" w:hAnsiTheme="minorHAnsi" w:cstheme="minorHAnsi"/>
           <w:color w:val="000000" w:themeColor="text1"/>
-          <w:sz w:val="30"/>
-          <w:szCs w:val="30"/>
+          <w:sz w:val="20"/>
+          <w:szCs w:val="20"/>
           <w:lang w:val="en-AU"/>
         </w:rPr>
         <w:t xml:space="preserve">001: </w:t>
       </w:r>
       <w:r>
         <w:rPr>
-          <w:b/>
-          <w:bCs/>
+          <w:rFonts w:asciiTheme="minorHAnsi" w:hAnsiTheme="minorHAnsi" w:cstheme="minorHAnsi"/>
           <w:color w:val="000000" w:themeColor="text1"/>
-          <w:sz w:val="30"/>
-          <w:szCs w:val="30"/>
+          <w:sz w:val="20"/>
+          <w:szCs w:val="20"/>
           <w:lang w:val="en-AU"/>
         </w:rPr>
         <w:t>Introductory</w:t>
       </w:r>
       <w:r>
         <w:rPr>
-          <w:b/>
-          <w:bCs/>
+          <w:rFonts w:asciiTheme="minorHAnsi" w:hAnsiTheme="minorHAnsi" w:cstheme="minorHAnsi"/>
           <w:color w:val="000000" w:themeColor="text1"/>
-          <w:sz w:val="30"/>
-          <w:szCs w:val="30"/>
+          <w:sz w:val="20"/>
+          <w:szCs w:val="20"/>
           <w:lang w:val="en-AU"/>
         </w:rPr>
         <w:t xml:space="preserve"> Application Development Concepts</w:t>
@@ -76,54 +70,49 @@
         <w:pStyle w:val="Heading1"/>
         <w:jc w:val="center"/>
         <w:rPr>
-          <w:b/>
-          <w:bCs/>
+          <w:rFonts w:asciiTheme="minorHAnsi" w:hAnsiTheme="minorHAnsi" w:cstheme="minorHAnsi"/>
           <w:color w:val="000000" w:themeColor="text1"/>
-          <w:sz w:val="30"/>
-          <w:szCs w:val="30"/>
+          <w:sz w:val="20"/>
+          <w:szCs w:val="20"/>
           <w:lang w:val="en-AU"/>
         </w:rPr>
       </w:pPr>
       <w:r>
         <w:rPr>
-          <w:b/>
-          <w:bCs/>
+          <w:rFonts w:asciiTheme="minorHAnsi" w:hAnsiTheme="minorHAnsi" w:cstheme="minorHAnsi"/>
           <w:color w:val="000000" w:themeColor="text1"/>
-          <w:sz w:val="30"/>
-          <w:szCs w:val="30"/>
+          <w:sz w:val="20"/>
+          <w:szCs w:val="20"/>
           <w:lang w:val="en-AU"/>
         </w:rPr>
         <w:t>Practical</w:t>
       </w:r>
       <w:r>
         <w:rPr>
-          <w:b/>
-          <w:bCs/>
+          <w:rFonts w:asciiTheme="minorHAnsi" w:hAnsiTheme="minorHAnsi" w:cstheme="minorHAnsi"/>
           <w:color w:val="000000" w:themeColor="text1"/>
-          <w:sz w:val="30"/>
-          <w:szCs w:val="30"/>
+          <w:sz w:val="20"/>
+          <w:szCs w:val="20"/>
           <w:lang w:val="en-AU"/>
         </w:rPr>
         <w:t xml:space="preserve"> </w:t>
       </w:r>
       <w:r>
         <w:rPr>
-          <w:b/>
-          <w:bCs/>
+          <w:rFonts w:asciiTheme="minorHAnsi" w:hAnsiTheme="minorHAnsi" w:cstheme="minorHAnsi"/>
           <w:color w:val="000000" w:themeColor="text1"/>
-          <w:sz w:val="30"/>
-          <w:szCs w:val="30"/>
+          <w:sz w:val="20"/>
+          <w:szCs w:val="20"/>
           <w:lang w:val="en-AU"/>
         </w:rPr>
         <w:t>Marking</w:t>
       </w:r>
       <w:r>
         <w:rPr>
-          <w:b/>
-          <w:bCs/>
+          <w:rFonts w:asciiTheme="minorHAnsi" w:hAnsiTheme="minorHAnsi" w:cstheme="minorHAnsi"/>
           <w:color w:val="000000" w:themeColor="text1"/>
-          <w:sz w:val="30"/>
-          <w:szCs w:val="30"/>
+          <w:sz w:val="20"/>
+          <w:szCs w:val="20"/>
           <w:lang w:val="en-AU"/>
         </w:rPr>
         <w:t xml:space="preserve"> Rubric</w:t>
@@ -132,6 +121,36 @@
     <w:p>
       <w:pPr>
         <w:rPr>
+          <w:rFonts w:cstheme="minorHAnsi"/>
+          <w:sz w:val="20"/>
+          <w:szCs w:val="20"/>
+          <w:lang w:val="en-AU"/>
+        </w:rPr>
+      </w:pPr>
+    </w:p>
+    <w:p>
+      <w:pPr>
+        <w:rPr>
+          <w:rFonts w:cstheme="minorHAnsi"/>
+          <w:sz w:val="20"/>
+          <w:szCs w:val="20"/>
+        </w:rPr>
+      </w:pPr>
+      <w:r>
+        <w:rPr>
+          <w:rFonts w:cstheme="minorHAnsi"/>
+          <w:sz w:val="20"/>
+          <w:szCs w:val="20"/>
+        </w:rPr>
+        <w:t>System Design - Learning Outcome 1 (10%)</w:t>
+      </w:r>
+    </w:p>
+    <w:p>
+      <w:pPr>
+        <w:rPr>
+          <w:rFonts w:cstheme="minorHAnsi"/>
+          <w:sz w:val="20"/>
+          <w:szCs w:val="20"/>
           <w:lang w:val="en-AU"/>
         </w:rPr>
       </w:pPr>
@@ -143,8 +162,8 @@
         <w:tblLook w:val="04A0" w:firstRow="1" w:lastRow="0" w:firstColumn="1" w:lastColumn="0" w:noHBand="0" w:noVBand="1"/>
       </w:tblPr>
       <w:tblGrid>
-        <w:gridCol w:w="524"/>
-        <w:gridCol w:w="3356"/>
+        <w:gridCol w:w="704"/>
+        <w:gridCol w:w="3176"/>
         <w:gridCol w:w="3357"/>
         <w:gridCol w:w="3356"/>
         <w:gridCol w:w="3357"/>
@@ -155,16 +174,65 @@
         </w:trPr>
         <w:tc>
           <w:tcPr>
-            <w:tcW w:w="524" w:type="dxa"/>
+            <w:tcW w:w="704" w:type="dxa"/>
             <w:shd w:val="clear" w:color="auto" w:fill="E7E6E6" w:themeFill="background2"/>
           </w:tcPr>
           <w:p>
             <w:pPr>
               <w:jc w:val="center"/>
               <w:rPr>
+                <w:rFonts w:cstheme="minorHAnsi"/>
+                <w:sz w:val="20"/>
+                <w:szCs w:val="20"/>
                 <w:lang w:val="en-AU"/>
               </w:rPr>
             </w:pPr>
+          </w:p>
+        </w:tc>
+        <w:tc>
+          <w:tcPr>
+            <w:tcW w:w="3176" w:type="dxa"/>
+            <w:shd w:val="clear" w:color="auto" w:fill="E7E6E6" w:themeFill="background2"/>
+          </w:tcPr>
+          <w:p>
+            <w:pPr>
+              <w:rPr>
+                <w:rFonts w:cstheme="minorHAnsi"/>
+                <w:sz w:val="20"/>
+                <w:szCs w:val="20"/>
+              </w:rPr>
+            </w:pPr>
+            <w:r>
+              <w:rPr>
+                <w:rFonts w:cstheme="minorHAnsi"/>
+                <w:sz w:val="20"/>
+                <w:szCs w:val="20"/>
+              </w:rPr>
+              <w:t>A – 10-8</w:t>
+            </w:r>
+          </w:p>
+        </w:tc>
+        <w:tc>
+          <w:tcPr>
+            <w:tcW w:w="3357" w:type="dxa"/>
+            <w:shd w:val="clear" w:color="auto" w:fill="E7E6E6" w:themeFill="background2"/>
+          </w:tcPr>
+          <w:p>
+            <w:pPr>
+              <w:rPr>
+                <w:rFonts w:cstheme="minorHAnsi"/>
+                <w:sz w:val="20"/>
+                <w:szCs w:val="20"/>
+              </w:rPr>
+            </w:pPr>
+            <w:r>
+              <w:rPr>
+                <w:rFonts w:cstheme="minorHAnsi"/>
+                <w:sz w:val="20"/>
+                <w:szCs w:val="20"/>
+              </w:rPr>
+              <w:t>B – 7.5-6.5</w:t>
+            </w:r>
           </w:p>
         </w:tc>
         <w:tc>
@@ -174,18 +242,19 @@
           </w:tcPr>
           <w:p>
             <w:pPr>
-              <w:jc w:val="center"/>
-              <w:rPr>
-                <w:b/>
-                <w:bCs/>
+              <w:rPr>
+                <w:rFonts w:cstheme="minorHAnsi"/>
+                <w:sz w:val="20"/>
+                <w:szCs w:val="20"/>
               </w:rPr>
             </w:pPr>
             <w:r>
               <w:rPr>
-                <w:b/>
-                <w:bCs/>
-              </w:rPr>
-              <w:t>10-9</w:t>
+                <w:rFonts w:cstheme="minorHAnsi"/>
+                <w:sz w:val="20"/>
+                <w:szCs w:val="20"/>
+              </w:rPr>
+              <w:t>C – 6-5</w:t>
             </w:r>
           </w:p>
         </w:tc>
@@ -196,62 +265,19 @@
           </w:tcPr>
           <w:p>
             <w:pPr>
-              <w:jc w:val="center"/>
-              <w:rPr>
-                <w:b/>
-                <w:bCs/>
+              <w:rPr>
+                <w:rFonts w:cstheme="minorHAnsi"/>
+                <w:sz w:val="20"/>
+                <w:szCs w:val="20"/>
               </w:rPr>
             </w:pPr>
             <w:r>
               <w:rPr>
-                <w:b/>
-                <w:bCs/>
-              </w:rPr>
-              <w:t>8-7</w:t>
-            </w:r>
-          </w:p>
-        </w:tc>
-        <w:tc>
-          <w:tcPr>
-            <w:tcW w:w="3356" w:type="dxa"/>
-            <w:shd w:val="clear" w:color="auto" w:fill="E7E6E6" w:themeFill="background2"/>
-          </w:tcPr>
-          <w:p>
-            <w:pPr>
-              <w:jc w:val="center"/>
-              <w:rPr>
-                <w:b/>
-                <w:bCs/>
-              </w:rPr>
-            </w:pPr>
-            <w:r>
-              <w:rPr>
-                <w:b/>
-                <w:bCs/>
-              </w:rPr>
-              <w:t>6-5</w:t>
-            </w:r>
-          </w:p>
-        </w:tc>
-        <w:tc>
-          <w:tcPr>
-            <w:tcW w:w="3357" w:type="dxa"/>
-            <w:shd w:val="clear" w:color="auto" w:fill="E7E6E6" w:themeFill="background2"/>
-          </w:tcPr>
-          <w:p>
-            <w:pPr>
-              <w:jc w:val="center"/>
-              <w:rPr>
-                <w:b/>
-                <w:bCs/>
-              </w:rPr>
-            </w:pPr>
-            <w:r>
-              <w:rPr>
-                <w:b/>
-                <w:bCs/>
-              </w:rPr>
-              <w:t>4-0</w:t>
+                <w:rFonts w:cstheme="minorHAnsi"/>
+                <w:sz w:val="20"/>
+                <w:szCs w:val="20"/>
+              </w:rPr>
+              <w:t>D/E – 4.5-0</w:t>
             </w:r>
           </w:p>
         </w:tc>
@@ -259,11 +285,11 @@
       <w:tr>
         <w:trPr>
           <w:cantSplit/>
-          <w:trHeight w:val="1589"/>
+          <w:trHeight w:val="1872"/>
         </w:trPr>
         <w:tc>
           <w:tcPr>
-            <w:tcW w:w="524" w:type="dxa"/>
+            <w:tcW w:w="704" w:type="dxa"/>
             <w:shd w:val="clear" w:color="auto" w:fill="E7E6E6" w:themeFill="background2"/>
             <w:textDirection w:val="btLr"/>
           </w:tcPr>
@@ -272,18 +298,492 @@
               <w:ind w:left="113" w:right="113"/>
               <w:jc w:val="center"/>
               <w:rPr>
-                <w:b/>
-                <w:bCs/>
+                <w:rFonts w:cstheme="minorHAnsi"/>
+                <w:sz w:val="20"/>
+                <w:szCs w:val="20"/>
                 <w:lang w:val="en-AU"/>
               </w:rPr>
             </w:pPr>
             <w:r>
               <w:rPr>
-                <w:b/>
-                <w:bCs/>
+                <w:rFonts w:cstheme="minorHAnsi"/>
+                <w:sz w:val="20"/>
+                <w:szCs w:val="20"/>
                 <w:lang w:val="en-AU"/>
               </w:rPr>
-              <w:t>Functionality</w:t>
+              <w:t>Report</w:t>
+            </w:r>
+          </w:p>
+        </w:tc>
+        <w:tc>
+          <w:tcPr>
+            <w:tcW w:w="3176" w:type="dxa"/>
+          </w:tcPr>
+          <w:p>
+            <w:pPr>
+              <w:rPr>
+                <w:rFonts w:cstheme="minorHAnsi"/>
+                <w:sz w:val="20"/>
+                <w:szCs w:val="20"/>
+              </w:rPr>
+            </w:pPr>
+            <w:r>
+              <w:rPr>
+                <w:rFonts w:cstheme="minorHAnsi"/>
+                <w:sz w:val="20"/>
+                <w:szCs w:val="20"/>
+              </w:rPr>
+              <w:t>Comprehensive report</w:t>
+            </w:r>
+            <w:r>
+              <w:rPr>
+                <w:rFonts w:cstheme="minorHAnsi"/>
+                <w:sz w:val="20"/>
+                <w:szCs w:val="20"/>
+              </w:rPr>
+              <w:t xml:space="preserve"> </w:t>
+            </w:r>
+            <w:r>
+              <w:rPr>
+                <w:rFonts w:cstheme="minorHAnsi"/>
+                <w:sz w:val="20"/>
+                <w:szCs w:val="20"/>
+              </w:rPr>
+              <w:t>with</w:t>
+            </w:r>
+            <w:r>
+              <w:rPr>
+                <w:rFonts w:cstheme="minorHAnsi"/>
+                <w:sz w:val="20"/>
+                <w:szCs w:val="20"/>
+              </w:rPr>
+              <w:t>:</w:t>
+            </w:r>
+          </w:p>
+          <w:p>
+            <w:pPr>
+              <w:pStyle w:val="ListParagraph"/>
+              <w:numPr>
+                <w:ilvl w:val="0"/>
+                <w:numId w:val="19"/>
+              </w:numPr>
+              <w:rPr>
+                <w:rFonts w:cstheme="minorHAnsi"/>
+                <w:sz w:val="20"/>
+                <w:szCs w:val="20"/>
+              </w:rPr>
+            </w:pPr>
+            <w:r>
+              <w:rPr>
+                <w:rFonts w:cstheme="minorHAnsi"/>
+                <w:sz w:val="20"/>
+                <w:szCs w:val="20"/>
+              </w:rPr>
+              <w:t>S</w:t>
+            </w:r>
+            <w:r>
+              <w:rPr>
+                <w:rFonts w:cstheme="minorHAnsi"/>
+                <w:sz w:val="20"/>
+                <w:szCs w:val="20"/>
+              </w:rPr>
+              <w:t xml:space="preserve">ophisticated application architecture explained. </w:t>
+            </w:r>
+          </w:p>
+          <w:p>
+            <w:pPr>
+              <w:pStyle w:val="ListParagraph"/>
+              <w:numPr>
+                <w:ilvl w:val="0"/>
+                <w:numId w:val="19"/>
+              </w:numPr>
+              <w:rPr>
+                <w:rFonts w:cstheme="minorHAnsi"/>
+                <w:sz w:val="20"/>
+                <w:szCs w:val="20"/>
+              </w:rPr>
+            </w:pPr>
+            <w:r>
+              <w:rPr>
+                <w:rFonts w:cstheme="minorHAnsi"/>
+                <w:sz w:val="20"/>
+                <w:szCs w:val="20"/>
+              </w:rPr>
+              <w:t xml:space="preserve">ERD shows complex relationships with </w:t>
+            </w:r>
+            <w:r>
+              <w:rPr>
+                <w:rFonts w:cstheme="minorHAnsi"/>
+                <w:sz w:val="20"/>
+                <w:szCs w:val="20"/>
+              </w:rPr>
+              <w:t>correct</w:t>
+            </w:r>
+            <w:r>
+              <w:rPr>
+                <w:rFonts w:cstheme="minorHAnsi"/>
+                <w:sz w:val="20"/>
+                <w:szCs w:val="20"/>
+              </w:rPr>
+              <w:t xml:space="preserve"> normali</w:t>
+            </w:r>
+            <w:r>
+              <w:rPr>
+                <w:rFonts w:cstheme="minorHAnsi"/>
+                <w:sz w:val="20"/>
+                <w:szCs w:val="20"/>
+              </w:rPr>
+              <w:t>s</w:t>
+            </w:r>
+            <w:r>
+              <w:rPr>
+                <w:rFonts w:cstheme="minorHAnsi"/>
+                <w:sz w:val="20"/>
+                <w:szCs w:val="20"/>
+              </w:rPr>
+              <w:t xml:space="preserve">ation. </w:t>
+            </w:r>
+          </w:p>
+          <w:p>
+            <w:pPr>
+              <w:pStyle w:val="ListParagraph"/>
+              <w:numPr>
+                <w:ilvl w:val="0"/>
+                <w:numId w:val="19"/>
+              </w:numPr>
+              <w:rPr>
+                <w:rFonts w:cstheme="minorHAnsi"/>
+                <w:sz w:val="20"/>
+                <w:szCs w:val="20"/>
+              </w:rPr>
+            </w:pPr>
+            <w:r>
+              <w:rPr>
+                <w:rFonts w:cstheme="minorHAnsi"/>
+                <w:sz w:val="20"/>
+                <w:szCs w:val="20"/>
+              </w:rPr>
+              <w:t>Data management</w:t>
+            </w:r>
+            <w:r>
+              <w:rPr>
+                <w:rFonts w:cstheme="minorHAnsi"/>
+                <w:sz w:val="20"/>
+                <w:szCs w:val="20"/>
+              </w:rPr>
+              <w:t xml:space="preserve"> approaches</w:t>
+            </w:r>
+            <w:r>
+              <w:rPr>
+                <w:rFonts w:cstheme="minorHAnsi"/>
+                <w:sz w:val="20"/>
+                <w:szCs w:val="20"/>
+              </w:rPr>
+              <w:t xml:space="preserve"> </w:t>
+            </w:r>
+            <w:r>
+              <w:rPr>
+                <w:rFonts w:cstheme="minorHAnsi"/>
+                <w:sz w:val="20"/>
+                <w:szCs w:val="20"/>
+              </w:rPr>
+              <w:t>are</w:t>
+            </w:r>
+            <w:r>
+              <w:rPr>
+                <w:rFonts w:cstheme="minorHAnsi"/>
+                <w:sz w:val="20"/>
+                <w:szCs w:val="20"/>
+              </w:rPr>
+              <w:t xml:space="preserve"> well</w:t>
+            </w:r>
+            <w:r>
+              <w:rPr>
+                <w:rFonts w:cstheme="minorHAnsi"/>
+                <w:sz w:val="20"/>
+                <w:szCs w:val="20"/>
+              </w:rPr>
+              <w:t xml:space="preserve"> explained</w:t>
+            </w:r>
+            <w:r>
+              <w:rPr>
+                <w:rFonts w:cstheme="minorHAnsi"/>
+                <w:sz w:val="20"/>
+                <w:szCs w:val="20"/>
+              </w:rPr>
+              <w:t xml:space="preserve">. </w:t>
+            </w:r>
+          </w:p>
+          <w:p>
+            <w:pPr>
+              <w:pStyle w:val="ListParagraph"/>
+              <w:numPr>
+                <w:ilvl w:val="0"/>
+                <w:numId w:val="19"/>
+              </w:numPr>
+              <w:rPr>
+                <w:rFonts w:cstheme="minorHAnsi"/>
+                <w:sz w:val="20"/>
+                <w:szCs w:val="20"/>
+              </w:rPr>
+            </w:pPr>
+            <w:r>
+              <w:rPr>
+                <w:rFonts w:cstheme="minorHAnsi"/>
+                <w:sz w:val="20"/>
+                <w:szCs w:val="20"/>
+              </w:rPr>
+              <w:t>All API endpoints documented with complete HTTP methods, routes and parameters.</w:t>
+            </w:r>
+          </w:p>
+          <w:p>
+            <w:pPr>
+              <w:pStyle w:val="ListParagraph"/>
+              <w:numPr>
+                <w:ilvl w:val="0"/>
+                <w:numId w:val="19"/>
+              </w:numPr>
+              <w:rPr>
+                <w:rFonts w:cstheme="minorHAnsi"/>
+                <w:sz w:val="20"/>
+                <w:szCs w:val="20"/>
+              </w:rPr>
+            </w:pPr>
+            <w:r>
+              <w:rPr>
+                <w:rFonts w:cstheme="minorHAnsi"/>
+                <w:sz w:val="20"/>
+                <w:szCs w:val="20"/>
+              </w:rPr>
+              <w:t>Design choices demonstrate deep understanding of scalability, maintainability, and performance with specific examples and justifications.</w:t>
+            </w:r>
+          </w:p>
+        </w:tc>
+        <w:tc>
+          <w:tcPr>
+            <w:tcW w:w="3357" w:type="dxa"/>
+          </w:tcPr>
+          <w:p>
+            <w:pPr>
+              <w:rPr>
+                <w:rFonts w:cstheme="minorHAnsi"/>
+                <w:sz w:val="20"/>
+                <w:szCs w:val="20"/>
+              </w:rPr>
+            </w:pPr>
+            <w:r>
+              <w:rPr>
+                <w:rFonts w:cstheme="minorHAnsi"/>
+                <w:sz w:val="20"/>
+                <w:szCs w:val="20"/>
+              </w:rPr>
+              <w:t>Well-structured report</w:t>
+            </w:r>
+            <w:r>
+              <w:rPr>
+                <w:rFonts w:cstheme="minorHAnsi"/>
+                <w:sz w:val="20"/>
+                <w:szCs w:val="20"/>
+              </w:rPr>
+              <w:t xml:space="preserve"> with:</w:t>
+            </w:r>
+          </w:p>
+          <w:p>
+            <w:pPr>
+              <w:pStyle w:val="ListParagraph"/>
+              <w:numPr>
+                <w:ilvl w:val="0"/>
+                <w:numId w:val="19"/>
+              </w:numPr>
+              <w:rPr>
+                <w:rFonts w:cstheme="minorHAnsi"/>
+                <w:sz w:val="20"/>
+                <w:szCs w:val="20"/>
+              </w:rPr>
+            </w:pPr>
+            <w:r>
+              <w:rPr>
+                <w:rFonts w:cstheme="minorHAnsi"/>
+                <w:sz w:val="20"/>
+                <w:szCs w:val="20"/>
+              </w:rPr>
+              <w:t>Clear</w:t>
+            </w:r>
+            <w:r>
+              <w:rPr>
+                <w:rFonts w:cstheme="minorHAnsi"/>
+                <w:sz w:val="20"/>
+                <w:szCs w:val="20"/>
+              </w:rPr>
+              <w:t xml:space="preserve"> application architecture</w:t>
+            </w:r>
+            <w:r>
+              <w:rPr>
+                <w:rFonts w:cstheme="minorHAnsi"/>
+                <w:sz w:val="20"/>
+                <w:szCs w:val="20"/>
+              </w:rPr>
+              <w:t xml:space="preserve"> explained</w:t>
+            </w:r>
+            <w:r>
+              <w:rPr>
+                <w:rFonts w:cstheme="minorHAnsi"/>
+                <w:sz w:val="20"/>
+                <w:szCs w:val="20"/>
+              </w:rPr>
+              <w:t xml:space="preserve">. </w:t>
+            </w:r>
+          </w:p>
+          <w:p>
+            <w:pPr>
+              <w:pStyle w:val="ListParagraph"/>
+              <w:numPr>
+                <w:ilvl w:val="0"/>
+                <w:numId w:val="19"/>
+              </w:numPr>
+              <w:rPr>
+                <w:rFonts w:cstheme="minorHAnsi"/>
+                <w:sz w:val="20"/>
+                <w:szCs w:val="20"/>
+              </w:rPr>
+            </w:pPr>
+            <w:r>
+              <w:rPr>
+                <w:rFonts w:cstheme="minorHAnsi"/>
+                <w:sz w:val="20"/>
+                <w:szCs w:val="20"/>
+              </w:rPr>
+              <w:t>ERD shows appropriate relationships with good normali</w:t>
+            </w:r>
+            <w:r>
+              <w:rPr>
+                <w:rFonts w:cstheme="minorHAnsi"/>
+                <w:sz w:val="20"/>
+                <w:szCs w:val="20"/>
+              </w:rPr>
+              <w:t>s</w:t>
+            </w:r>
+            <w:r>
+              <w:rPr>
+                <w:rFonts w:cstheme="minorHAnsi"/>
+                <w:sz w:val="20"/>
+                <w:szCs w:val="20"/>
+              </w:rPr>
+              <w:t xml:space="preserve">ation. </w:t>
+            </w:r>
+          </w:p>
+          <w:p>
+            <w:pPr>
+              <w:pStyle w:val="ListParagraph"/>
+              <w:numPr>
+                <w:ilvl w:val="0"/>
+                <w:numId w:val="19"/>
+              </w:numPr>
+              <w:rPr>
+                <w:rFonts w:cstheme="minorHAnsi"/>
+                <w:sz w:val="20"/>
+                <w:szCs w:val="20"/>
+              </w:rPr>
+            </w:pPr>
+            <w:r>
+              <w:rPr>
+                <w:rFonts w:cstheme="minorHAnsi"/>
+                <w:sz w:val="20"/>
+                <w:szCs w:val="20"/>
+              </w:rPr>
+              <w:t xml:space="preserve">Data management approaches are sound and justified. </w:t>
+            </w:r>
+          </w:p>
+          <w:p>
+            <w:pPr>
+              <w:pStyle w:val="ListParagraph"/>
+              <w:numPr>
+                <w:ilvl w:val="0"/>
+                <w:numId w:val="19"/>
+              </w:numPr>
+              <w:rPr>
+                <w:rFonts w:cstheme="minorHAnsi"/>
+                <w:sz w:val="20"/>
+                <w:szCs w:val="20"/>
+              </w:rPr>
+            </w:pPr>
+            <w:r>
+              <w:rPr>
+                <w:rFonts w:cstheme="minorHAnsi"/>
+                <w:sz w:val="20"/>
+                <w:szCs w:val="20"/>
+              </w:rPr>
+              <w:t>Most API endpoints documented with HTTP methods</w:t>
+            </w:r>
+            <w:r>
+              <w:rPr>
+                <w:rFonts w:cstheme="minorHAnsi"/>
+                <w:sz w:val="20"/>
+                <w:szCs w:val="20"/>
+              </w:rPr>
+              <w:t xml:space="preserve">, </w:t>
+            </w:r>
+            <w:r>
+              <w:rPr>
+                <w:rFonts w:cstheme="minorHAnsi"/>
+                <w:sz w:val="20"/>
+                <w:szCs w:val="20"/>
+              </w:rPr>
+              <w:t>routes</w:t>
+            </w:r>
+            <w:r>
+              <w:rPr>
+                <w:rFonts w:cstheme="minorHAnsi"/>
+                <w:sz w:val="20"/>
+                <w:szCs w:val="20"/>
+              </w:rPr>
+              <w:t xml:space="preserve"> and parameters</w:t>
+            </w:r>
+            <w:r>
+              <w:rPr>
+                <w:rFonts w:cstheme="minorHAnsi"/>
+                <w:sz w:val="20"/>
+                <w:szCs w:val="20"/>
+              </w:rPr>
+              <w:t xml:space="preserve">. </w:t>
+            </w:r>
+          </w:p>
+          <w:p>
+            <w:pPr>
+              <w:pStyle w:val="ListParagraph"/>
+              <w:numPr>
+                <w:ilvl w:val="0"/>
+                <w:numId w:val="19"/>
+              </w:numPr>
+              <w:rPr>
+                <w:rFonts w:cstheme="minorHAnsi"/>
+                <w:sz w:val="20"/>
+                <w:szCs w:val="20"/>
+              </w:rPr>
+            </w:pPr>
+            <w:r>
+              <w:rPr>
+                <w:rFonts w:cstheme="minorHAnsi"/>
+                <w:sz w:val="20"/>
+                <w:szCs w:val="20"/>
+              </w:rPr>
+              <w:t xml:space="preserve">Design choices </w:t>
+            </w:r>
+            <w:r>
+              <w:rPr>
+                <w:rFonts w:cstheme="minorHAnsi"/>
+                <w:sz w:val="20"/>
+                <w:szCs w:val="20"/>
+              </w:rPr>
+              <w:t xml:space="preserve">demonstrate </w:t>
+            </w:r>
+            <w:r>
+              <w:rPr>
+                <w:rFonts w:cstheme="minorHAnsi"/>
+                <w:sz w:val="20"/>
+                <w:szCs w:val="20"/>
+              </w:rPr>
+              <w:t>good understanding of scalability, maintainability and performance with some justification.</w:t>
             </w:r>
           </w:p>
         </w:tc>
@@ -295,65 +795,255 @@
             <w:pPr>
               <w:rPr>
                 <w:rFonts w:cstheme="minorHAnsi"/>
-                <w:sz w:val="18"/>
-                <w:szCs w:val="18"/>
+                <w:sz w:val="20"/>
+                <w:szCs w:val="20"/>
               </w:rPr>
             </w:pPr>
             <w:r>
               <w:rPr>
                 <w:rFonts w:cstheme="minorHAnsi"/>
-                <w:sz w:val="18"/>
-                <w:szCs w:val="18"/>
-              </w:rPr>
-              <w:t>Suite of API tests contain</w:t>
-            </w:r>
-            <w:r>
-              <w:rPr>
-                <w:rFonts w:cstheme="minorHAnsi"/>
-                <w:sz w:val="18"/>
-                <w:szCs w:val="18"/>
-              </w:rPr>
-              <w:t xml:space="preserve"> comprehensive and robust evidence on the following</w:t>
-            </w:r>
-            <w:r>
-              <w:rPr>
-                <w:rFonts w:cstheme="minorHAnsi"/>
-                <w:sz w:val="18"/>
-                <w:szCs w:val="18"/>
-              </w:rPr>
-              <w:t xml:space="preserve"> functionality: </w:t>
-            </w:r>
-            <w:r>
-              <w:rPr>
-                <w:rFonts w:cstheme="minorHAnsi"/>
-                <w:sz w:val="18"/>
-                <w:szCs w:val="18"/>
-              </w:rPr>
-              <w:t xml:space="preserve">Testing </w:t>
-            </w:r>
-            <w:r>
-              <w:rPr>
-                <w:rFonts w:cstheme="minorHAnsi"/>
-                <w:sz w:val="18"/>
-                <w:szCs w:val="18"/>
-              </w:rPr>
-              <w:t>and</w:t>
-            </w:r>
-            <w:r>
-              <w:rPr>
-                <w:rFonts w:cstheme="minorHAnsi"/>
-                <w:sz w:val="18"/>
-                <w:szCs w:val="18"/>
+                <w:sz w:val="20"/>
+                <w:szCs w:val="20"/>
+              </w:rPr>
+              <w:t>Adequate report with</w:t>
+            </w:r>
+            <w:r>
+              <w:rPr>
+                <w:rFonts w:cstheme="minorHAnsi"/>
+                <w:sz w:val="20"/>
+                <w:szCs w:val="20"/>
+              </w:rPr>
+              <w:t>:</w:t>
+            </w:r>
+          </w:p>
+          <w:p>
+            <w:pPr>
+              <w:pStyle w:val="ListParagraph"/>
+              <w:numPr>
+                <w:ilvl w:val="0"/>
+                <w:numId w:val="19"/>
+              </w:numPr>
+              <w:rPr>
+                <w:rFonts w:cstheme="minorHAnsi"/>
+                <w:sz w:val="20"/>
+                <w:szCs w:val="20"/>
+              </w:rPr>
+            </w:pPr>
+            <w:r>
+              <w:rPr>
+                <w:rFonts w:cstheme="minorHAnsi"/>
+                <w:sz w:val="20"/>
+                <w:szCs w:val="20"/>
+              </w:rPr>
+              <w:t>B</w:t>
+            </w:r>
+            <w:r>
+              <w:rPr>
+                <w:rFonts w:cstheme="minorHAnsi"/>
+                <w:sz w:val="20"/>
+                <w:szCs w:val="20"/>
+              </w:rPr>
+              <w:t xml:space="preserve">asic application architecture </w:t>
+            </w:r>
+            <w:r>
+              <w:rPr>
+                <w:rFonts w:cstheme="minorHAnsi"/>
+                <w:sz w:val="20"/>
+                <w:szCs w:val="20"/>
+              </w:rPr>
+              <w:t>explained</w:t>
+            </w:r>
+            <w:r>
+              <w:rPr>
+                <w:rFonts w:cstheme="minorHAnsi"/>
+                <w:sz w:val="20"/>
+                <w:szCs w:val="20"/>
+              </w:rPr>
+              <w:t xml:space="preserve">. </w:t>
+            </w:r>
+          </w:p>
+          <w:p>
+            <w:pPr>
+              <w:pStyle w:val="ListParagraph"/>
+              <w:numPr>
+                <w:ilvl w:val="0"/>
+                <w:numId w:val="19"/>
+              </w:numPr>
+              <w:rPr>
+                <w:rFonts w:cstheme="minorHAnsi"/>
+                <w:sz w:val="20"/>
+                <w:szCs w:val="20"/>
+              </w:rPr>
+            </w:pPr>
+            <w:r>
+              <w:rPr>
+                <w:rFonts w:cstheme="minorHAnsi"/>
+                <w:sz w:val="20"/>
+                <w:szCs w:val="20"/>
+              </w:rPr>
+              <w:t>ERD shows fundamental relationships but may have normali</w:t>
+            </w:r>
+            <w:r>
+              <w:rPr>
+                <w:rFonts w:cstheme="minorHAnsi"/>
+                <w:sz w:val="20"/>
+                <w:szCs w:val="20"/>
+              </w:rPr>
+              <w:t>s</w:t>
+            </w:r>
+            <w:r>
+              <w:rPr>
+                <w:rFonts w:cstheme="minorHAnsi"/>
+                <w:sz w:val="20"/>
+                <w:szCs w:val="20"/>
+              </w:rPr>
+              <w:t xml:space="preserve">ation issues. </w:t>
+            </w:r>
+          </w:p>
+          <w:p>
+            <w:pPr>
+              <w:pStyle w:val="ListParagraph"/>
+              <w:numPr>
+                <w:ilvl w:val="0"/>
+                <w:numId w:val="19"/>
+              </w:numPr>
+              <w:rPr>
+                <w:rFonts w:cstheme="minorHAnsi"/>
+                <w:sz w:val="20"/>
+                <w:szCs w:val="20"/>
+              </w:rPr>
+            </w:pPr>
+            <w:r>
+              <w:rPr>
+                <w:rFonts w:cstheme="minorHAnsi"/>
+                <w:sz w:val="20"/>
+                <w:szCs w:val="20"/>
+              </w:rPr>
+              <w:t>Data management</w:t>
+            </w:r>
+            <w:r>
+              <w:rPr>
+                <w:rFonts w:cstheme="minorHAnsi"/>
+                <w:sz w:val="20"/>
+                <w:szCs w:val="20"/>
+              </w:rPr>
+              <w:t xml:space="preserve"> approaches</w:t>
+            </w:r>
+            <w:r>
+              <w:rPr>
+                <w:rFonts w:cstheme="minorHAnsi"/>
+                <w:sz w:val="20"/>
+                <w:szCs w:val="20"/>
               </w:rPr>
               <w:t xml:space="preserve"> </w:t>
             </w:r>
             <w:r>
               <w:rPr>
                 <w:rFonts w:cstheme="minorHAnsi"/>
-                <w:sz w:val="18"/>
-                <w:szCs w:val="18"/>
-              </w:rPr>
-              <w:t>Scripts.</w:t>
+                <w:sz w:val="20"/>
+                <w:szCs w:val="20"/>
+              </w:rPr>
+              <w:t>are</w:t>
+            </w:r>
+            <w:r>
+              <w:rPr>
+                <w:rFonts w:cstheme="minorHAnsi"/>
+                <w:sz w:val="20"/>
+                <w:szCs w:val="20"/>
+              </w:rPr>
+              <w:t xml:space="preserve"> basic but functional. </w:t>
+            </w:r>
+          </w:p>
+          <w:p>
+            <w:pPr>
+              <w:pStyle w:val="ListParagraph"/>
+              <w:numPr>
+                <w:ilvl w:val="0"/>
+                <w:numId w:val="19"/>
+              </w:numPr>
+              <w:rPr>
+                <w:rFonts w:cstheme="minorHAnsi"/>
+                <w:sz w:val="20"/>
+                <w:szCs w:val="20"/>
+              </w:rPr>
+            </w:pPr>
+            <w:r>
+              <w:rPr>
+                <w:rFonts w:cstheme="minorHAnsi"/>
+                <w:sz w:val="20"/>
+                <w:szCs w:val="20"/>
+              </w:rPr>
+              <w:t xml:space="preserve">API endpoints </w:t>
+            </w:r>
+            <w:r>
+              <w:rPr>
+                <w:rFonts w:cstheme="minorHAnsi"/>
+                <w:sz w:val="20"/>
+                <w:szCs w:val="20"/>
+              </w:rPr>
+              <w:t>documented</w:t>
+            </w:r>
+            <w:r>
+              <w:rPr>
+                <w:rFonts w:cstheme="minorHAnsi"/>
+                <w:sz w:val="20"/>
+                <w:szCs w:val="20"/>
+              </w:rPr>
+              <w:t xml:space="preserve"> with HTTP methods and routes. </w:t>
+            </w:r>
+          </w:p>
+          <w:p>
+            <w:pPr>
+              <w:pStyle w:val="ListParagraph"/>
+              <w:numPr>
+                <w:ilvl w:val="0"/>
+                <w:numId w:val="19"/>
+              </w:numPr>
+              <w:rPr>
+                <w:rFonts w:cstheme="minorHAnsi"/>
+                <w:sz w:val="20"/>
+                <w:szCs w:val="20"/>
+              </w:rPr>
+            </w:pPr>
+            <w:r>
+              <w:rPr>
+                <w:rFonts w:cstheme="minorHAnsi"/>
+                <w:sz w:val="20"/>
+                <w:szCs w:val="20"/>
+              </w:rPr>
+              <w:t xml:space="preserve">Design choices </w:t>
+            </w:r>
+            <w:r>
+              <w:rPr>
+                <w:rFonts w:cstheme="minorHAnsi"/>
+                <w:sz w:val="20"/>
+                <w:szCs w:val="20"/>
+              </w:rPr>
+              <w:t xml:space="preserve">demonstrate </w:t>
+            </w:r>
+            <w:r>
+              <w:rPr>
+                <w:rFonts w:cstheme="minorHAnsi"/>
+                <w:sz w:val="20"/>
+                <w:szCs w:val="20"/>
+              </w:rPr>
+              <w:t xml:space="preserve">fundamental understanding of </w:t>
+            </w:r>
+            <w:r>
+              <w:rPr>
+                <w:rFonts w:cstheme="minorHAnsi"/>
+                <w:sz w:val="20"/>
+                <w:szCs w:val="20"/>
+              </w:rPr>
+              <w:t xml:space="preserve">scalability, maintainability and performance </w:t>
+            </w:r>
+            <w:r>
+              <w:rPr>
+                <w:rFonts w:cstheme="minorHAnsi"/>
+                <w:sz w:val="20"/>
+                <w:szCs w:val="20"/>
+              </w:rPr>
+              <w:t>with limited justification.</w:t>
             </w:r>
           </w:p>
         </w:tc>
@@ -365,295 +1055,427 @@
             <w:pPr>
               <w:rPr>
                 <w:rFonts w:cstheme="minorHAnsi"/>
-                <w:sz w:val="18"/>
-                <w:szCs w:val="18"/>
+                <w:sz w:val="20"/>
+                <w:szCs w:val="20"/>
               </w:rPr>
             </w:pPr>
             <w:r>
               <w:rPr>
                 <w:rFonts w:cstheme="minorHAnsi"/>
-                <w:sz w:val="18"/>
-                <w:szCs w:val="18"/>
-              </w:rPr>
-              <w:t>Suite of API tests contain</w:t>
-            </w:r>
-            <w:r>
-              <w:rPr>
-                <w:rFonts w:cstheme="minorHAnsi"/>
-                <w:sz w:val="18"/>
-                <w:szCs w:val="18"/>
-              </w:rPr>
-              <w:t xml:space="preserve"> </w:t>
-            </w:r>
-            <w:r>
-              <w:rPr>
-                <w:rFonts w:cstheme="minorHAnsi"/>
-                <w:sz w:val="18"/>
-                <w:szCs w:val="18"/>
-              </w:rPr>
-              <w:t>clear and detailed evidence</w:t>
-            </w:r>
-            <w:r>
-              <w:rPr>
-                <w:rFonts w:cstheme="minorHAnsi"/>
-                <w:sz w:val="18"/>
-                <w:szCs w:val="18"/>
-              </w:rPr>
-              <w:t xml:space="preserve"> </w:t>
-            </w:r>
-            <w:r>
-              <w:rPr>
-                <w:rFonts w:cstheme="minorHAnsi"/>
-                <w:sz w:val="18"/>
-                <w:szCs w:val="18"/>
-              </w:rPr>
-              <w:t>on the following</w:t>
-            </w:r>
-            <w:r>
-              <w:rPr>
-                <w:rFonts w:cstheme="minorHAnsi"/>
-                <w:sz w:val="18"/>
-                <w:szCs w:val="18"/>
-              </w:rPr>
-              <w:t xml:space="preserve"> functionality</w:t>
-            </w:r>
-            <w:r>
-              <w:rPr>
-                <w:rFonts w:cstheme="minorHAnsi"/>
-                <w:sz w:val="18"/>
-                <w:szCs w:val="18"/>
+                <w:sz w:val="20"/>
+                <w:szCs w:val="20"/>
+              </w:rPr>
+              <w:t>Insufficient report with</w:t>
+            </w:r>
+            <w:r>
+              <w:rPr>
+                <w:rFonts w:cstheme="minorHAnsi"/>
+                <w:sz w:val="20"/>
+                <w:szCs w:val="20"/>
               </w:rPr>
               <w:t>:</w:t>
-            </w:r>
-            <w:r>
-              <w:rPr>
-                <w:rFonts w:cstheme="minorHAnsi"/>
-                <w:sz w:val="18"/>
-                <w:szCs w:val="18"/>
-              </w:rPr>
-              <w:t xml:space="preserve"> </w:t>
-            </w:r>
-            <w:r>
-              <w:rPr>
-                <w:rFonts w:cstheme="minorHAnsi"/>
-                <w:sz w:val="18"/>
-                <w:szCs w:val="18"/>
-              </w:rPr>
-              <w:t xml:space="preserve">Testing </w:t>
-            </w:r>
-            <w:r>
-              <w:rPr>
-                <w:rFonts w:cstheme="minorHAnsi"/>
-                <w:sz w:val="18"/>
-                <w:szCs w:val="18"/>
-              </w:rPr>
-              <w:t>and</w:t>
-            </w:r>
-            <w:r>
-              <w:rPr>
-                <w:rFonts w:cstheme="minorHAnsi"/>
-                <w:sz w:val="18"/>
-                <w:szCs w:val="18"/>
-              </w:rPr>
-              <w:t xml:space="preserve"> Scripts.</w:t>
             </w:r>
           </w:p>
           <w:p>
             <w:pPr>
-              <w:rPr>
-                <w:rFonts w:ascii="Calibri" w:hAnsi="Calibri" w:cs="Calibri"/>
-                <w:sz w:val="18"/>
-                <w:szCs w:val="18"/>
+              <w:pStyle w:val="ListParagraph"/>
+              <w:numPr>
+                <w:ilvl w:val="0"/>
+                <w:numId w:val="19"/>
+              </w:numPr>
+              <w:rPr>
+                <w:rFonts w:cstheme="minorHAnsi"/>
+                <w:sz w:val="20"/>
+                <w:szCs w:val="20"/>
+              </w:rPr>
+            </w:pPr>
+            <w:r>
+              <w:rPr>
+                <w:rFonts w:cstheme="minorHAnsi"/>
+                <w:sz w:val="20"/>
+                <w:szCs w:val="20"/>
+              </w:rPr>
+              <w:t>U</w:t>
+            </w:r>
+            <w:r>
+              <w:rPr>
+                <w:rFonts w:cstheme="minorHAnsi"/>
+                <w:sz w:val="20"/>
+                <w:szCs w:val="20"/>
+              </w:rPr>
+              <w:t xml:space="preserve">nclear or missing application architecture. </w:t>
+            </w:r>
+          </w:p>
+          <w:p>
+            <w:pPr>
+              <w:pStyle w:val="ListParagraph"/>
+              <w:numPr>
+                <w:ilvl w:val="0"/>
+                <w:numId w:val="19"/>
+              </w:numPr>
+              <w:rPr>
+                <w:rFonts w:cstheme="minorHAnsi"/>
+                <w:sz w:val="20"/>
+                <w:szCs w:val="20"/>
+              </w:rPr>
+            </w:pPr>
+            <w:r>
+              <w:rPr>
+                <w:rFonts w:cstheme="minorHAnsi"/>
+                <w:sz w:val="20"/>
+                <w:szCs w:val="20"/>
+              </w:rPr>
+              <w:t xml:space="preserve">ERD is poorly </w:t>
+            </w:r>
+            <w:r>
+              <w:rPr>
+                <w:rFonts w:cstheme="minorHAnsi"/>
+                <w:sz w:val="20"/>
+                <w:szCs w:val="20"/>
+              </w:rPr>
+              <w:t>designed or</w:t>
+            </w:r>
+            <w:r>
+              <w:rPr>
+                <w:rFonts w:cstheme="minorHAnsi"/>
+                <w:sz w:val="20"/>
+                <w:szCs w:val="20"/>
+              </w:rPr>
+              <w:t xml:space="preserve"> contains major errors. </w:t>
+            </w:r>
+          </w:p>
+          <w:p>
+            <w:pPr>
+              <w:pStyle w:val="ListParagraph"/>
+              <w:numPr>
+                <w:ilvl w:val="0"/>
+                <w:numId w:val="19"/>
+              </w:numPr>
+              <w:rPr>
+                <w:rFonts w:cstheme="minorHAnsi"/>
+                <w:sz w:val="20"/>
+                <w:szCs w:val="20"/>
+              </w:rPr>
+            </w:pPr>
+            <w:r>
+              <w:rPr>
+                <w:rFonts w:cstheme="minorHAnsi"/>
+                <w:sz w:val="20"/>
+                <w:szCs w:val="20"/>
+              </w:rPr>
+              <w:t>Data management</w:t>
+            </w:r>
+            <w:r>
+              <w:rPr>
+                <w:rFonts w:cstheme="minorHAnsi"/>
+                <w:sz w:val="20"/>
+                <w:szCs w:val="20"/>
+              </w:rPr>
+              <w:t xml:space="preserve"> approaches</w:t>
+            </w:r>
+            <w:r>
+              <w:rPr>
+                <w:rFonts w:cstheme="minorHAnsi"/>
+                <w:sz w:val="20"/>
+                <w:szCs w:val="20"/>
+              </w:rPr>
+              <w:t xml:space="preserve"> </w:t>
+            </w:r>
+            <w:r>
+              <w:rPr>
+                <w:rFonts w:cstheme="minorHAnsi"/>
+                <w:sz w:val="20"/>
+                <w:szCs w:val="20"/>
+              </w:rPr>
+              <w:t>are</w:t>
+            </w:r>
+            <w:r>
+              <w:rPr>
+                <w:rFonts w:cstheme="minorHAnsi"/>
+                <w:sz w:val="20"/>
+                <w:szCs w:val="20"/>
+              </w:rPr>
+              <w:t xml:space="preserve"> unclear or inappropriate. </w:t>
+            </w:r>
+          </w:p>
+          <w:p>
+            <w:pPr>
+              <w:pStyle w:val="ListParagraph"/>
+              <w:numPr>
+                <w:ilvl w:val="0"/>
+                <w:numId w:val="19"/>
+              </w:numPr>
+              <w:rPr>
+                <w:rFonts w:cstheme="minorHAnsi"/>
+                <w:sz w:val="20"/>
+                <w:szCs w:val="20"/>
+              </w:rPr>
+            </w:pPr>
+            <w:r>
+              <w:rPr>
+                <w:rFonts w:cstheme="minorHAnsi"/>
+                <w:sz w:val="20"/>
+                <w:szCs w:val="20"/>
+              </w:rPr>
+              <w:t xml:space="preserve">API endpoints missing or incorrectly specified. </w:t>
+            </w:r>
+          </w:p>
+          <w:p>
+            <w:pPr>
+              <w:pStyle w:val="ListParagraph"/>
+              <w:numPr>
+                <w:ilvl w:val="0"/>
+                <w:numId w:val="19"/>
+              </w:numPr>
+              <w:rPr>
+                <w:rFonts w:cstheme="minorHAnsi"/>
+                <w:sz w:val="20"/>
+                <w:szCs w:val="20"/>
+              </w:rPr>
+            </w:pPr>
+            <w:r>
+              <w:rPr>
+                <w:rFonts w:cstheme="minorHAnsi"/>
+                <w:sz w:val="20"/>
+                <w:szCs w:val="20"/>
+              </w:rPr>
+              <w:t xml:space="preserve">Design choices </w:t>
+            </w:r>
+            <w:r>
+              <w:rPr>
+                <w:rFonts w:cstheme="minorHAnsi"/>
+                <w:sz w:val="20"/>
+                <w:szCs w:val="20"/>
+              </w:rPr>
+              <w:t xml:space="preserve">demonstrate </w:t>
+            </w:r>
+            <w:r>
+              <w:rPr>
+                <w:rFonts w:cstheme="minorHAnsi"/>
+                <w:sz w:val="20"/>
+                <w:szCs w:val="20"/>
+              </w:rPr>
+              <w:t>poor understanding of scalability, maintainability and performance.</w:t>
+            </w:r>
+          </w:p>
+        </w:tc>
+      </w:tr>
+    </w:tbl>
+    <w:p>
+      <w:pPr>
+        <w:rPr>
+          <w:rFonts w:cstheme="minorHAnsi"/>
+          <w:sz w:val="20"/>
+          <w:szCs w:val="20"/>
+          <w:lang w:val="en-AU"/>
+        </w:rPr>
+      </w:pPr>
+    </w:p>
+    <w:p>
+      <w:pPr>
+        <w:rPr>
+          <w:rFonts w:cstheme="minorHAnsi"/>
+          <w:sz w:val="20"/>
+          <w:szCs w:val="20"/>
+        </w:rPr>
+      </w:pPr>
+    </w:p>
+    <w:p>
+      <w:pPr>
+        <w:rPr>
+          <w:rFonts w:cstheme="minorHAnsi"/>
+          <w:sz w:val="20"/>
+          <w:szCs w:val="20"/>
+        </w:rPr>
+      </w:pPr>
+    </w:p>
+    <w:p>
+      <w:pPr>
+        <w:rPr>
+          <w:rFonts w:cstheme="minorHAnsi"/>
+          <w:sz w:val="20"/>
+          <w:szCs w:val="20"/>
+        </w:rPr>
+      </w:pPr>
+    </w:p>
+    <w:p>
+      <w:pPr>
+        <w:rPr>
+          <w:rFonts w:cstheme="minorHAnsi"/>
+          <w:sz w:val="20"/>
+          <w:szCs w:val="20"/>
+        </w:rPr>
+      </w:pPr>
+    </w:p>
+    <w:p>
+      <w:pPr>
+        <w:rPr>
+          <w:rFonts w:cstheme="minorHAnsi"/>
+          <w:sz w:val="20"/>
+          <w:szCs w:val="20"/>
+        </w:rPr>
+      </w:pPr>
+    </w:p>
+    <w:p>
+      <w:pPr>
+        <w:rPr>
+          <w:rFonts w:cstheme="minorHAnsi"/>
+          <w:sz w:val="20"/>
+          <w:szCs w:val="20"/>
+        </w:rPr>
+      </w:pPr>
+    </w:p>
+    <w:p>
+      <w:pPr>
+        <w:rPr>
+          <w:rFonts w:cstheme="minorHAnsi"/>
+          <w:sz w:val="20"/>
+          <w:szCs w:val="20"/>
+        </w:rPr>
+      </w:pPr>
+      <w:r>
+        <w:rPr>
+          <w:rFonts w:cstheme="minorHAnsi"/>
+          <w:sz w:val="20"/>
+          <w:szCs w:val="20"/>
+        </w:rPr>
+        <w:lastRenderedPageBreak/>
+        <w:t>UI Design - Learning Outcome 1 (10%)</w:t>
+      </w:r>
+    </w:p>
+    <w:p>
+      <w:pPr>
+        <w:rPr>
+          <w:rFonts w:cstheme="minorHAnsi"/>
+          <w:sz w:val="20"/>
+          <w:szCs w:val="20"/>
+          <w:lang w:val="en-AU"/>
+        </w:rPr>
+      </w:pPr>
+    </w:p>
+    <w:tbl>
+      <w:tblPr>
+        <w:tblStyle w:val="TableGrid"/>
+        <w:tblW w:w="0" w:type="auto"/>
+        <w:tblLook w:val="04A0" w:firstRow="1" w:lastRow="0" w:firstColumn="1" w:lastColumn="0" w:noHBand="0" w:noVBand="1"/>
+      </w:tblPr>
+      <w:tblGrid>
+        <w:gridCol w:w="1408"/>
+        <w:gridCol w:w="3013"/>
+        <w:gridCol w:w="3175"/>
+        <w:gridCol w:w="3177"/>
+        <w:gridCol w:w="3177"/>
+      </w:tblGrid>
+      <w:tr>
+        <w:trPr>
+          <w:trHeight w:val="93"/>
+        </w:trPr>
+        <w:tc>
+          <w:tcPr>
+            <w:tcW w:w="1408" w:type="dxa"/>
+            <w:shd w:val="clear" w:color="auto" w:fill="E7E6E6" w:themeFill="background2"/>
+          </w:tcPr>
+          <w:p>
+            <w:pPr>
+              <w:jc w:val="center"/>
+              <w:rPr>
+                <w:rFonts w:cstheme="minorHAnsi"/>
+                <w:sz w:val="20"/>
+                <w:szCs w:val="20"/>
+                <w:lang w:val="en-AU"/>
               </w:rPr>
             </w:pPr>
           </w:p>
         </w:tc>
         <w:tc>
           <w:tcPr>
-            <w:tcW w:w="3356" w:type="dxa"/>
+            <w:tcW w:w="3013" w:type="dxa"/>
+            <w:shd w:val="clear" w:color="auto" w:fill="E7E6E6" w:themeFill="background2"/>
           </w:tcPr>
           <w:p>
             <w:pPr>
               <w:rPr>
                 <w:rFonts w:cstheme="minorHAnsi"/>
-                <w:sz w:val="18"/>
-                <w:szCs w:val="18"/>
+                <w:sz w:val="20"/>
+                <w:szCs w:val="20"/>
               </w:rPr>
             </w:pPr>
             <w:r>
               <w:rPr>
                 <w:rFonts w:cstheme="minorHAnsi"/>
-                <w:sz w:val="18"/>
-                <w:szCs w:val="18"/>
-              </w:rPr>
-              <w:t>Suite of API tests contain</w:t>
-            </w:r>
-            <w:r>
-              <w:rPr>
-                <w:rFonts w:cstheme="minorHAnsi"/>
-                <w:sz w:val="18"/>
-                <w:szCs w:val="18"/>
-              </w:rPr>
-              <w:t xml:space="preserve"> </w:t>
-            </w:r>
-            <w:r>
-              <w:rPr>
-                <w:rFonts w:cstheme="minorHAnsi"/>
-                <w:sz w:val="18"/>
-                <w:szCs w:val="18"/>
-              </w:rPr>
-              <w:t>evidence on the following</w:t>
-            </w:r>
-            <w:r>
-              <w:rPr>
-                <w:rFonts w:cstheme="minorHAnsi"/>
-                <w:sz w:val="18"/>
-                <w:szCs w:val="18"/>
-              </w:rPr>
-              <w:t xml:space="preserve"> functionality</w:t>
-            </w:r>
-            <w:r>
-              <w:rPr>
-                <w:rFonts w:cstheme="minorHAnsi"/>
-                <w:sz w:val="18"/>
-                <w:szCs w:val="18"/>
-              </w:rPr>
-              <w:t>:</w:t>
-            </w:r>
-            <w:r>
-              <w:rPr>
-                <w:rFonts w:cstheme="minorHAnsi"/>
-                <w:sz w:val="18"/>
-                <w:szCs w:val="18"/>
-              </w:rPr>
-              <w:t xml:space="preserve"> </w:t>
-            </w:r>
-            <w:r>
-              <w:rPr>
-                <w:rFonts w:cstheme="minorHAnsi"/>
-                <w:sz w:val="18"/>
-                <w:szCs w:val="18"/>
-              </w:rPr>
-              <w:t xml:space="preserve">Testing </w:t>
-            </w:r>
-            <w:r>
-              <w:rPr>
-                <w:rFonts w:cstheme="minorHAnsi"/>
-                <w:sz w:val="18"/>
-                <w:szCs w:val="18"/>
-              </w:rPr>
-              <w:t>and</w:t>
-            </w:r>
-            <w:r>
-              <w:rPr>
-                <w:rFonts w:cstheme="minorHAnsi"/>
-                <w:sz w:val="18"/>
-                <w:szCs w:val="18"/>
-              </w:rPr>
-              <w:t xml:space="preserve"> Scripts.</w:t>
-            </w:r>
-          </w:p>
-          <w:p>
-            <w:pPr>
-              <w:rPr>
-                <w:rFonts w:ascii="Calibri" w:hAnsi="Calibri" w:cs="Calibri"/>
-                <w:sz w:val="18"/>
-                <w:szCs w:val="18"/>
-              </w:rPr>
-            </w:pPr>
+                <w:sz w:val="20"/>
+                <w:szCs w:val="20"/>
+              </w:rPr>
+              <w:t>A – 10-8</w:t>
+            </w:r>
           </w:p>
         </w:tc>
         <w:tc>
           <w:tcPr>
-            <w:tcW w:w="3357" w:type="dxa"/>
+            <w:tcW w:w="3175" w:type="dxa"/>
+            <w:shd w:val="clear" w:color="auto" w:fill="E7E6E6" w:themeFill="background2"/>
           </w:tcPr>
           <w:p>
             <w:pPr>
               <w:rPr>
                 <w:rFonts w:cstheme="minorHAnsi"/>
-                <w:sz w:val="18"/>
-                <w:szCs w:val="18"/>
+                <w:sz w:val="20"/>
+                <w:szCs w:val="20"/>
               </w:rPr>
             </w:pPr>
             <w:r>
               <w:rPr>
                 <w:rFonts w:cstheme="minorHAnsi"/>
-                <w:sz w:val="18"/>
-                <w:szCs w:val="18"/>
-              </w:rPr>
-              <w:t>Suite of tests</w:t>
-            </w:r>
-            <w:r>
-              <w:rPr>
-                <w:rFonts w:cstheme="minorHAnsi"/>
-                <w:sz w:val="18"/>
-                <w:szCs w:val="18"/>
-              </w:rPr>
-              <w:t xml:space="preserve"> do </w:t>
-            </w:r>
-            <w:r>
-              <w:rPr>
-                <w:rFonts w:cstheme="minorHAnsi"/>
-                <w:sz w:val="18"/>
-                <w:szCs w:val="18"/>
-              </w:rPr>
-              <w:t>not or</w:t>
-            </w:r>
-            <w:r>
-              <w:rPr>
-                <w:rFonts w:cstheme="minorHAnsi"/>
-                <w:sz w:val="18"/>
-                <w:szCs w:val="18"/>
-              </w:rPr>
-              <w:t xml:space="preserve"> do not fully contain evidence on the following</w:t>
-            </w:r>
-            <w:r>
-              <w:rPr>
-                <w:rFonts w:cstheme="minorHAnsi"/>
-                <w:sz w:val="18"/>
-                <w:szCs w:val="18"/>
-              </w:rPr>
-              <w:t xml:space="preserve"> functionality</w:t>
-            </w:r>
-            <w:r>
-              <w:rPr>
-                <w:rFonts w:cstheme="minorHAnsi"/>
-                <w:sz w:val="18"/>
-                <w:szCs w:val="18"/>
-              </w:rPr>
-              <w:t>:</w:t>
-            </w:r>
-            <w:r>
-              <w:rPr>
-                <w:rFonts w:cstheme="minorHAnsi"/>
-                <w:sz w:val="18"/>
-                <w:szCs w:val="18"/>
-              </w:rPr>
-              <w:t xml:space="preserve"> </w:t>
-            </w:r>
-            <w:r>
-              <w:rPr>
-                <w:rFonts w:cstheme="minorHAnsi"/>
-                <w:sz w:val="18"/>
-                <w:szCs w:val="18"/>
-              </w:rPr>
-              <w:t xml:space="preserve">Testing </w:t>
-            </w:r>
-            <w:r>
-              <w:rPr>
-                <w:rFonts w:cstheme="minorHAnsi"/>
-                <w:sz w:val="18"/>
-                <w:szCs w:val="18"/>
-              </w:rPr>
-              <w:t>and</w:t>
-            </w:r>
-            <w:r>
-              <w:rPr>
-                <w:rFonts w:cstheme="minorHAnsi"/>
-                <w:sz w:val="18"/>
-                <w:szCs w:val="18"/>
-              </w:rPr>
-              <w:t xml:space="preserve"> Scripts.</w:t>
+                <w:sz w:val="20"/>
+                <w:szCs w:val="20"/>
+              </w:rPr>
+              <w:t>B – 7.5-6.5</w:t>
+            </w:r>
+          </w:p>
+        </w:tc>
+        <w:tc>
+          <w:tcPr>
+            <w:tcW w:w="3177" w:type="dxa"/>
+            <w:shd w:val="clear" w:color="auto" w:fill="E7E6E6" w:themeFill="background2"/>
+          </w:tcPr>
+          <w:p>
+            <w:pPr>
+              <w:rPr>
+                <w:rFonts w:cstheme="minorHAnsi"/>
+                <w:sz w:val="20"/>
+                <w:szCs w:val="20"/>
+              </w:rPr>
+            </w:pPr>
+            <w:r>
+              <w:rPr>
+                <w:rFonts w:cstheme="minorHAnsi"/>
+                <w:sz w:val="20"/>
+                <w:szCs w:val="20"/>
+              </w:rPr>
+              <w:t>C – 6-5</w:t>
+            </w:r>
+          </w:p>
+        </w:tc>
+        <w:tc>
+          <w:tcPr>
+            <w:tcW w:w="3177" w:type="dxa"/>
+            <w:shd w:val="clear" w:color="auto" w:fill="E7E6E6" w:themeFill="background2"/>
+          </w:tcPr>
+          <w:p>
+            <w:pPr>
+              <w:rPr>
+                <w:rFonts w:cstheme="minorHAnsi"/>
+                <w:sz w:val="20"/>
+                <w:szCs w:val="20"/>
+              </w:rPr>
+            </w:pPr>
+            <w:r>
+              <w:rPr>
+                <w:rFonts w:cstheme="minorHAnsi"/>
+                <w:sz w:val="20"/>
+                <w:szCs w:val="20"/>
+              </w:rPr>
+              <w:t>D/E – 4.5-0</w:t>
             </w:r>
           </w:p>
         </w:tc>
@@ -661,11 +1483,11 @@
       <w:tr>
         <w:trPr>
           <w:cantSplit/>
-          <w:trHeight w:val="2903"/>
+          <w:trHeight w:val="1872"/>
         </w:trPr>
         <w:tc>
           <w:tcPr>
-            <w:tcW w:w="524" w:type="dxa"/>
+            <w:tcW w:w="1408" w:type="dxa"/>
             <w:shd w:val="clear" w:color="auto" w:fill="E7E6E6" w:themeFill="background2"/>
             <w:textDirection w:val="btLr"/>
           </w:tcPr>
@@ -674,8 +1496,7 @@
               <w:ind w:left="113" w:right="113"/>
               <w:jc w:val="center"/>
               <w:rPr>
-                <w:b/>
-                <w:bCs/>
+                <w:rFonts w:cstheme="minorHAnsi"/>
                 <w:sz w:val="20"/>
                 <w:szCs w:val="20"/>
                 <w:lang w:val="en-AU"/>
@@ -683,917 +1504,47 @@
             </w:pPr>
             <w:r>
               <w:rPr>
-                <w:b/>
-                <w:bCs/>
-                <w:sz w:val="20"/>
-                <w:szCs w:val="20"/>
-                <w:lang w:val="en-AU"/>
-              </w:rPr>
-              <w:t>Code Quality and Best Practices</w:t>
+                <w:rFonts w:cstheme="minorHAnsi"/>
+                <w:sz w:val="20"/>
+                <w:szCs w:val="20"/>
+              </w:rPr>
+              <w:t>Report</w:t>
             </w:r>
           </w:p>
         </w:tc>
         <w:tc>
           <w:tcPr>
-            <w:tcW w:w="3356" w:type="dxa"/>
+            <w:tcW w:w="3013" w:type="dxa"/>
           </w:tcPr>
           <w:p>
             <w:pPr>
-              <w:pStyle w:val="NoSpacing"/>
-              <w:rPr>
-                <w:sz w:val="18"/>
-                <w:szCs w:val="18"/>
+              <w:rPr>
+                <w:rFonts w:cstheme="minorHAnsi"/>
+                <w:sz w:val="20"/>
+                <w:szCs w:val="20"/>
               </w:rPr>
             </w:pPr>
             <w:r>
               <w:rPr>
                 <w:rFonts w:cstheme="minorHAnsi"/>
-                <w:sz w:val="18"/>
-                <w:szCs w:val="18"/>
-              </w:rPr>
-              <w:t xml:space="preserve">Suite of API tests demonstrate </w:t>
-            </w:r>
-            <w:r>
-              <w:rPr>
-                <w:rFonts w:cstheme="minorHAnsi"/>
-                <w:sz w:val="18"/>
-                <w:szCs w:val="18"/>
-              </w:rPr>
-              <w:t xml:space="preserve">comprehensive </w:t>
-            </w:r>
-            <w:r>
-              <w:rPr>
-                <w:sz w:val="18"/>
-                <w:szCs w:val="18"/>
-              </w:rPr>
-              <w:t>evidence on the following:</w:t>
-            </w:r>
-          </w:p>
-          <w:p>
-            <w:pPr>
-              <w:pStyle w:val="NoSpacing"/>
-              <w:numPr>
-                <w:ilvl w:val="0"/>
-                <w:numId w:val="15"/>
-              </w:numPr>
-              <w:rPr>
-                <w:sz w:val="18"/>
-                <w:szCs w:val="18"/>
-              </w:rPr>
-            </w:pPr>
-            <w:r>
-              <w:rPr>
-                <w:sz w:val="18"/>
-                <w:szCs w:val="18"/>
-              </w:rPr>
-              <w:t>Environment variables.</w:t>
-            </w:r>
-          </w:p>
-          <w:p>
-            <w:pPr>
-              <w:pStyle w:val="NoSpacing"/>
-              <w:numPr>
-                <w:ilvl w:val="0"/>
-                <w:numId w:val="15"/>
-              </w:numPr>
-              <w:rPr>
-                <w:sz w:val="18"/>
-                <w:szCs w:val="18"/>
-              </w:rPr>
-            </w:pPr>
-            <w:r>
-              <w:rPr>
-                <w:sz w:val="18"/>
-                <w:szCs w:val="18"/>
-              </w:rPr>
-              <w:t xml:space="preserve">Appropriate </w:t>
-            </w:r>
-            <w:r>
-              <w:rPr>
-                <w:sz w:val="18"/>
-                <w:szCs w:val="18"/>
-              </w:rPr>
-              <w:t>naming</w:t>
-            </w:r>
-            <w:r>
-              <w:rPr>
-                <w:sz w:val="18"/>
-                <w:szCs w:val="18"/>
-              </w:rPr>
-              <w:t>.</w:t>
-            </w:r>
-          </w:p>
-          <w:p>
-            <w:pPr>
-              <w:pStyle w:val="NoSpacing"/>
-              <w:numPr>
-                <w:ilvl w:val="0"/>
-                <w:numId w:val="15"/>
-              </w:numPr>
-              <w:rPr>
-                <w:sz w:val="18"/>
-                <w:szCs w:val="18"/>
-              </w:rPr>
-            </w:pPr>
-            <w:r>
-              <w:rPr>
-                <w:sz w:val="18"/>
-                <w:szCs w:val="18"/>
-              </w:rPr>
-              <w:t>Idiomatic use</w:t>
-            </w:r>
-            <w:r>
-              <w:rPr>
-                <w:sz w:val="18"/>
-                <w:szCs w:val="18"/>
-              </w:rPr>
-              <w:t>.</w:t>
-            </w:r>
-          </w:p>
-          <w:p>
-            <w:pPr>
-              <w:pStyle w:val="NoSpacing"/>
-              <w:numPr>
-                <w:ilvl w:val="0"/>
-                <w:numId w:val="15"/>
-              </w:numPr>
-              <w:rPr>
-                <w:sz w:val="18"/>
-                <w:szCs w:val="18"/>
-              </w:rPr>
-            </w:pPr>
-            <w:r>
-              <w:rPr>
-                <w:sz w:val="18"/>
-                <w:szCs w:val="18"/>
-              </w:rPr>
-              <w:t>Efficient algorithmic approach.</w:t>
-            </w:r>
-          </w:p>
-          <w:p>
-            <w:pPr>
-              <w:pStyle w:val="NoSpacing"/>
-              <w:numPr>
-                <w:ilvl w:val="0"/>
-                <w:numId w:val="15"/>
-              </w:numPr>
-              <w:rPr>
-                <w:sz w:val="18"/>
-                <w:szCs w:val="18"/>
-              </w:rPr>
-            </w:pPr>
-            <w:r>
-              <w:rPr>
-                <w:sz w:val="18"/>
-                <w:szCs w:val="18"/>
-              </w:rPr>
-              <w:t>Sufficient modularity.</w:t>
-            </w:r>
-          </w:p>
-          <w:p>
-            <w:pPr>
-              <w:pStyle w:val="NoSpacing"/>
-              <w:numPr>
-                <w:ilvl w:val="0"/>
-                <w:numId w:val="15"/>
-              </w:numPr>
-              <w:rPr>
-                <w:sz w:val="18"/>
-                <w:szCs w:val="18"/>
-              </w:rPr>
-            </w:pPr>
-            <w:r>
-              <w:rPr>
-                <w:sz w:val="18"/>
-                <w:szCs w:val="18"/>
-              </w:rPr>
-              <w:t>JSDoc header comment.</w:t>
-            </w:r>
-          </w:p>
-          <w:p>
-            <w:pPr>
-              <w:pStyle w:val="NoSpacing"/>
-              <w:numPr>
-                <w:ilvl w:val="0"/>
-                <w:numId w:val="15"/>
-              </w:numPr>
-              <w:rPr>
-                <w:sz w:val="18"/>
-                <w:szCs w:val="18"/>
-              </w:rPr>
-            </w:pPr>
-            <w:r>
-              <w:rPr>
-                <w:sz w:val="18"/>
-                <w:szCs w:val="18"/>
-              </w:rPr>
-              <w:t>Code is formatted.</w:t>
-            </w:r>
-          </w:p>
-          <w:p>
-            <w:pPr>
-              <w:pStyle w:val="NoSpacing"/>
-              <w:numPr>
-                <w:ilvl w:val="0"/>
-                <w:numId w:val="15"/>
-              </w:numPr>
-              <w:rPr>
-                <w:sz w:val="18"/>
-                <w:szCs w:val="18"/>
-              </w:rPr>
-            </w:pPr>
-            <w:r>
-              <w:rPr>
-                <w:sz w:val="18"/>
-                <w:szCs w:val="18"/>
-              </w:rPr>
-              <w:t>No dead or unused code.</w:t>
-            </w:r>
-          </w:p>
-        </w:tc>
-        <w:tc>
-          <w:tcPr>
-            <w:tcW w:w="3357" w:type="dxa"/>
-          </w:tcPr>
-          <w:p>
-            <w:pPr>
-              <w:pStyle w:val="NoSpacing"/>
-              <w:rPr>
-                <w:sz w:val="18"/>
-                <w:szCs w:val="18"/>
-              </w:rPr>
-            </w:pPr>
-            <w:r>
-              <w:rPr>
-                <w:rFonts w:cstheme="minorHAnsi"/>
-                <w:sz w:val="18"/>
-                <w:szCs w:val="18"/>
-              </w:rPr>
-              <w:t xml:space="preserve">Suite of API tests demonstrate </w:t>
-            </w:r>
-            <w:r>
-              <w:rPr>
-                <w:sz w:val="18"/>
-                <w:szCs w:val="18"/>
-              </w:rPr>
-              <w:t>clear</w:t>
-            </w:r>
-            <w:r>
-              <w:rPr>
-                <w:sz w:val="18"/>
-                <w:szCs w:val="18"/>
-              </w:rPr>
-              <w:t xml:space="preserve"> evidence on the following:</w:t>
-            </w:r>
-          </w:p>
-          <w:p>
-            <w:pPr>
-              <w:pStyle w:val="NoSpacing"/>
-              <w:numPr>
-                <w:ilvl w:val="0"/>
-                <w:numId w:val="15"/>
-              </w:numPr>
-              <w:rPr>
-                <w:sz w:val="18"/>
-                <w:szCs w:val="18"/>
-              </w:rPr>
-            </w:pPr>
-            <w:r>
-              <w:rPr>
-                <w:sz w:val="18"/>
-                <w:szCs w:val="18"/>
-              </w:rPr>
-              <w:t>Environment variables.</w:t>
-            </w:r>
-          </w:p>
-          <w:p>
-            <w:pPr>
-              <w:pStyle w:val="NoSpacing"/>
-              <w:numPr>
-                <w:ilvl w:val="0"/>
-                <w:numId w:val="15"/>
-              </w:numPr>
-              <w:rPr>
-                <w:sz w:val="18"/>
-                <w:szCs w:val="18"/>
-              </w:rPr>
-            </w:pPr>
-            <w:r>
-              <w:rPr>
-                <w:sz w:val="18"/>
-                <w:szCs w:val="18"/>
-              </w:rPr>
-              <w:t>Appropriate naming.</w:t>
-            </w:r>
-          </w:p>
-          <w:p>
-            <w:pPr>
-              <w:pStyle w:val="NoSpacing"/>
-              <w:numPr>
-                <w:ilvl w:val="0"/>
-                <w:numId w:val="15"/>
-              </w:numPr>
-              <w:rPr>
-                <w:sz w:val="18"/>
-                <w:szCs w:val="18"/>
-              </w:rPr>
-            </w:pPr>
-            <w:r>
-              <w:rPr>
-                <w:sz w:val="18"/>
-                <w:szCs w:val="18"/>
-              </w:rPr>
-              <w:t>Idiomatic use</w:t>
-            </w:r>
-            <w:r>
-              <w:rPr>
-                <w:sz w:val="18"/>
-                <w:szCs w:val="18"/>
-              </w:rPr>
-              <w:t>.</w:t>
-            </w:r>
-          </w:p>
-          <w:p>
-            <w:pPr>
-              <w:pStyle w:val="NoSpacing"/>
-              <w:numPr>
-                <w:ilvl w:val="0"/>
-                <w:numId w:val="15"/>
-              </w:numPr>
-              <w:rPr>
-                <w:sz w:val="18"/>
-                <w:szCs w:val="18"/>
-              </w:rPr>
-            </w:pPr>
-            <w:r>
-              <w:rPr>
-                <w:sz w:val="18"/>
-                <w:szCs w:val="18"/>
-              </w:rPr>
-              <w:t>Efficient algorithmic approach.</w:t>
-            </w:r>
-          </w:p>
-          <w:p>
-            <w:pPr>
-              <w:pStyle w:val="NoSpacing"/>
-              <w:numPr>
-                <w:ilvl w:val="0"/>
-                <w:numId w:val="15"/>
-              </w:numPr>
-              <w:rPr>
-                <w:sz w:val="18"/>
-                <w:szCs w:val="18"/>
-              </w:rPr>
-            </w:pPr>
-            <w:r>
-              <w:rPr>
-                <w:sz w:val="18"/>
-                <w:szCs w:val="18"/>
-              </w:rPr>
-              <w:t>Sufficient modularity.</w:t>
-            </w:r>
-          </w:p>
-          <w:p>
-            <w:pPr>
-              <w:pStyle w:val="NoSpacing"/>
-              <w:numPr>
-                <w:ilvl w:val="0"/>
-                <w:numId w:val="15"/>
-              </w:numPr>
-              <w:rPr>
-                <w:sz w:val="18"/>
-                <w:szCs w:val="18"/>
-              </w:rPr>
-            </w:pPr>
-            <w:r>
-              <w:rPr>
-                <w:sz w:val="18"/>
-                <w:szCs w:val="18"/>
-              </w:rPr>
-              <w:t>JSDoc header comment.</w:t>
-            </w:r>
-          </w:p>
-          <w:p>
-            <w:pPr>
-              <w:pStyle w:val="NoSpacing"/>
-              <w:numPr>
-                <w:ilvl w:val="0"/>
-                <w:numId w:val="15"/>
-              </w:numPr>
-              <w:rPr>
-                <w:sz w:val="18"/>
-                <w:szCs w:val="18"/>
-              </w:rPr>
-            </w:pPr>
-            <w:r>
-              <w:rPr>
-                <w:sz w:val="18"/>
-                <w:szCs w:val="18"/>
-              </w:rPr>
-              <w:t>Code is formatted.</w:t>
-            </w:r>
-          </w:p>
-          <w:p>
-            <w:pPr>
-              <w:pStyle w:val="NoSpacing"/>
-              <w:numPr>
-                <w:ilvl w:val="0"/>
-                <w:numId w:val="15"/>
-              </w:numPr>
-              <w:rPr>
-                <w:sz w:val="18"/>
-                <w:szCs w:val="18"/>
-              </w:rPr>
-            </w:pPr>
-            <w:r>
-              <w:rPr>
-                <w:sz w:val="18"/>
-                <w:szCs w:val="18"/>
-              </w:rPr>
-              <w:t>No dead or unused code.</w:t>
-            </w:r>
-          </w:p>
-        </w:tc>
-        <w:tc>
-          <w:tcPr>
-            <w:tcW w:w="3356" w:type="dxa"/>
-          </w:tcPr>
-          <w:p>
-            <w:pPr>
-              <w:pStyle w:val="NoSpacing"/>
-              <w:rPr>
-                <w:sz w:val="18"/>
-                <w:szCs w:val="18"/>
-              </w:rPr>
-            </w:pPr>
-            <w:r>
-              <w:rPr>
-                <w:rFonts w:cstheme="minorHAnsi"/>
-                <w:sz w:val="18"/>
-                <w:szCs w:val="18"/>
-              </w:rPr>
-              <w:t xml:space="preserve">Suite of API tests demonstrate </w:t>
-            </w:r>
-            <w:r>
-              <w:rPr>
-                <w:sz w:val="18"/>
-                <w:szCs w:val="18"/>
-              </w:rPr>
-              <w:t>evidence on the following:</w:t>
-            </w:r>
-          </w:p>
-          <w:p>
-            <w:pPr>
-              <w:pStyle w:val="NoSpacing"/>
-              <w:numPr>
-                <w:ilvl w:val="0"/>
-                <w:numId w:val="15"/>
-              </w:numPr>
-              <w:rPr>
-                <w:sz w:val="18"/>
-                <w:szCs w:val="18"/>
-              </w:rPr>
-            </w:pPr>
-            <w:r>
-              <w:rPr>
-                <w:sz w:val="18"/>
-                <w:szCs w:val="18"/>
-              </w:rPr>
-              <w:t>Environment variables.</w:t>
-            </w:r>
-          </w:p>
-          <w:p>
-            <w:pPr>
-              <w:pStyle w:val="NoSpacing"/>
-              <w:numPr>
-                <w:ilvl w:val="0"/>
-                <w:numId w:val="15"/>
-              </w:numPr>
-              <w:rPr>
-                <w:sz w:val="18"/>
-                <w:szCs w:val="18"/>
-              </w:rPr>
-            </w:pPr>
-            <w:r>
-              <w:rPr>
-                <w:sz w:val="18"/>
-                <w:szCs w:val="18"/>
-              </w:rPr>
-              <w:t>Appropriate naming.</w:t>
-            </w:r>
-          </w:p>
-          <w:p>
-            <w:pPr>
-              <w:pStyle w:val="NoSpacing"/>
-              <w:numPr>
-                <w:ilvl w:val="0"/>
-                <w:numId w:val="15"/>
-              </w:numPr>
-              <w:rPr>
-                <w:sz w:val="18"/>
-                <w:szCs w:val="18"/>
-              </w:rPr>
-            </w:pPr>
-            <w:r>
-              <w:rPr>
-                <w:sz w:val="18"/>
-                <w:szCs w:val="18"/>
-              </w:rPr>
-              <w:t>Idiomatic use</w:t>
-            </w:r>
-            <w:r>
-              <w:rPr>
-                <w:sz w:val="18"/>
-                <w:szCs w:val="18"/>
-              </w:rPr>
-              <w:t>.</w:t>
-            </w:r>
-          </w:p>
-          <w:p>
-            <w:pPr>
-              <w:pStyle w:val="NoSpacing"/>
-              <w:numPr>
-                <w:ilvl w:val="0"/>
-                <w:numId w:val="15"/>
-              </w:numPr>
-              <w:rPr>
-                <w:sz w:val="18"/>
-                <w:szCs w:val="18"/>
-              </w:rPr>
-            </w:pPr>
-            <w:r>
-              <w:rPr>
-                <w:sz w:val="18"/>
-                <w:szCs w:val="18"/>
-              </w:rPr>
-              <w:t>Efficient algorithmic approach.</w:t>
-            </w:r>
-          </w:p>
-          <w:p>
-            <w:pPr>
-              <w:pStyle w:val="NoSpacing"/>
-              <w:numPr>
-                <w:ilvl w:val="0"/>
-                <w:numId w:val="15"/>
-              </w:numPr>
-              <w:rPr>
-                <w:sz w:val="18"/>
-                <w:szCs w:val="18"/>
-              </w:rPr>
-            </w:pPr>
-            <w:r>
-              <w:rPr>
-                <w:sz w:val="18"/>
-                <w:szCs w:val="18"/>
-              </w:rPr>
-              <w:t>Sufficient modularity.</w:t>
-            </w:r>
-          </w:p>
-          <w:p>
-            <w:pPr>
-              <w:pStyle w:val="NoSpacing"/>
-              <w:numPr>
-                <w:ilvl w:val="0"/>
-                <w:numId w:val="15"/>
-              </w:numPr>
-              <w:rPr>
-                <w:sz w:val="18"/>
-                <w:szCs w:val="18"/>
-              </w:rPr>
-            </w:pPr>
-            <w:r>
-              <w:rPr>
-                <w:sz w:val="18"/>
-                <w:szCs w:val="18"/>
-              </w:rPr>
-              <w:t>JSDoc header comment.</w:t>
-            </w:r>
-          </w:p>
-          <w:p>
-            <w:pPr>
-              <w:pStyle w:val="NoSpacing"/>
-              <w:numPr>
-                <w:ilvl w:val="0"/>
-                <w:numId w:val="15"/>
-              </w:numPr>
-              <w:rPr>
-                <w:sz w:val="18"/>
-                <w:szCs w:val="18"/>
-              </w:rPr>
-            </w:pPr>
-            <w:r>
-              <w:rPr>
-                <w:sz w:val="18"/>
-                <w:szCs w:val="18"/>
-              </w:rPr>
-              <w:t>Code is formatted.</w:t>
-            </w:r>
-          </w:p>
-          <w:p>
-            <w:pPr>
-              <w:pStyle w:val="NoSpacing"/>
-              <w:numPr>
-                <w:ilvl w:val="0"/>
-                <w:numId w:val="15"/>
-              </w:numPr>
-              <w:rPr>
-                <w:sz w:val="18"/>
-                <w:szCs w:val="18"/>
-              </w:rPr>
-            </w:pPr>
-            <w:r>
-              <w:rPr>
-                <w:sz w:val="18"/>
-                <w:szCs w:val="18"/>
-              </w:rPr>
-              <w:t>No dead or unused code.</w:t>
-            </w:r>
-          </w:p>
-        </w:tc>
-        <w:tc>
-          <w:tcPr>
-            <w:tcW w:w="3357" w:type="dxa"/>
-          </w:tcPr>
-          <w:p>
-            <w:pPr>
-              <w:pStyle w:val="NoSpacing"/>
-              <w:rPr>
-                <w:sz w:val="18"/>
-                <w:szCs w:val="18"/>
-              </w:rPr>
-            </w:pPr>
-            <w:r>
-              <w:rPr>
-                <w:sz w:val="18"/>
-                <w:szCs w:val="18"/>
-              </w:rPr>
-              <w:t xml:space="preserve">Suite of tests </w:t>
-            </w:r>
-            <w:r>
-              <w:rPr>
-                <w:sz w:val="18"/>
-                <w:szCs w:val="18"/>
-              </w:rPr>
-              <w:t xml:space="preserve">do not or do not fully </w:t>
-            </w:r>
-            <w:r>
-              <w:rPr>
-                <w:sz w:val="18"/>
-                <w:szCs w:val="18"/>
-              </w:rPr>
-              <w:t>demonstrate evidence on the following:</w:t>
-            </w:r>
-          </w:p>
-          <w:p>
-            <w:pPr>
-              <w:pStyle w:val="NoSpacing"/>
-              <w:numPr>
-                <w:ilvl w:val="0"/>
-                <w:numId w:val="15"/>
-              </w:numPr>
-              <w:rPr>
-                <w:sz w:val="18"/>
-                <w:szCs w:val="18"/>
-              </w:rPr>
-            </w:pPr>
-            <w:r>
-              <w:rPr>
-                <w:sz w:val="18"/>
-                <w:szCs w:val="18"/>
-              </w:rPr>
-              <w:t>Environment variables.</w:t>
-            </w:r>
-          </w:p>
-          <w:p>
-            <w:pPr>
-              <w:pStyle w:val="NoSpacing"/>
-              <w:numPr>
-                <w:ilvl w:val="0"/>
-                <w:numId w:val="15"/>
-              </w:numPr>
-              <w:rPr>
-                <w:sz w:val="18"/>
-                <w:szCs w:val="18"/>
-              </w:rPr>
-            </w:pPr>
-            <w:r>
-              <w:rPr>
-                <w:sz w:val="18"/>
-                <w:szCs w:val="18"/>
-              </w:rPr>
-              <w:t>Appropriate naming.</w:t>
-            </w:r>
-          </w:p>
-          <w:p>
-            <w:pPr>
-              <w:pStyle w:val="NoSpacing"/>
-              <w:numPr>
-                <w:ilvl w:val="0"/>
-                <w:numId w:val="15"/>
-              </w:numPr>
-              <w:rPr>
-                <w:sz w:val="18"/>
-                <w:szCs w:val="18"/>
-              </w:rPr>
-            </w:pPr>
-            <w:r>
-              <w:rPr>
-                <w:sz w:val="18"/>
-                <w:szCs w:val="18"/>
-              </w:rPr>
-              <w:t>Idiomatic use</w:t>
-            </w:r>
-            <w:r>
-              <w:rPr>
-                <w:sz w:val="18"/>
-                <w:szCs w:val="18"/>
-              </w:rPr>
-              <w:t>.</w:t>
-            </w:r>
-          </w:p>
-          <w:p>
-            <w:pPr>
-              <w:pStyle w:val="NoSpacing"/>
-              <w:numPr>
-                <w:ilvl w:val="0"/>
-                <w:numId w:val="15"/>
-              </w:numPr>
-              <w:rPr>
-                <w:sz w:val="18"/>
-                <w:szCs w:val="18"/>
-              </w:rPr>
-            </w:pPr>
-            <w:r>
-              <w:rPr>
-                <w:sz w:val="18"/>
-                <w:szCs w:val="18"/>
-              </w:rPr>
-              <w:t>Efficient algorithmic approach.</w:t>
-            </w:r>
-          </w:p>
-          <w:p>
-            <w:pPr>
-              <w:pStyle w:val="NoSpacing"/>
-              <w:numPr>
-                <w:ilvl w:val="0"/>
-                <w:numId w:val="15"/>
-              </w:numPr>
-              <w:rPr>
-                <w:sz w:val="18"/>
-                <w:szCs w:val="18"/>
-              </w:rPr>
-            </w:pPr>
-            <w:r>
-              <w:rPr>
-                <w:sz w:val="18"/>
-                <w:szCs w:val="18"/>
-              </w:rPr>
-              <w:t>Sufficient modularity.</w:t>
-            </w:r>
-          </w:p>
-          <w:p>
-            <w:pPr>
-              <w:pStyle w:val="NoSpacing"/>
-              <w:numPr>
-                <w:ilvl w:val="0"/>
-                <w:numId w:val="15"/>
-              </w:numPr>
-              <w:rPr>
-                <w:sz w:val="18"/>
-                <w:szCs w:val="18"/>
-              </w:rPr>
-            </w:pPr>
-            <w:r>
-              <w:rPr>
-                <w:sz w:val="18"/>
-                <w:szCs w:val="18"/>
-              </w:rPr>
-              <w:t>JSDoc header comment.</w:t>
-            </w:r>
-          </w:p>
-          <w:p>
-            <w:pPr>
-              <w:pStyle w:val="NoSpacing"/>
-              <w:numPr>
-                <w:ilvl w:val="0"/>
-                <w:numId w:val="15"/>
-              </w:numPr>
-              <w:rPr>
-                <w:sz w:val="18"/>
-                <w:szCs w:val="18"/>
-              </w:rPr>
-            </w:pPr>
-            <w:r>
-              <w:rPr>
-                <w:sz w:val="18"/>
-                <w:szCs w:val="18"/>
-              </w:rPr>
-              <w:t>Code is formatted.</w:t>
-            </w:r>
-          </w:p>
-          <w:p>
-            <w:pPr>
-              <w:pStyle w:val="NoSpacing"/>
-              <w:numPr>
-                <w:ilvl w:val="0"/>
-                <w:numId w:val="15"/>
-              </w:numPr>
-              <w:rPr>
-                <w:sz w:val="18"/>
-                <w:szCs w:val="18"/>
-              </w:rPr>
-            </w:pPr>
-            <w:r>
-              <w:rPr>
-                <w:sz w:val="18"/>
-                <w:szCs w:val="18"/>
-              </w:rPr>
-              <w:t>No dead or unused code.</w:t>
-            </w:r>
-          </w:p>
-        </w:tc>
-      </w:tr>
-      <w:tr>
-        <w:trPr>
-          <w:cantSplit/>
-          <w:trHeight w:val="3251"/>
-        </w:trPr>
-        <w:tc>
-          <w:tcPr>
-            <w:tcW w:w="524" w:type="dxa"/>
-            <w:shd w:val="clear" w:color="auto" w:fill="E7E6E6" w:themeFill="background2"/>
-            <w:textDirection w:val="btLr"/>
-          </w:tcPr>
-          <w:p>
-            <w:pPr>
-              <w:ind w:left="113" w:right="113"/>
-              <w:jc w:val="center"/>
-              <w:rPr>
-                <w:b/>
-                <w:bCs/>
-                <w:lang w:val="en-AU"/>
-              </w:rPr>
-            </w:pPr>
-            <w:r>
-              <w:rPr>
-                <w:b/>
-                <w:bCs/>
-                <w:lang w:val="en-AU"/>
-              </w:rPr>
-              <w:lastRenderedPageBreak/>
-              <w:t xml:space="preserve">Documentation </w:t>
-            </w:r>
-            <w:r>
-              <w:rPr>
-                <w:b/>
-                <w:bCs/>
-                <w:lang w:val="en-AU"/>
-              </w:rPr>
-              <w:t>and</w:t>
-            </w:r>
-            <w:r>
-              <w:rPr>
-                <w:b/>
-                <w:bCs/>
-                <w:lang w:val="en-AU"/>
-              </w:rPr>
-              <w:t xml:space="preserve"> Git Usage</w:t>
-            </w:r>
-          </w:p>
-        </w:tc>
-        <w:tc>
-          <w:tcPr>
-            <w:tcW w:w="3356" w:type="dxa"/>
-          </w:tcPr>
-          <w:p>
-            <w:pPr>
-              <w:rPr>
-                <w:rFonts w:cstheme="minorHAnsi"/>
-                <w:sz w:val="18"/>
-                <w:szCs w:val="18"/>
-              </w:rPr>
-            </w:pPr>
-            <w:r>
-              <w:rPr>
-                <w:rFonts w:cstheme="minorHAnsi"/>
-                <w:sz w:val="18"/>
-                <w:szCs w:val="18"/>
-              </w:rPr>
-              <w:t xml:space="preserve">README file contains comprehensive evidence </w:t>
-            </w:r>
-            <w:r>
-              <w:rPr>
-                <w:rFonts w:cstheme="minorHAnsi"/>
-                <w:sz w:val="18"/>
-                <w:szCs w:val="18"/>
-              </w:rPr>
-              <w:t>on the following</w:t>
-            </w:r>
-            <w:r>
-              <w:rPr>
-                <w:rFonts w:cstheme="minorHAnsi"/>
-                <w:sz w:val="18"/>
-                <w:szCs w:val="18"/>
+                <w:sz w:val="20"/>
+                <w:szCs w:val="20"/>
+              </w:rPr>
+              <w:t>Comprehensive report</w:t>
+            </w:r>
+            <w:r>
+              <w:rPr>
+                <w:rFonts w:cstheme="minorHAnsi"/>
+                <w:sz w:val="20"/>
+                <w:szCs w:val="20"/>
+              </w:rPr>
+              <w:t xml:space="preserve"> with</w:t>
+            </w:r>
+            <w:r>
+              <w:rPr>
+                <w:rFonts w:cstheme="minorHAnsi"/>
+                <w:sz w:val="20"/>
+                <w:szCs w:val="20"/>
               </w:rPr>
               <w:t>:</w:t>
             </w:r>
@@ -1603,37 +1554,29 @@
               <w:pStyle w:val="ListParagraph"/>
               <w:numPr>
                 <w:ilvl w:val="0"/>
-                <w:numId w:val="9"/>
+                <w:numId w:val="19"/>
               </w:numPr>
               <w:rPr>
                 <w:rFonts w:cstheme="minorHAnsi"/>
-                <w:sz w:val="18"/>
-                <w:szCs w:val="18"/>
+                <w:sz w:val="20"/>
+                <w:szCs w:val="20"/>
               </w:rPr>
             </w:pPr>
             <w:r>
               <w:rPr>
                 <w:rFonts w:cstheme="minorHAnsi"/>
-                <w:sz w:val="18"/>
-                <w:szCs w:val="18"/>
-              </w:rPr>
-              <w:t xml:space="preserve">Seed </w:t>
-            </w:r>
-            <w:r>
-              <w:rPr>
-                <w:rFonts w:cstheme="minorHAnsi"/>
-                <w:sz w:val="18"/>
-                <w:szCs w:val="18"/>
-              </w:rPr>
-              <w:t xml:space="preserve">your </w:t>
-            </w:r>
-            <w:r>
-              <w:rPr>
-                <w:rFonts w:cstheme="minorHAnsi"/>
-                <w:sz w:val="18"/>
-                <w:szCs w:val="18"/>
-              </w:rPr>
-              <w:t>database with Prisma.</w:t>
+                <w:sz w:val="20"/>
+                <w:szCs w:val="20"/>
+              </w:rPr>
+              <w:t>S</w:t>
+            </w:r>
+            <w:r>
+              <w:rPr>
+                <w:rFonts w:cstheme="minorHAnsi"/>
+                <w:sz w:val="20"/>
+                <w:szCs w:val="20"/>
+              </w:rPr>
+              <w:t>ophisticated responsive design strategies for multiple screen sizes.</w:t>
             </w:r>
           </w:p>
           <w:p>
@@ -1641,37 +1584,21 @@
               <w:pStyle w:val="ListParagraph"/>
               <w:numPr>
                 <w:ilvl w:val="0"/>
-                <w:numId w:val="9"/>
+                <w:numId w:val="19"/>
               </w:numPr>
               <w:rPr>
                 <w:rFonts w:cstheme="minorHAnsi"/>
-                <w:sz w:val="18"/>
-                <w:szCs w:val="18"/>
+                <w:sz w:val="20"/>
+                <w:szCs w:val="20"/>
               </w:rPr>
             </w:pPr>
             <w:r>
               <w:rPr>
                 <w:rFonts w:cstheme="minorHAnsi"/>
-                <w:sz w:val="18"/>
-                <w:szCs w:val="18"/>
-              </w:rPr>
-              <w:t xml:space="preserve">Run </w:t>
-            </w:r>
-            <w:r>
-              <w:rPr>
-                <w:rFonts w:cstheme="minorHAnsi"/>
-                <w:sz w:val="18"/>
-                <w:szCs w:val="18"/>
-              </w:rPr>
-              <w:t xml:space="preserve">your </w:t>
-            </w:r>
-            <w:r>
-              <w:rPr>
-                <w:rFonts w:cstheme="minorHAnsi"/>
-                <w:sz w:val="18"/>
-                <w:szCs w:val="18"/>
-              </w:rPr>
-              <w:t>API tests.</w:t>
+                <w:sz w:val="20"/>
+                <w:szCs w:val="20"/>
+              </w:rPr>
+              <w:t>UI/UX decisions are well-justified with user-centered design principles.</w:t>
             </w:r>
           </w:p>
           <w:p>
@@ -1679,21 +1606,53 @@
               <w:pStyle w:val="ListParagraph"/>
               <w:numPr>
                 <w:ilvl w:val="0"/>
-                <w:numId w:val="9"/>
+                <w:numId w:val="19"/>
               </w:numPr>
               <w:rPr>
                 <w:rFonts w:cstheme="minorHAnsi"/>
-                <w:sz w:val="18"/>
-                <w:szCs w:val="18"/>
+                <w:sz w:val="20"/>
+                <w:szCs w:val="20"/>
               </w:rPr>
             </w:pPr>
             <w:r>
               <w:rPr>
                 <w:rFonts w:cstheme="minorHAnsi"/>
-                <w:sz w:val="18"/>
-                <w:szCs w:val="18"/>
-              </w:rPr>
-              <w:t>Use of Markdown.</w:t>
+                <w:sz w:val="20"/>
+                <w:szCs w:val="20"/>
+              </w:rPr>
+              <w:t xml:space="preserve">Navigation and interactions are </w:t>
+            </w:r>
+            <w:r>
+              <w:rPr>
+                <w:rFonts w:cstheme="minorHAnsi"/>
+                <w:sz w:val="20"/>
+                <w:szCs w:val="20"/>
+              </w:rPr>
+              <w:t>intuitive,</w:t>
+            </w:r>
+            <w:r>
+              <w:rPr>
+                <w:rFonts w:cstheme="minorHAnsi"/>
+                <w:sz w:val="20"/>
+                <w:szCs w:val="20"/>
+              </w:rPr>
+              <w:t xml:space="preserve"> and </w:t>
+            </w:r>
+            <w:r>
+              <w:rPr>
+                <w:rFonts w:cstheme="minorHAnsi"/>
+                <w:sz w:val="20"/>
+                <w:szCs w:val="20"/>
+              </w:rPr>
+              <w:t>accessibility focused</w:t>
+            </w:r>
+            <w:r>
+              <w:rPr>
+                <w:rFonts w:cstheme="minorHAnsi"/>
+                <w:sz w:val="20"/>
+                <w:szCs w:val="20"/>
+              </w:rPr>
+              <w:t>.</w:t>
             </w:r>
           </w:p>
           <w:p>
@@ -1701,847 +1660,87 @@
               <w:pStyle w:val="ListParagraph"/>
               <w:numPr>
                 <w:ilvl w:val="0"/>
-                <w:numId w:val="9"/>
+                <w:numId w:val="19"/>
               </w:numPr>
               <w:rPr>
                 <w:rFonts w:cstheme="minorHAnsi"/>
-                <w:sz w:val="18"/>
-                <w:szCs w:val="18"/>
+                <w:sz w:val="20"/>
+                <w:szCs w:val="20"/>
               </w:rPr>
             </w:pPr>
             <w:r>
               <w:rPr>
                 <w:rFonts w:cstheme="minorHAnsi"/>
-                <w:sz w:val="18"/>
-                <w:szCs w:val="18"/>
-              </w:rPr>
-              <w:t>S</w:t>
-            </w:r>
-            <w:r>
-              <w:rPr>
-                <w:rFonts w:cstheme="minorHAnsi"/>
-                <w:sz w:val="18"/>
-                <w:szCs w:val="18"/>
-              </w:rPr>
-              <w:t xml:space="preserve">pelling </w:t>
-            </w:r>
-            <w:r>
-              <w:rPr>
-                <w:rFonts w:cstheme="minorHAnsi"/>
-                <w:sz w:val="18"/>
-                <w:szCs w:val="18"/>
-              </w:rPr>
-              <w:t>and</w:t>
-            </w:r>
-            <w:r>
-              <w:rPr>
-                <w:rFonts w:cstheme="minorHAnsi"/>
-                <w:sz w:val="18"/>
-                <w:szCs w:val="18"/>
-              </w:rPr>
-              <w:t xml:space="preserve"> grammar correctness.</w:t>
-            </w:r>
-          </w:p>
-          <w:p>
-            <w:pPr>
-              <w:rPr>
-                <w:rFonts w:cstheme="minorHAnsi"/>
-                <w:sz w:val="18"/>
-                <w:szCs w:val="18"/>
-              </w:rPr>
-            </w:pPr>
-          </w:p>
-          <w:p>
-            <w:pPr>
-              <w:rPr>
-                <w:rFonts w:cstheme="minorHAnsi"/>
-                <w:sz w:val="18"/>
-                <w:szCs w:val="18"/>
-              </w:rPr>
-            </w:pPr>
-            <w:r>
-              <w:rPr>
-                <w:rFonts w:cstheme="minorHAnsi"/>
-                <w:sz w:val="18"/>
-                <w:szCs w:val="18"/>
-              </w:rPr>
-              <w:t xml:space="preserve">Git commit messages </w:t>
-            </w:r>
-            <w:r>
-              <w:rPr>
-                <w:rFonts w:cstheme="minorHAnsi"/>
-                <w:sz w:val="18"/>
-                <w:szCs w:val="18"/>
-              </w:rPr>
-              <w:t xml:space="preserve">are </w:t>
-            </w:r>
-            <w:r>
-              <w:rPr>
-                <w:rFonts w:cstheme="minorHAnsi"/>
-                <w:sz w:val="18"/>
-                <w:szCs w:val="18"/>
-              </w:rPr>
-              <w:t>comprehensively formatted</w:t>
-            </w:r>
-            <w:r>
-              <w:rPr>
-                <w:rFonts w:cstheme="minorHAnsi"/>
-                <w:sz w:val="18"/>
-                <w:szCs w:val="18"/>
-              </w:rPr>
-              <w:t xml:space="preserve"> </w:t>
-            </w:r>
-            <w:r>
-              <w:rPr>
-                <w:rFonts w:cstheme="minorHAnsi"/>
-                <w:sz w:val="18"/>
-                <w:szCs w:val="18"/>
-              </w:rPr>
-              <w:t>and</w:t>
-            </w:r>
-            <w:r>
-              <w:rPr>
-                <w:rFonts w:cstheme="minorHAnsi"/>
-                <w:sz w:val="18"/>
-                <w:szCs w:val="18"/>
-              </w:rPr>
-              <w:t xml:space="preserve"> refle</w:t>
-            </w:r>
-            <w:r>
-              <w:rPr>
-                <w:rFonts w:cstheme="minorHAnsi"/>
-                <w:sz w:val="18"/>
-                <w:szCs w:val="18"/>
-              </w:rPr>
-              <w:t>ct the changes in concise detail.</w:t>
+                <w:sz w:val="20"/>
+                <w:szCs w:val="20"/>
+              </w:rPr>
+              <w:t>Professional wireframes/mockups for all key screens with detailed annotations showing layout rationale and user flow.</w:t>
             </w:r>
           </w:p>
         </w:tc>
         <w:tc>
           <w:tcPr>
-            <w:tcW w:w="3357" w:type="dxa"/>
+            <w:tcW w:w="3175" w:type="dxa"/>
           </w:tcPr>
           <w:p>
             <w:pPr>
               <w:rPr>
                 <w:rFonts w:cstheme="minorHAnsi"/>
-                <w:sz w:val="18"/>
-                <w:szCs w:val="18"/>
+                <w:sz w:val="20"/>
+                <w:szCs w:val="20"/>
               </w:rPr>
             </w:pPr>
             <w:r>
               <w:rPr>
                 <w:rFonts w:cstheme="minorHAnsi"/>
-                <w:sz w:val="18"/>
-                <w:szCs w:val="18"/>
-              </w:rPr>
-              <w:t>README file contains clear evidence of:</w:t>
-            </w:r>
-          </w:p>
-          <w:p>
-            <w:pPr>
-              <w:pStyle w:val="ListParagraph"/>
-              <w:numPr>
-                <w:ilvl w:val="0"/>
-                <w:numId w:val="9"/>
-              </w:numPr>
-              <w:rPr>
-                <w:rFonts w:cstheme="minorHAnsi"/>
-                <w:sz w:val="18"/>
-                <w:szCs w:val="18"/>
-              </w:rPr>
-            </w:pPr>
-            <w:r>
-              <w:rPr>
-                <w:rFonts w:cstheme="minorHAnsi"/>
-                <w:sz w:val="18"/>
-                <w:szCs w:val="18"/>
-              </w:rPr>
-              <w:t xml:space="preserve">Seed </w:t>
-            </w:r>
-            <w:r>
-              <w:rPr>
-                <w:rFonts w:cstheme="minorHAnsi"/>
-                <w:sz w:val="18"/>
-                <w:szCs w:val="18"/>
-              </w:rPr>
-              <w:t xml:space="preserve">your </w:t>
-            </w:r>
-            <w:r>
-              <w:rPr>
-                <w:rFonts w:cstheme="minorHAnsi"/>
-                <w:sz w:val="18"/>
-                <w:szCs w:val="18"/>
-              </w:rPr>
-              <w:t>database with Prisma.</w:t>
-            </w:r>
-          </w:p>
-          <w:p>
-            <w:pPr>
-              <w:pStyle w:val="ListParagraph"/>
-              <w:numPr>
-                <w:ilvl w:val="0"/>
-                <w:numId w:val="9"/>
-              </w:numPr>
-              <w:rPr>
-                <w:rFonts w:cstheme="minorHAnsi"/>
-                <w:sz w:val="18"/>
-                <w:szCs w:val="18"/>
-              </w:rPr>
-            </w:pPr>
-            <w:r>
-              <w:rPr>
-                <w:rFonts w:cstheme="minorHAnsi"/>
-                <w:sz w:val="18"/>
-                <w:szCs w:val="18"/>
-              </w:rPr>
-              <w:t xml:space="preserve">Run </w:t>
-            </w:r>
-            <w:r>
-              <w:rPr>
-                <w:rFonts w:cstheme="minorHAnsi"/>
-                <w:sz w:val="18"/>
-                <w:szCs w:val="18"/>
-              </w:rPr>
-              <w:t xml:space="preserve">your </w:t>
-            </w:r>
-            <w:r>
-              <w:rPr>
-                <w:rFonts w:cstheme="minorHAnsi"/>
-                <w:sz w:val="18"/>
-                <w:szCs w:val="18"/>
-              </w:rPr>
-              <w:t>API tests.</w:t>
-            </w:r>
-          </w:p>
-          <w:p>
-            <w:pPr>
-              <w:pStyle w:val="ListParagraph"/>
-              <w:numPr>
-                <w:ilvl w:val="0"/>
-                <w:numId w:val="9"/>
-              </w:numPr>
-              <w:rPr>
-                <w:rFonts w:cstheme="minorHAnsi"/>
-                <w:sz w:val="18"/>
-                <w:szCs w:val="18"/>
-              </w:rPr>
-            </w:pPr>
-            <w:r>
-              <w:rPr>
-                <w:rFonts w:cstheme="minorHAnsi"/>
-                <w:sz w:val="18"/>
-                <w:szCs w:val="18"/>
-              </w:rPr>
-              <w:t>Use of Markdown.</w:t>
-            </w:r>
-          </w:p>
-          <w:p>
-            <w:pPr>
-              <w:pStyle w:val="ListParagraph"/>
-              <w:numPr>
-                <w:ilvl w:val="0"/>
-                <w:numId w:val="9"/>
-              </w:numPr>
-              <w:rPr>
-                <w:rFonts w:cstheme="minorHAnsi"/>
-                <w:sz w:val="18"/>
-                <w:szCs w:val="18"/>
-              </w:rPr>
-            </w:pPr>
-            <w:r>
-              <w:rPr>
-                <w:rFonts w:cstheme="minorHAnsi"/>
-                <w:sz w:val="18"/>
-                <w:szCs w:val="18"/>
-              </w:rPr>
-              <w:t>S</w:t>
-            </w:r>
-            <w:r>
-              <w:rPr>
-                <w:rFonts w:cstheme="minorHAnsi"/>
-                <w:sz w:val="18"/>
-                <w:szCs w:val="18"/>
-              </w:rPr>
-              <w:t xml:space="preserve">pelling </w:t>
-            </w:r>
-            <w:r>
-              <w:rPr>
-                <w:rFonts w:cstheme="minorHAnsi"/>
-                <w:sz w:val="18"/>
-                <w:szCs w:val="18"/>
-              </w:rPr>
-              <w:t>and</w:t>
-            </w:r>
-            <w:r>
-              <w:rPr>
-                <w:rFonts w:cstheme="minorHAnsi"/>
-                <w:sz w:val="18"/>
-                <w:szCs w:val="18"/>
-              </w:rPr>
-              <w:t xml:space="preserve"> grammar correctness.</w:t>
-            </w:r>
-          </w:p>
-          <w:p>
-            <w:pPr>
-              <w:rPr>
-                <w:rFonts w:cstheme="minorHAnsi"/>
-                <w:sz w:val="18"/>
-                <w:szCs w:val="18"/>
-              </w:rPr>
-            </w:pPr>
-          </w:p>
-          <w:p>
-            <w:pPr>
-              <w:rPr>
-                <w:rFonts w:ascii="Calibri" w:hAnsi="Calibri" w:cs="Calibri"/>
-                <w:sz w:val="17"/>
-                <w:szCs w:val="17"/>
-              </w:rPr>
-            </w:pPr>
-            <w:r>
-              <w:rPr>
-                <w:rFonts w:cstheme="minorHAnsi"/>
-                <w:sz w:val="18"/>
-                <w:szCs w:val="18"/>
-              </w:rPr>
-              <w:t xml:space="preserve">Git commit messages </w:t>
-            </w:r>
-            <w:r>
-              <w:rPr>
-                <w:rFonts w:cstheme="minorHAnsi"/>
-                <w:sz w:val="18"/>
-                <w:szCs w:val="18"/>
-              </w:rPr>
-              <w:t xml:space="preserve">are </w:t>
-            </w:r>
-            <w:r>
-              <w:rPr>
-                <w:rFonts w:cstheme="minorHAnsi"/>
-                <w:sz w:val="18"/>
-                <w:szCs w:val="18"/>
-              </w:rPr>
-              <w:t>clearly formatted</w:t>
-            </w:r>
-            <w:r>
-              <w:rPr>
-                <w:rFonts w:cstheme="minorHAnsi"/>
-                <w:sz w:val="18"/>
-                <w:szCs w:val="18"/>
-              </w:rPr>
-              <w:t xml:space="preserve"> </w:t>
-            </w:r>
-            <w:r>
-              <w:rPr>
-                <w:rFonts w:cstheme="minorHAnsi"/>
-                <w:sz w:val="18"/>
-                <w:szCs w:val="18"/>
-              </w:rPr>
-              <w:t>and</w:t>
-            </w:r>
-            <w:r>
-              <w:rPr>
-                <w:rFonts w:cstheme="minorHAnsi"/>
-                <w:sz w:val="18"/>
-                <w:szCs w:val="18"/>
-              </w:rPr>
-              <w:t xml:space="preserve"> reflect the changes in substantial detail.</w:t>
+                <w:sz w:val="20"/>
+                <w:szCs w:val="20"/>
+              </w:rPr>
+              <w:t>Good project structure with clear separation of concerns. Logical organisation of files and directories with minor inconsistencies. Good modularity and reusability. Well-managed dependencies with occasional minor issues in import/export patterns. Structure demonstrates good understanding of software architecture principles.</w:t>
             </w:r>
           </w:p>
         </w:tc>
         <w:tc>
           <w:tcPr>
-            <w:tcW w:w="3356" w:type="dxa"/>
+            <w:tcW w:w="3177" w:type="dxa"/>
           </w:tcPr>
           <w:p>
             <w:pPr>
               <w:rPr>
                 <w:rFonts w:cstheme="minorHAnsi"/>
-                <w:sz w:val="18"/>
-                <w:szCs w:val="18"/>
+                <w:sz w:val="20"/>
+                <w:szCs w:val="20"/>
               </w:rPr>
             </w:pPr>
             <w:r>
               <w:rPr>
                 <w:rFonts w:cstheme="minorHAnsi"/>
-                <w:sz w:val="18"/>
-                <w:szCs w:val="18"/>
-              </w:rPr>
-              <w:t>README file contains evidence of:</w:t>
-            </w:r>
-          </w:p>
-          <w:p>
-            <w:pPr>
-              <w:pStyle w:val="ListParagraph"/>
-              <w:numPr>
-                <w:ilvl w:val="0"/>
-                <w:numId w:val="9"/>
-              </w:numPr>
-              <w:rPr>
-                <w:rFonts w:cstheme="minorHAnsi"/>
-                <w:sz w:val="18"/>
-                <w:szCs w:val="18"/>
-              </w:rPr>
-            </w:pPr>
-            <w:r>
-              <w:rPr>
-                <w:rFonts w:cstheme="minorHAnsi"/>
-                <w:sz w:val="18"/>
-                <w:szCs w:val="18"/>
-              </w:rPr>
-              <w:t xml:space="preserve">Seed </w:t>
-            </w:r>
-            <w:r>
-              <w:rPr>
-                <w:rFonts w:cstheme="minorHAnsi"/>
-                <w:sz w:val="18"/>
-                <w:szCs w:val="18"/>
-              </w:rPr>
-              <w:t xml:space="preserve">your </w:t>
-            </w:r>
-            <w:r>
-              <w:rPr>
-                <w:rFonts w:cstheme="minorHAnsi"/>
-                <w:sz w:val="18"/>
-                <w:szCs w:val="18"/>
-              </w:rPr>
-              <w:t>database with Prisma.</w:t>
-            </w:r>
-          </w:p>
-          <w:p>
-            <w:pPr>
-              <w:pStyle w:val="ListParagraph"/>
-              <w:numPr>
-                <w:ilvl w:val="0"/>
-                <w:numId w:val="9"/>
-              </w:numPr>
-              <w:rPr>
-                <w:rFonts w:cstheme="minorHAnsi"/>
-                <w:sz w:val="18"/>
-                <w:szCs w:val="18"/>
-              </w:rPr>
-            </w:pPr>
-            <w:r>
-              <w:rPr>
-                <w:rFonts w:cstheme="minorHAnsi"/>
-                <w:sz w:val="18"/>
-                <w:szCs w:val="18"/>
-              </w:rPr>
-              <w:t xml:space="preserve">Run </w:t>
-            </w:r>
-            <w:r>
-              <w:rPr>
-                <w:rFonts w:cstheme="minorHAnsi"/>
-                <w:sz w:val="18"/>
-                <w:szCs w:val="18"/>
-              </w:rPr>
-              <w:t xml:space="preserve">your </w:t>
-            </w:r>
-            <w:r>
-              <w:rPr>
-                <w:rFonts w:cstheme="minorHAnsi"/>
-                <w:sz w:val="18"/>
-                <w:szCs w:val="18"/>
-              </w:rPr>
-              <w:t>API tests.</w:t>
-            </w:r>
-          </w:p>
-          <w:p>
-            <w:pPr>
-              <w:pStyle w:val="ListParagraph"/>
-              <w:numPr>
-                <w:ilvl w:val="0"/>
-                <w:numId w:val="9"/>
-              </w:numPr>
-              <w:rPr>
-                <w:rFonts w:cstheme="minorHAnsi"/>
-                <w:sz w:val="18"/>
-                <w:szCs w:val="18"/>
-              </w:rPr>
-            </w:pPr>
-            <w:r>
-              <w:rPr>
-                <w:rFonts w:cstheme="minorHAnsi"/>
-                <w:sz w:val="18"/>
-                <w:szCs w:val="18"/>
-              </w:rPr>
-              <w:t>Use of Markdown.</w:t>
-            </w:r>
-          </w:p>
-          <w:p>
-            <w:pPr>
-              <w:pStyle w:val="ListParagraph"/>
-              <w:numPr>
-                <w:ilvl w:val="0"/>
-                <w:numId w:val="9"/>
-              </w:numPr>
-              <w:rPr>
-                <w:rFonts w:cstheme="minorHAnsi"/>
-                <w:sz w:val="18"/>
-                <w:szCs w:val="18"/>
-              </w:rPr>
-            </w:pPr>
-            <w:r>
-              <w:rPr>
-                <w:rFonts w:cstheme="minorHAnsi"/>
-                <w:sz w:val="18"/>
-                <w:szCs w:val="18"/>
-              </w:rPr>
-              <w:t>S</w:t>
-            </w:r>
-            <w:r>
-              <w:rPr>
-                <w:rFonts w:cstheme="minorHAnsi"/>
-                <w:sz w:val="18"/>
-                <w:szCs w:val="18"/>
-              </w:rPr>
-              <w:t xml:space="preserve">pelling </w:t>
-            </w:r>
-            <w:r>
-              <w:rPr>
-                <w:rFonts w:cstheme="minorHAnsi"/>
-                <w:sz w:val="18"/>
-                <w:szCs w:val="18"/>
-              </w:rPr>
-              <w:t>and</w:t>
-            </w:r>
-            <w:r>
-              <w:rPr>
-                <w:rFonts w:cstheme="minorHAnsi"/>
-                <w:sz w:val="18"/>
-                <w:szCs w:val="18"/>
-              </w:rPr>
-              <w:t xml:space="preserve"> grammar correctness.</w:t>
-            </w:r>
-          </w:p>
-          <w:p>
-            <w:pPr>
-              <w:rPr>
-                <w:rFonts w:cstheme="minorHAnsi"/>
-                <w:sz w:val="18"/>
-                <w:szCs w:val="18"/>
-              </w:rPr>
-            </w:pPr>
-          </w:p>
-          <w:p>
-            <w:pPr>
-              <w:rPr>
-                <w:rFonts w:ascii="Calibri" w:hAnsi="Calibri" w:cs="Calibri"/>
-                <w:sz w:val="17"/>
-                <w:szCs w:val="17"/>
-              </w:rPr>
-            </w:pPr>
-            <w:r>
-              <w:rPr>
-                <w:rFonts w:cstheme="minorHAnsi"/>
-                <w:sz w:val="18"/>
-                <w:szCs w:val="18"/>
-              </w:rPr>
-              <w:t xml:space="preserve">Git commit messages </w:t>
-            </w:r>
-            <w:r>
-              <w:rPr>
-                <w:rFonts w:cstheme="minorHAnsi"/>
-                <w:sz w:val="18"/>
-                <w:szCs w:val="18"/>
-              </w:rPr>
-              <w:t xml:space="preserve">are </w:t>
-            </w:r>
-            <w:r>
-              <w:rPr>
-                <w:rFonts w:cstheme="minorHAnsi"/>
-                <w:sz w:val="18"/>
-                <w:szCs w:val="18"/>
-              </w:rPr>
-              <w:t>formatted</w:t>
-            </w:r>
-            <w:r>
-              <w:rPr>
-                <w:rFonts w:cstheme="minorHAnsi"/>
-                <w:sz w:val="18"/>
-                <w:szCs w:val="18"/>
-              </w:rPr>
-              <w:t xml:space="preserve"> </w:t>
-            </w:r>
-            <w:r>
-              <w:rPr>
-                <w:rFonts w:cstheme="minorHAnsi"/>
-                <w:sz w:val="18"/>
-                <w:szCs w:val="18"/>
-              </w:rPr>
-              <w:t>and</w:t>
-            </w:r>
-            <w:r>
-              <w:rPr>
-                <w:rFonts w:cstheme="minorHAnsi"/>
-                <w:sz w:val="18"/>
-                <w:szCs w:val="18"/>
-              </w:rPr>
-              <w:t xml:space="preserve"> reflect the changes in detail.</w:t>
+                <w:sz w:val="20"/>
+                <w:szCs w:val="20"/>
+              </w:rPr>
+              <w:t>Acceptable project structure with basic separation of concerns. Some logical organisation but with notable inconsistencies. Limited modularity and reusability. Dependencies managed but with some significant issues. Structure demonstrates basic understanding of software architecture principles.</w:t>
             </w:r>
           </w:p>
         </w:tc>
         <w:tc>
           <w:tcPr>
-            <w:tcW w:w="3357" w:type="dxa"/>
+            <w:tcW w:w="3177" w:type="dxa"/>
           </w:tcPr>
           <w:p>
             <w:pPr>
               <w:rPr>
                 <w:rFonts w:cstheme="minorHAnsi"/>
-                <w:sz w:val="18"/>
-                <w:szCs w:val="18"/>
+                <w:sz w:val="20"/>
+                <w:szCs w:val="20"/>
               </w:rPr>
             </w:pPr>
             <w:r>
               <w:rPr>
                 <w:rFonts w:cstheme="minorHAnsi"/>
-                <w:sz w:val="18"/>
-                <w:szCs w:val="18"/>
-              </w:rPr>
-              <w:t>README file does not or does not fully contain evidence of:</w:t>
-            </w:r>
-          </w:p>
-          <w:p>
-            <w:pPr>
-              <w:pStyle w:val="ListParagraph"/>
-              <w:numPr>
-                <w:ilvl w:val="0"/>
-                <w:numId w:val="9"/>
-              </w:numPr>
-              <w:rPr>
-                <w:rFonts w:cstheme="minorHAnsi"/>
-                <w:sz w:val="18"/>
-                <w:szCs w:val="18"/>
-              </w:rPr>
-            </w:pPr>
-            <w:r>
-              <w:rPr>
-                <w:rFonts w:cstheme="minorHAnsi"/>
-                <w:sz w:val="18"/>
-                <w:szCs w:val="18"/>
-              </w:rPr>
-              <w:t xml:space="preserve">Seed </w:t>
-            </w:r>
-            <w:r>
-              <w:rPr>
-                <w:rFonts w:cstheme="minorHAnsi"/>
-                <w:sz w:val="18"/>
-                <w:szCs w:val="18"/>
-              </w:rPr>
-              <w:t xml:space="preserve">your </w:t>
-            </w:r>
-            <w:r>
-              <w:rPr>
-                <w:rFonts w:cstheme="minorHAnsi"/>
-                <w:sz w:val="18"/>
-                <w:szCs w:val="18"/>
-              </w:rPr>
-              <w:t>database with Prisma.</w:t>
-            </w:r>
-          </w:p>
-          <w:p>
-            <w:pPr>
-              <w:pStyle w:val="ListParagraph"/>
-              <w:numPr>
-                <w:ilvl w:val="0"/>
-                <w:numId w:val="9"/>
-              </w:numPr>
-              <w:rPr>
-                <w:rFonts w:cstheme="minorHAnsi"/>
-                <w:sz w:val="18"/>
-                <w:szCs w:val="18"/>
-              </w:rPr>
-            </w:pPr>
-            <w:r>
-              <w:rPr>
-                <w:rFonts w:cstheme="minorHAnsi"/>
-                <w:sz w:val="18"/>
-                <w:szCs w:val="18"/>
-              </w:rPr>
-              <w:t xml:space="preserve">Run </w:t>
-            </w:r>
-            <w:r>
-              <w:rPr>
-                <w:rFonts w:cstheme="minorHAnsi"/>
-                <w:sz w:val="18"/>
-                <w:szCs w:val="18"/>
-              </w:rPr>
-              <w:t xml:space="preserve">your </w:t>
-            </w:r>
-            <w:r>
-              <w:rPr>
-                <w:rFonts w:cstheme="minorHAnsi"/>
-                <w:sz w:val="18"/>
-                <w:szCs w:val="18"/>
-              </w:rPr>
-              <w:t>API tests.</w:t>
-            </w:r>
-          </w:p>
-          <w:p>
-            <w:pPr>
-              <w:pStyle w:val="ListParagraph"/>
-              <w:numPr>
-                <w:ilvl w:val="0"/>
-                <w:numId w:val="9"/>
-              </w:numPr>
-              <w:rPr>
-                <w:rFonts w:cstheme="minorHAnsi"/>
-                <w:sz w:val="18"/>
-                <w:szCs w:val="18"/>
-              </w:rPr>
-            </w:pPr>
-            <w:r>
-              <w:rPr>
-                <w:rFonts w:cstheme="minorHAnsi"/>
-                <w:sz w:val="18"/>
-                <w:szCs w:val="18"/>
-              </w:rPr>
-              <w:t>Use of Markdown.</w:t>
-            </w:r>
-          </w:p>
-          <w:p>
-            <w:pPr>
-              <w:pStyle w:val="ListParagraph"/>
-              <w:numPr>
-                <w:ilvl w:val="0"/>
-                <w:numId w:val="9"/>
-              </w:numPr>
-              <w:rPr>
-                <w:rFonts w:cstheme="minorHAnsi"/>
-                <w:sz w:val="18"/>
-                <w:szCs w:val="18"/>
-              </w:rPr>
-            </w:pPr>
-            <w:r>
-              <w:rPr>
-                <w:rFonts w:cstheme="minorHAnsi"/>
-                <w:sz w:val="18"/>
-                <w:szCs w:val="18"/>
-              </w:rPr>
-              <w:t>S</w:t>
-            </w:r>
-            <w:r>
-              <w:rPr>
-                <w:rFonts w:cstheme="minorHAnsi"/>
-                <w:sz w:val="18"/>
-                <w:szCs w:val="18"/>
-              </w:rPr>
-              <w:t xml:space="preserve">pelling </w:t>
-            </w:r>
-            <w:r>
-              <w:rPr>
-                <w:rFonts w:cstheme="minorHAnsi"/>
-                <w:sz w:val="18"/>
-                <w:szCs w:val="18"/>
-              </w:rPr>
-              <w:t>and</w:t>
-            </w:r>
-            <w:r>
-              <w:rPr>
-                <w:rFonts w:cstheme="minorHAnsi"/>
-                <w:sz w:val="18"/>
-                <w:szCs w:val="18"/>
-              </w:rPr>
-              <w:t xml:space="preserve"> grammar correctness.</w:t>
-            </w:r>
-          </w:p>
-          <w:p>
-            <w:pPr>
-              <w:rPr>
-                <w:rFonts w:cstheme="minorHAnsi"/>
-                <w:sz w:val="18"/>
-                <w:szCs w:val="18"/>
-              </w:rPr>
-            </w:pPr>
-          </w:p>
-          <w:p>
-            <w:pPr>
-              <w:rPr>
-                <w:rFonts w:ascii="Calibri" w:hAnsi="Calibri" w:cs="Calibri"/>
-                <w:sz w:val="18"/>
-                <w:szCs w:val="18"/>
-              </w:rPr>
-            </w:pPr>
-            <w:r>
-              <w:rPr>
-                <w:rFonts w:cstheme="minorHAnsi"/>
-                <w:sz w:val="18"/>
-                <w:szCs w:val="18"/>
-              </w:rPr>
-              <w:t xml:space="preserve">Git commit messages </w:t>
-            </w:r>
-            <w:r>
-              <w:rPr>
-                <w:rFonts w:cstheme="minorHAnsi"/>
-                <w:sz w:val="18"/>
-                <w:szCs w:val="18"/>
-              </w:rPr>
-              <w:t>are</w:t>
-            </w:r>
-            <w:r>
-              <w:rPr>
-                <w:rFonts w:cstheme="minorHAnsi"/>
-                <w:sz w:val="18"/>
-                <w:szCs w:val="18"/>
-              </w:rPr>
-              <w:t xml:space="preserve"> not or </w:t>
-            </w:r>
-            <w:r>
-              <w:rPr>
-                <w:rFonts w:cstheme="minorHAnsi"/>
-                <w:sz w:val="18"/>
-                <w:szCs w:val="18"/>
-              </w:rPr>
-              <w:t>are</w:t>
-            </w:r>
-            <w:r>
-              <w:rPr>
-                <w:rFonts w:cstheme="minorHAnsi"/>
-                <w:sz w:val="18"/>
-                <w:szCs w:val="18"/>
-              </w:rPr>
-              <w:t xml:space="preserve"> not fully formatted</w:t>
-            </w:r>
-            <w:r>
-              <w:rPr>
-                <w:rFonts w:cstheme="minorHAnsi"/>
-                <w:sz w:val="18"/>
-                <w:szCs w:val="18"/>
-              </w:rPr>
-              <w:t xml:space="preserve"> </w:t>
-            </w:r>
-            <w:r>
-              <w:rPr>
-                <w:rFonts w:cstheme="minorHAnsi"/>
-                <w:sz w:val="18"/>
-                <w:szCs w:val="18"/>
-              </w:rPr>
-              <w:t>and</w:t>
-            </w:r>
-            <w:r>
-              <w:rPr>
-                <w:rFonts w:cstheme="minorHAnsi"/>
-                <w:sz w:val="18"/>
-                <w:szCs w:val="18"/>
-              </w:rPr>
-              <w:t xml:space="preserve"> </w:t>
-            </w:r>
-            <w:r>
-              <w:rPr>
-                <w:rFonts w:cstheme="minorHAnsi"/>
-                <w:sz w:val="18"/>
-                <w:szCs w:val="18"/>
-              </w:rPr>
-              <w:t xml:space="preserve">do not or do not fully </w:t>
-            </w:r>
-            <w:r>
-              <w:rPr>
-                <w:rFonts w:cstheme="minorHAnsi"/>
-                <w:sz w:val="18"/>
-                <w:szCs w:val="18"/>
-              </w:rPr>
-              <w:t>reflect the changes.</w:t>
+                <w:sz w:val="20"/>
+                <w:szCs w:val="20"/>
+              </w:rPr>
+              <w:t>Poor project structure with minimal separation of concerns. Disorganised files and directories with major inconsistencies. Little to no modularity or reusability. Poorly managed dependencies with critical issues. Structure demonstrates limited understanding of software architecture principles.</w:t>
             </w:r>
           </w:p>
         </w:tc>
@@ -2550,11 +1749,14 @@
     <w:p>
       <w:pPr>
         <w:rPr>
+          <w:rFonts w:cstheme="minorHAnsi"/>
+          <w:sz w:val="20"/>
+          <w:szCs w:val="20"/>
           <w:lang w:val="en-AU"/>
         </w:rPr>
         <w:sectPr>
-          <w:headerReference w:type="default" r:id="rId7"/>
-          <w:footerReference w:type="default" r:id="rId8"/>
+          <w:headerReference w:type="default" r:id="rId8"/>
+          <w:footerReference w:type="default" r:id="rId9"/>
           <w:pgSz w:w="16840" w:h="11900" w:orient="landscape"/>
           <w:pgMar w:top="1440" w:right="1440" w:bottom="1440" w:left="1440" w:header="708" w:footer="708" w:gutter="0"/>
           <w:cols w:space="708"/>
@@ -2567,21 +1769,19 @@
         <w:pStyle w:val="Heading1"/>
         <w:jc w:val="center"/>
         <w:rPr>
-          <w:b/>
-          <w:bCs/>
+          <w:rFonts w:asciiTheme="minorHAnsi" w:hAnsiTheme="minorHAnsi" w:cstheme="minorHAnsi"/>
           <w:color w:val="000000" w:themeColor="text1"/>
-          <w:sz w:val="30"/>
-          <w:szCs w:val="30"/>
+          <w:sz w:val="20"/>
+          <w:szCs w:val="20"/>
           <w:lang w:val="en-AU"/>
         </w:rPr>
       </w:pPr>
       <w:r>
         <w:rPr>
-          <w:b/>
-          <w:bCs/>
+          <w:rFonts w:asciiTheme="minorHAnsi" w:hAnsiTheme="minorHAnsi" w:cstheme="minorHAnsi"/>
           <w:color w:val="000000" w:themeColor="text1"/>
-          <w:sz w:val="30"/>
-          <w:szCs w:val="30"/>
+          <w:sz w:val="20"/>
+          <w:szCs w:val="20"/>
           <w:lang w:val="en-AU"/>
         </w:rPr>
         <w:lastRenderedPageBreak/>
@@ -2589,44 +1789,40 @@
       </w:r>
       <w:r>
         <w:rPr>
-          <w:b/>
-          <w:bCs/>
+          <w:rFonts w:asciiTheme="minorHAnsi" w:hAnsiTheme="minorHAnsi" w:cstheme="minorHAnsi"/>
           <w:color w:val="000000" w:themeColor="text1"/>
-          <w:sz w:val="30"/>
-          <w:szCs w:val="30"/>
+          <w:sz w:val="20"/>
+          <w:szCs w:val="20"/>
           <w:lang w:val="en-AU"/>
         </w:rPr>
         <w:t>7</w:t>
       </w:r>
       <w:r>
         <w:rPr>
-          <w:b/>
-          <w:bCs/>
+          <w:rFonts w:asciiTheme="minorHAnsi" w:hAnsiTheme="minorHAnsi" w:cstheme="minorHAnsi"/>
           <w:color w:val="000000" w:themeColor="text1"/>
-          <w:sz w:val="30"/>
-          <w:szCs w:val="30"/>
+          <w:sz w:val="20"/>
+          <w:szCs w:val="20"/>
           <w:lang w:val="en-AU"/>
         </w:rPr>
         <w:t xml:space="preserve">001: </w:t>
       </w:r>
       <w:r>
         <w:rPr>
-          <w:b/>
-          <w:bCs/>
+          <w:rFonts w:asciiTheme="minorHAnsi" w:hAnsiTheme="minorHAnsi" w:cstheme="minorHAnsi"/>
           <w:color w:val="000000" w:themeColor="text1"/>
-          <w:sz w:val="30"/>
-          <w:szCs w:val="30"/>
+          <w:sz w:val="20"/>
+          <w:szCs w:val="20"/>
           <w:lang w:val="en-AU"/>
         </w:rPr>
         <w:t>Introductory</w:t>
       </w:r>
       <w:r>
         <w:rPr>
-          <w:b/>
-          <w:bCs/>
+          <w:rFonts w:asciiTheme="minorHAnsi" w:hAnsiTheme="minorHAnsi" w:cstheme="minorHAnsi"/>
           <w:color w:val="000000" w:themeColor="text1"/>
-          <w:sz w:val="30"/>
-          <w:szCs w:val="30"/>
+          <w:sz w:val="20"/>
+          <w:szCs w:val="20"/>
           <w:lang w:val="en-AU"/>
         </w:rPr>
         <w:t xml:space="preserve"> Application Development Concepts</w:t>
@@ -2637,46 +1833,42 @@
         <w:pStyle w:val="Heading1"/>
         <w:jc w:val="center"/>
         <w:rPr>
-          <w:b/>
-          <w:bCs/>
+          <w:rFonts w:asciiTheme="minorHAnsi" w:hAnsiTheme="minorHAnsi" w:cstheme="minorHAnsi"/>
           <w:color w:val="000000" w:themeColor="text1"/>
-          <w:sz w:val="30"/>
-          <w:szCs w:val="30"/>
+          <w:sz w:val="20"/>
+          <w:szCs w:val="20"/>
           <w:lang w:val="en-AU"/>
         </w:rPr>
       </w:pPr>
       <w:r>
         <w:rPr>
-          <w:b/>
-          <w:bCs/>
+          <w:rFonts w:asciiTheme="minorHAnsi" w:hAnsiTheme="minorHAnsi" w:cstheme="minorHAnsi"/>
           <w:color w:val="000000" w:themeColor="text1"/>
-          <w:sz w:val="30"/>
-          <w:szCs w:val="30"/>
+          <w:sz w:val="20"/>
+          <w:szCs w:val="20"/>
           <w:lang w:val="en-AU"/>
         </w:rPr>
         <w:t>Practical</w:t>
       </w:r>
       <w:r>
         <w:rPr>
-          <w:b/>
-          <w:bCs/>
+          <w:rFonts w:asciiTheme="minorHAnsi" w:hAnsiTheme="minorHAnsi" w:cstheme="minorHAnsi"/>
           <w:color w:val="000000" w:themeColor="text1"/>
-          <w:sz w:val="30"/>
-          <w:szCs w:val="30"/>
+          <w:sz w:val="20"/>
+          <w:szCs w:val="20"/>
           <w:lang w:val="en-AU"/>
         </w:rPr>
-        <w:t xml:space="preserve"> Marking</w:t>
+        <w:t xml:space="preserve"> </w:t>
       </w:r>
       <w:r>
         <w:rPr>
-          <w:b/>
-          <w:bCs/>
+          <w:rFonts w:asciiTheme="minorHAnsi" w:hAnsiTheme="minorHAnsi" w:cstheme="minorHAnsi"/>
           <w:color w:val="000000" w:themeColor="text1"/>
-          <w:sz w:val="30"/>
-          <w:szCs w:val="30"/>
+          <w:sz w:val="20"/>
+          <w:szCs w:val="20"/>
           <w:lang w:val="en-AU"/>
         </w:rPr>
-        <w:t xml:space="preserve"> Cover Sheet</w:t>
+        <w:t>Marking Cover Sheet</w:t>
       </w:r>
     </w:p>
     <w:p>
@@ -2687,8 +1879,18 @@
           <w:tab w:val="left" w:pos="8101"/>
           <w:tab w:val="left" w:pos="11095"/>
         </w:tabs>
+        <w:rPr>
+          <w:rFonts w:asciiTheme="minorHAnsi" w:hAnsiTheme="minorHAnsi" w:cstheme="minorHAnsi"/>
+          <w:sz w:val="20"/>
+          <w:szCs w:val="20"/>
+        </w:rPr>
       </w:pPr>
       <w:r>
+        <w:rPr>
+          <w:rFonts w:asciiTheme="minorHAnsi" w:hAnsiTheme="minorHAnsi" w:cstheme="minorHAnsi"/>
+          <w:sz w:val="20"/>
+          <w:szCs w:val="20"/>
+        </w:rPr>
         <w:t xml:space="preserve"> </w:t>
       </w:r>
     </w:p>
@@ -2700,8 +1902,18 @@
           <w:tab w:val="left" w:pos="8101"/>
           <w:tab w:val="left" w:pos="11095"/>
         </w:tabs>
+        <w:rPr>
+          <w:rFonts w:asciiTheme="minorHAnsi" w:hAnsiTheme="minorHAnsi" w:cstheme="minorHAnsi"/>
+          <w:sz w:val="20"/>
+          <w:szCs w:val="20"/>
+        </w:rPr>
       </w:pPr>
       <w:r>
+        <w:rPr>
+          <w:rFonts w:asciiTheme="minorHAnsi" w:hAnsiTheme="minorHAnsi" w:cstheme="minorHAnsi"/>
+          <w:sz w:val="20"/>
+          <w:szCs w:val="20"/>
+        </w:rPr>
         <w:t xml:space="preserve">Name: </w:t>
       </w:r>
     </w:p>
@@ -2713,6 +1925,11 @@
           <w:tab w:val="left" w:pos="8101"/>
           <w:tab w:val="left" w:pos="11095"/>
         </w:tabs>
+        <w:rPr>
+          <w:rFonts w:asciiTheme="minorHAnsi" w:hAnsiTheme="minorHAnsi" w:cstheme="minorHAnsi"/>
+          <w:sz w:val="20"/>
+          <w:szCs w:val="20"/>
+        </w:rPr>
       </w:pPr>
     </w:p>
     <w:p>
@@ -2723,8 +1940,18 @@
           <w:tab w:val="left" w:pos="8101"/>
           <w:tab w:val="left" w:pos="11095"/>
         </w:tabs>
+        <w:rPr>
+          <w:rFonts w:asciiTheme="minorHAnsi" w:hAnsiTheme="minorHAnsi" w:cstheme="minorHAnsi"/>
+          <w:sz w:val="20"/>
+          <w:szCs w:val="20"/>
+        </w:rPr>
       </w:pPr>
       <w:r>
+        <w:rPr>
+          <w:rFonts w:asciiTheme="minorHAnsi" w:hAnsiTheme="minorHAnsi" w:cstheme="minorHAnsi"/>
+          <w:sz w:val="20"/>
+          <w:szCs w:val="20"/>
+        </w:rPr>
         <w:t>Date:</w:t>
       </w:r>
     </w:p>
@@ -2736,6 +1963,11 @@
           <w:tab w:val="left" w:pos="8101"/>
           <w:tab w:val="left" w:pos="11095"/>
         </w:tabs>
+        <w:rPr>
+          <w:rFonts w:asciiTheme="minorHAnsi" w:hAnsiTheme="minorHAnsi" w:cstheme="minorHAnsi"/>
+          <w:sz w:val="20"/>
+          <w:szCs w:val="20"/>
+        </w:rPr>
       </w:pPr>
     </w:p>
     <w:p>
@@ -2746,8 +1978,18 @@
           <w:tab w:val="left" w:pos="8101"/>
           <w:tab w:val="left" w:pos="11095"/>
         </w:tabs>
+        <w:rPr>
+          <w:rFonts w:asciiTheme="minorHAnsi" w:hAnsiTheme="minorHAnsi" w:cstheme="minorHAnsi"/>
+          <w:sz w:val="20"/>
+          <w:szCs w:val="20"/>
+        </w:rPr>
       </w:pPr>
       <w:r>
+        <w:rPr>
+          <w:rFonts w:asciiTheme="minorHAnsi" w:hAnsiTheme="minorHAnsi" w:cstheme="minorHAnsi"/>
+          <w:sz w:val="20"/>
+          <w:szCs w:val="20"/>
+        </w:rPr>
         <w:t>Learner ID:</w:t>
       </w:r>
     </w:p>
@@ -2759,6 +2001,11 @@
           <w:tab w:val="left" w:pos="8101"/>
           <w:tab w:val="left" w:pos="11095"/>
         </w:tabs>
+        <w:rPr>
+          <w:rFonts w:asciiTheme="minorHAnsi" w:hAnsiTheme="minorHAnsi" w:cstheme="minorHAnsi"/>
+          <w:sz w:val="20"/>
+          <w:szCs w:val="20"/>
+        </w:rPr>
       </w:pPr>
     </w:p>
     <w:p>
@@ -2769,8 +2016,18 @@
           <w:tab w:val="left" w:pos="8101"/>
           <w:tab w:val="left" w:pos="11095"/>
         </w:tabs>
+        <w:rPr>
+          <w:rFonts w:asciiTheme="minorHAnsi" w:hAnsiTheme="minorHAnsi" w:cstheme="minorHAnsi"/>
+          <w:sz w:val="20"/>
+          <w:szCs w:val="20"/>
+        </w:rPr>
       </w:pPr>
       <w:r>
+        <w:rPr>
+          <w:rFonts w:asciiTheme="minorHAnsi" w:hAnsiTheme="minorHAnsi" w:cstheme="minorHAnsi"/>
+          <w:sz w:val="20"/>
+          <w:szCs w:val="20"/>
+        </w:rPr>
         <w:t>Assessor’s Name:</w:t>
       </w:r>
     </w:p>
@@ -2782,6 +2039,11 @@
           <w:tab w:val="left" w:pos="8101"/>
           <w:tab w:val="left" w:pos="11095"/>
         </w:tabs>
+        <w:rPr>
+          <w:rFonts w:asciiTheme="minorHAnsi" w:hAnsiTheme="minorHAnsi" w:cstheme="minorHAnsi"/>
+          <w:sz w:val="20"/>
+          <w:szCs w:val="20"/>
+        </w:rPr>
       </w:pPr>
     </w:p>
     <w:p>
@@ -2792,8 +2054,18 @@
           <w:tab w:val="left" w:pos="8101"/>
           <w:tab w:val="left" w:pos="11095"/>
         </w:tabs>
+        <w:rPr>
+          <w:rFonts w:asciiTheme="minorHAnsi" w:hAnsiTheme="minorHAnsi" w:cstheme="minorHAnsi"/>
+          <w:sz w:val="20"/>
+          <w:szCs w:val="20"/>
+        </w:rPr>
       </w:pPr>
       <w:r>
+        <w:rPr>
+          <w:rFonts w:asciiTheme="minorHAnsi" w:hAnsiTheme="minorHAnsi" w:cstheme="minorHAnsi"/>
+          <w:sz w:val="20"/>
+          <w:szCs w:val="20"/>
+        </w:rPr>
         <w:t>Assessor’s Signature:</w:t>
       </w:r>
     </w:p>
@@ -2805,6 +2077,11 @@
           <w:tab w:val="left" w:pos="8101"/>
           <w:tab w:val="left" w:pos="11095"/>
         </w:tabs>
+        <w:rPr>
+          <w:rFonts w:asciiTheme="minorHAnsi" w:hAnsiTheme="minorHAnsi" w:cstheme="minorHAnsi"/>
+          <w:sz w:val="20"/>
+          <w:szCs w:val="20"/>
+        </w:rPr>
       </w:pPr>
     </w:p>
     <w:tbl>
@@ -2815,7 +2092,6 @@
       </w:tblPr>
       <w:tblGrid>
         <w:gridCol w:w="2830"/>
-        <w:gridCol w:w="2060"/>
         <w:gridCol w:w="2060"/>
         <w:gridCol w:w="2060"/>
       </w:tblGrid>
@@ -2835,14 +2111,16 @@
               </w:tabs>
               <w:jc w:val="center"/>
               <w:rPr>
-                <w:b/>
-                <w:bCs/>
+                <w:rFonts w:asciiTheme="minorHAnsi" w:hAnsiTheme="minorHAnsi" w:cstheme="minorHAnsi"/>
+                <w:sz w:val="20"/>
+                <w:szCs w:val="20"/>
               </w:rPr>
             </w:pPr>
             <w:r>
               <w:rPr>
-                <w:b/>
-                <w:bCs/>
+                <w:rFonts w:asciiTheme="minorHAnsi" w:hAnsiTheme="minorHAnsi" w:cstheme="minorHAnsi"/>
+                <w:sz w:val="20"/>
+                <w:szCs w:val="20"/>
               </w:rPr>
               <w:t>Criteria</w:t>
             </w:r>
@@ -2863,16 +2141,18 @@
               </w:tabs>
               <w:jc w:val="center"/>
               <w:rPr>
-                <w:b/>
-                <w:bCs/>
+                <w:rFonts w:asciiTheme="minorHAnsi" w:hAnsiTheme="minorHAnsi" w:cstheme="minorHAnsi"/>
+                <w:sz w:val="20"/>
+                <w:szCs w:val="20"/>
               </w:rPr>
             </w:pPr>
             <w:r>
               <w:rPr>
-                <w:b/>
-                <w:bCs/>
-              </w:rPr>
-              <w:t>Out Of</w:t>
+                <w:rFonts w:asciiTheme="minorHAnsi" w:hAnsiTheme="minorHAnsi" w:cstheme="minorHAnsi"/>
+                <w:sz w:val="20"/>
+                <w:szCs w:val="20"/>
+              </w:rPr>
+              <w:t>Weighting</w:t>
             </w:r>
           </w:p>
         </w:tc>
@@ -2891,44 +2171,18 @@
               </w:tabs>
               <w:jc w:val="center"/>
               <w:rPr>
-                <w:b/>
-                <w:bCs/>
+                <w:rFonts w:asciiTheme="minorHAnsi" w:hAnsiTheme="minorHAnsi" w:cstheme="minorHAnsi"/>
+                <w:sz w:val="20"/>
+                <w:szCs w:val="20"/>
               </w:rPr>
             </w:pPr>
             <w:r>
               <w:rPr>
-                <w:b/>
-                <w:bCs/>
-              </w:rPr>
-              <w:t>Weighting</w:t>
-            </w:r>
-          </w:p>
-        </w:tc>
-        <w:tc>
-          <w:tcPr>
-            <w:tcW w:w="2060" w:type="dxa"/>
-            <w:shd w:val="clear" w:color="auto" w:fill="E7E6E6" w:themeFill="background2"/>
-          </w:tcPr>
-          <w:p>
-            <w:pPr>
-              <w:pStyle w:val="BodyText"/>
-              <w:tabs>
-                <w:tab w:val="left" w:pos="7494"/>
-                <w:tab w:val="left" w:pos="8101"/>
-                <w:tab w:val="left" w:pos="11095"/>
-              </w:tabs>
-              <w:jc w:val="center"/>
-              <w:rPr>
-                <w:b/>
-                <w:bCs/>
-              </w:rPr>
-            </w:pPr>
-            <w:r>
-              <w:rPr>
-                <w:b/>
-                <w:bCs/>
-              </w:rPr>
-              <w:t>Final Result</w:t>
+                <w:rFonts w:asciiTheme="minorHAnsi" w:hAnsiTheme="minorHAnsi" w:cstheme="minorHAnsi"/>
+                <w:sz w:val="20"/>
+                <w:szCs w:val="20"/>
+              </w:rPr>
+              <w:t>Mark</w:t>
             </w:r>
           </w:p>
         </w:tc>
@@ -2948,9 +2202,19 @@
                 <w:tab w:val="left" w:pos="11095"/>
               </w:tabs>
               <w:jc w:val="center"/>
+              <w:rPr>
+                <w:rFonts w:asciiTheme="minorHAnsi" w:hAnsiTheme="minorHAnsi" w:cstheme="minorHAnsi"/>
+                <w:sz w:val="20"/>
+                <w:szCs w:val="20"/>
+              </w:rPr>
             </w:pPr>
             <w:r>
-              <w:t>Functionality</w:t>
+              <w:rPr>
+                <w:rFonts w:asciiTheme="minorHAnsi" w:hAnsiTheme="minorHAnsi" w:cstheme="minorHAnsi"/>
+                <w:sz w:val="20"/>
+                <w:szCs w:val="20"/>
+              </w:rPr>
+              <w:t>System Design</w:t>
             </w:r>
           </w:p>
         </w:tc>
@@ -2967,8 +2231,18 @@
                 <w:tab w:val="left" w:pos="11095"/>
               </w:tabs>
               <w:jc w:val="center"/>
+              <w:rPr>
+                <w:rFonts w:asciiTheme="minorHAnsi" w:hAnsiTheme="minorHAnsi" w:cstheme="minorHAnsi"/>
+                <w:sz w:val="20"/>
+                <w:szCs w:val="20"/>
+              </w:rPr>
             </w:pPr>
             <w:r>
+              <w:rPr>
+                <w:rFonts w:asciiTheme="minorHAnsi" w:hAnsiTheme="minorHAnsi" w:cstheme="minorHAnsi"/>
+                <w:sz w:val="20"/>
+                <w:szCs w:val="20"/>
+              </w:rPr>
               <w:t>10</w:t>
             </w:r>
           </w:p>
@@ -2986,25 +2260,11 @@
                 <w:tab w:val="left" w:pos="11095"/>
               </w:tabs>
               <w:jc w:val="center"/>
-            </w:pPr>
-            <w:r>
-              <w:t>50</w:t>
-            </w:r>
-          </w:p>
-        </w:tc>
-        <w:tc>
-          <w:tcPr>
-            <w:tcW w:w="2060" w:type="dxa"/>
-          </w:tcPr>
-          <w:p>
-            <w:pPr>
-              <w:pStyle w:val="BodyText"/>
-              <w:tabs>
-                <w:tab w:val="left" w:pos="7494"/>
-                <w:tab w:val="left" w:pos="8101"/>
-                <w:tab w:val="left" w:pos="11095"/>
-              </w:tabs>
-              <w:jc w:val="center"/>
+              <w:rPr>
+                <w:rFonts w:asciiTheme="minorHAnsi" w:hAnsiTheme="minorHAnsi" w:cstheme="minorHAnsi"/>
+                <w:sz w:val="20"/>
+                <w:szCs w:val="20"/>
+              </w:rPr>
             </w:pPr>
           </w:p>
         </w:tc>
@@ -3024,12 +2284,19 @@
                 <w:tab w:val="left" w:pos="11095"/>
               </w:tabs>
               <w:jc w:val="center"/>
+              <w:rPr>
+                <w:rFonts w:asciiTheme="minorHAnsi" w:hAnsiTheme="minorHAnsi" w:cstheme="minorHAnsi"/>
+                <w:sz w:val="20"/>
+                <w:szCs w:val="20"/>
+              </w:rPr>
             </w:pPr>
             <w:r>
-              <w:t xml:space="preserve">Code </w:t>
-            </w:r>
-            <w:r>
-              <w:t>Quality and Best Practices</w:t>
+              <w:rPr>
+                <w:rFonts w:asciiTheme="minorHAnsi" w:hAnsiTheme="minorHAnsi" w:cstheme="minorHAnsi"/>
+                <w:sz w:val="20"/>
+                <w:szCs w:val="20"/>
+              </w:rPr>
+              <w:t>UI Design</w:t>
             </w:r>
           </w:p>
         </w:tc>
@@ -3046,8 +2313,18 @@
                 <w:tab w:val="left" w:pos="11095"/>
               </w:tabs>
               <w:jc w:val="center"/>
+              <w:rPr>
+                <w:rFonts w:asciiTheme="minorHAnsi" w:hAnsiTheme="minorHAnsi" w:cstheme="minorHAnsi"/>
+                <w:sz w:val="20"/>
+                <w:szCs w:val="20"/>
+              </w:rPr>
             </w:pPr>
             <w:r>
+              <w:rPr>
+                <w:rFonts w:asciiTheme="minorHAnsi" w:hAnsiTheme="minorHAnsi" w:cstheme="minorHAnsi"/>
+                <w:sz w:val="20"/>
+                <w:szCs w:val="20"/>
+              </w:rPr>
               <w:t>10</w:t>
             </w:r>
           </w:p>
@@ -3065,28 +2342,11 @@
                 <w:tab w:val="left" w:pos="11095"/>
               </w:tabs>
               <w:jc w:val="center"/>
-            </w:pPr>
-            <w:r>
-              <w:t>4</w:t>
-            </w:r>
-            <w:r>
-              <w:t>5</w:t>
-            </w:r>
-          </w:p>
-        </w:tc>
-        <w:tc>
-          <w:tcPr>
-            <w:tcW w:w="2060" w:type="dxa"/>
-          </w:tcPr>
-          <w:p>
-            <w:pPr>
-              <w:pStyle w:val="BodyText"/>
-              <w:tabs>
-                <w:tab w:val="left" w:pos="7494"/>
-                <w:tab w:val="left" w:pos="8101"/>
-                <w:tab w:val="left" w:pos="11095"/>
-              </w:tabs>
-              <w:jc w:val="center"/>
+              <w:rPr>
+                <w:rFonts w:asciiTheme="minorHAnsi" w:hAnsiTheme="minorHAnsi" w:cstheme="minorHAnsi"/>
+                <w:sz w:val="20"/>
+                <w:szCs w:val="20"/>
+              </w:rPr>
             </w:pPr>
           </w:p>
         </w:tc>
@@ -3106,21 +2366,26 @@
                 <w:tab w:val="left" w:pos="11095"/>
               </w:tabs>
               <w:jc w:val="center"/>
+              <w:rPr>
+                <w:rFonts w:asciiTheme="minorHAnsi" w:hAnsiTheme="minorHAnsi" w:cstheme="minorHAnsi"/>
+                <w:sz w:val="20"/>
+                <w:szCs w:val="20"/>
+              </w:rPr>
             </w:pPr>
             <w:r>
-              <w:t xml:space="preserve">Documentation </w:t>
-            </w:r>
-            <w:r>
-              <w:t>and</w:t>
-            </w:r>
-            <w:r>
-              <w:t xml:space="preserve"> Git Usage</w:t>
+              <w:rPr>
+                <w:rFonts w:asciiTheme="minorHAnsi" w:hAnsiTheme="minorHAnsi" w:cstheme="minorHAnsi"/>
+                <w:sz w:val="20"/>
+                <w:szCs w:val="20"/>
+              </w:rPr>
+              <w:t>Final Result</w:t>
             </w:r>
           </w:p>
         </w:tc>
         <w:tc>
           <w:tcPr>
-            <w:tcW w:w="2060" w:type="dxa"/>
+            <w:tcW w:w="4120" w:type="dxa"/>
+            <w:gridSpan w:val="2"/>
           </w:tcPr>
           <w:p>
             <w:pPr>
@@ -3131,45 +2396,28 @@
                 <w:tab w:val="left" w:pos="11095"/>
               </w:tabs>
               <w:jc w:val="center"/>
+              <w:rPr>
+                <w:rFonts w:asciiTheme="minorHAnsi" w:hAnsiTheme="minorHAnsi" w:cstheme="minorHAnsi"/>
+                <w:sz w:val="20"/>
+                <w:szCs w:val="20"/>
+              </w:rPr>
             </w:pPr>
             <w:r>
-              <w:t>10</w:t>
-            </w:r>
-          </w:p>
-        </w:tc>
-        <w:tc>
-          <w:tcPr>
-            <w:tcW w:w="2060" w:type="dxa"/>
-          </w:tcPr>
-          <w:p>
-            <w:pPr>
-              <w:pStyle w:val="BodyText"/>
-              <w:tabs>
-                <w:tab w:val="left" w:pos="7494"/>
-                <w:tab w:val="left" w:pos="8101"/>
-                <w:tab w:val="left" w:pos="11095"/>
-              </w:tabs>
-              <w:jc w:val="center"/>
-            </w:pPr>
-            <w:r>
-              <w:t>5</w:t>
-            </w:r>
-          </w:p>
-        </w:tc>
-        <w:tc>
-          <w:tcPr>
-            <w:tcW w:w="2060" w:type="dxa"/>
-          </w:tcPr>
-          <w:p>
-            <w:pPr>
-              <w:pStyle w:val="BodyText"/>
-              <w:tabs>
-                <w:tab w:val="left" w:pos="7494"/>
-                <w:tab w:val="left" w:pos="8101"/>
-                <w:tab w:val="left" w:pos="11095"/>
-              </w:tabs>
-              <w:jc w:val="center"/>
-            </w:pPr>
+              <w:rPr>
+                <w:rFonts w:asciiTheme="minorHAnsi" w:hAnsiTheme="minorHAnsi" w:cstheme="minorHAnsi"/>
+                <w:sz w:val="20"/>
+                <w:szCs w:val="20"/>
+              </w:rPr>
+              <w:t>/</w:t>
+            </w:r>
+            <w:r>
+              <w:rPr>
+                <w:rFonts w:asciiTheme="minorHAnsi" w:hAnsiTheme="minorHAnsi" w:cstheme="minorHAnsi"/>
+                <w:sz w:val="20"/>
+                <w:szCs w:val="20"/>
+              </w:rPr>
+              <w:t>20</w:t>
+            </w:r>
           </w:p>
         </w:tc>
       </w:tr>
@@ -3190,122 +2438,34 @@
               </w:tabs>
               <w:jc w:val="center"/>
               <w:rPr>
-                <w:b/>
-                <w:bCs/>
+                <w:rFonts w:asciiTheme="minorHAnsi" w:hAnsiTheme="minorHAnsi" w:cstheme="minorHAnsi"/>
+                <w:sz w:val="20"/>
+                <w:szCs w:val="20"/>
               </w:rPr>
             </w:pPr>
             <w:r>
               <w:rPr>
-                <w:b/>
-                <w:bCs/>
-              </w:rPr>
-              <w:t>Final Result</w:t>
-            </w:r>
-          </w:p>
-        </w:tc>
-        <w:tc>
-          <w:tcPr>
-            <w:tcW w:w="2060" w:type="dxa"/>
-          </w:tcPr>
-          <w:p>
-            <w:pPr>
-              <w:pStyle w:val="BodyText"/>
-              <w:tabs>
-                <w:tab w:val="left" w:pos="7494"/>
-                <w:tab w:val="left" w:pos="8101"/>
-                <w:tab w:val="left" w:pos="11095"/>
-              </w:tabs>
-              <w:jc w:val="center"/>
-            </w:pPr>
-            <w:r>
-              <w:t>/100</w:t>
-            </w:r>
-          </w:p>
-        </w:tc>
-      </w:tr>
-      <w:tr>
-        <w:tc>
-          <w:tcPr>
-            <w:tcW w:w="9010" w:type="dxa"/>
-            <w:gridSpan w:val="4"/>
-            <w:shd w:val="clear" w:color="auto" w:fill="E7E6E6" w:themeFill="background2"/>
-          </w:tcPr>
-          <w:p>
-            <w:pPr>
-              <w:pStyle w:val="BodyText"/>
-              <w:tabs>
-                <w:tab w:val="left" w:pos="7494"/>
-                <w:tab w:val="left" w:pos="8101"/>
-                <w:tab w:val="left" w:pos="11095"/>
-              </w:tabs>
-              <w:jc w:val="center"/>
-              <w:rPr>
-                <w:b/>
-                <w:bCs/>
-              </w:rPr>
-            </w:pPr>
-            <w:r>
-              <w:rPr>
-                <w:b/>
-                <w:bCs/>
+                <w:rFonts w:asciiTheme="minorHAnsi" w:hAnsiTheme="minorHAnsi" w:cstheme="minorHAnsi"/>
+                <w:sz w:val="20"/>
+                <w:szCs w:val="20"/>
               </w:rPr>
               <w:t xml:space="preserve">This assessment is worth </w:t>
             </w:r>
             <w:r>
               <w:rPr>
-                <w:b/>
-                <w:bCs/>
-              </w:rPr>
-              <w:t>2</w:t>
-            </w:r>
-            <w:r>
-              <w:rPr>
-                <w:b/>
-                <w:bCs/>
-              </w:rPr>
-              <w:t>0</w:t>
-            </w:r>
-            <w:r>
-              <w:rPr>
-                <w:b/>
-                <w:bCs/>
-              </w:rPr>
-              <w:t>%</w:t>
-            </w:r>
-            <w:r>
-              <w:rPr>
-                <w:b/>
-                <w:bCs/>
-              </w:rPr>
-              <w:t xml:space="preserve"> of the final mark for the </w:t>
-            </w:r>
-            <w:r>
-              <w:rPr>
-                <w:b/>
-                <w:bCs/>
-              </w:rPr>
-              <w:t>Introductory</w:t>
-            </w:r>
-            <w:r>
-              <w:rPr>
-                <w:b/>
-                <w:bCs/>
-              </w:rPr>
-              <w:t xml:space="preserve"> Application Development Concepts</w:t>
-            </w:r>
-            <w:r>
-              <w:rPr>
-                <w:b/>
-                <w:bCs/>
-              </w:rPr>
-              <w:t xml:space="preserve"> </w:t>
-            </w:r>
-            <w:r>
-              <w:rPr>
-                <w:b/>
-                <w:bCs/>
-              </w:rPr>
-              <w:t>course.</w:t>
+                <w:rFonts w:asciiTheme="minorHAnsi" w:hAnsiTheme="minorHAnsi" w:cstheme="minorHAnsi"/>
+                <w:sz w:val="20"/>
+                <w:szCs w:val="20"/>
+              </w:rPr>
+              <w:t>20</w:t>
+            </w:r>
+            <w:r>
+              <w:rPr>
+                <w:rFonts w:asciiTheme="minorHAnsi" w:hAnsiTheme="minorHAnsi" w:cstheme="minorHAnsi"/>
+                <w:sz w:val="20"/>
+                <w:szCs w:val="20"/>
+              </w:rPr>
+              <w:t>% of the final mark for the Introductory Application Development Concepts course.</w:t>
             </w:r>
           </w:p>
         </w:tc>
@@ -3319,6 +2479,12 @@
           <w:tab w:val="left" w:pos="8101"/>
           <w:tab w:val="left" w:pos="11095"/>
         </w:tabs>
+        <w:rPr>
+          <w:rFonts w:asciiTheme="minorHAnsi" w:hAnsiTheme="minorHAnsi" w:cstheme="minorHAnsi"/>
+          <w:sz w:val="20"/>
+          <w:szCs w:val="20"/>
+          <w:u w:val="single"/>
+        </w:rPr>
       </w:pPr>
     </w:p>
     <w:p>
@@ -3330,15 +2496,17 @@
           <w:tab w:val="left" w:pos="11095"/>
         </w:tabs>
         <w:rPr>
-          <w:b/>
-          <w:bCs/>
+          <w:rFonts w:asciiTheme="minorHAnsi" w:hAnsiTheme="minorHAnsi" w:cstheme="minorHAnsi"/>
+          <w:sz w:val="20"/>
+          <w:szCs w:val="20"/>
           <w:u w:val="single"/>
         </w:rPr>
       </w:pPr>
       <w:r>
         <w:rPr>
-          <w:b/>
-          <w:bCs/>
+          <w:rFonts w:asciiTheme="minorHAnsi" w:hAnsiTheme="minorHAnsi" w:cstheme="minorHAnsi"/>
+          <w:sz w:val="20"/>
+          <w:szCs w:val="20"/>
           <w:u w:val="single"/>
         </w:rPr>
         <w:t>Feedback:</w:t>
@@ -3352,6 +2520,11 @@
           <w:tab w:val="left" w:pos="8101"/>
           <w:tab w:val="left" w:pos="11095"/>
         </w:tabs>
+        <w:rPr>
+          <w:rFonts w:asciiTheme="minorHAnsi" w:hAnsiTheme="minorHAnsi" w:cstheme="minorHAnsi"/>
+          <w:sz w:val="20"/>
+          <w:szCs w:val="20"/>
+        </w:rPr>
       </w:pPr>
     </w:p>
     <w:p>
@@ -3363,21 +2536,24 @@
           <w:tab w:val="left" w:pos="11095"/>
         </w:tabs>
         <w:rPr>
-          <w:b/>
-          <w:bCs/>
+          <w:rFonts w:asciiTheme="minorHAnsi" w:hAnsiTheme="minorHAnsi" w:cstheme="minorHAnsi"/>
+          <w:sz w:val="20"/>
+          <w:szCs w:val="20"/>
         </w:rPr>
       </w:pPr>
       <w:r>
         <w:rPr>
-          <w:b/>
-          <w:bCs/>
-        </w:rPr>
-        <w:t>Functionality</w:t>
+          <w:rFonts w:asciiTheme="minorHAnsi" w:hAnsiTheme="minorHAnsi" w:cstheme="minorHAnsi"/>
+          <w:sz w:val="20"/>
+          <w:szCs w:val="20"/>
+        </w:rPr>
+        <w:t>System Design</w:t>
       </w:r>
       <w:r>
         <w:rPr>
-          <w:b/>
-          <w:bCs/>
+          <w:rFonts w:asciiTheme="minorHAnsi" w:hAnsiTheme="minorHAnsi" w:cstheme="minorHAnsi"/>
+          <w:sz w:val="20"/>
+          <w:szCs w:val="20"/>
         </w:rPr>
         <w:t>:</w:t>
       </w:r>
@@ -3391,8 +2567,9 @@
           <w:tab w:val="left" w:pos="11095"/>
         </w:tabs>
         <w:rPr>
-          <w:b/>
-          <w:bCs/>
+          <w:rFonts w:asciiTheme="minorHAnsi" w:hAnsiTheme="minorHAnsi" w:cstheme="minorHAnsi"/>
+          <w:sz w:val="20"/>
+          <w:szCs w:val="20"/>
         </w:rPr>
       </w:pPr>
     </w:p>
@@ -3405,72 +2582,18 @@
           <w:tab w:val="left" w:pos="11095"/>
         </w:tabs>
         <w:rPr>
-          <w:b/>
-          <w:bCs/>
+          <w:rFonts w:asciiTheme="minorHAnsi" w:hAnsiTheme="minorHAnsi" w:cstheme="minorHAnsi"/>
+          <w:sz w:val="20"/>
+          <w:szCs w:val="20"/>
         </w:rPr>
       </w:pPr>
       <w:r>
         <w:rPr>
-          <w:b/>
-          <w:bCs/>
-        </w:rPr>
-        <w:t>Code Quality and Best Practices</w:t>
-      </w:r>
-      <w:r>
-        <w:rPr>
-          <w:b/>
-          <w:bCs/>
-        </w:rPr>
-        <w:t>:</w:t>
-      </w:r>
-    </w:p>
-    <w:p>
-      <w:pPr>
-        <w:pStyle w:val="BodyText"/>
-        <w:tabs>
-          <w:tab w:val="left" w:pos="7494"/>
-          <w:tab w:val="left" w:pos="8101"/>
-          <w:tab w:val="left" w:pos="11095"/>
-        </w:tabs>
-        <w:rPr>
-          <w:b/>
-          <w:bCs/>
-        </w:rPr>
-      </w:pPr>
-    </w:p>
-    <w:p>
-      <w:pPr>
-        <w:pStyle w:val="BodyText"/>
-        <w:tabs>
-          <w:tab w:val="left" w:pos="7494"/>
-          <w:tab w:val="left" w:pos="8101"/>
-          <w:tab w:val="left" w:pos="11095"/>
-        </w:tabs>
-        <w:rPr>
-          <w:b/>
-          <w:bCs/>
-        </w:rPr>
-      </w:pPr>
-      <w:r>
-        <w:rPr>
-          <w:b/>
-          <w:bCs/>
-        </w:rPr>
-        <w:t xml:space="preserve">Documentation </w:t>
-      </w:r>
-      <w:r>
-        <w:rPr>
-          <w:b/>
-          <w:bCs/>
-        </w:rPr>
-        <w:t>and</w:t>
-      </w:r>
-      <w:r>
-        <w:rPr>
-          <w:b/>
-          <w:bCs/>
-        </w:rPr>
-        <w:t xml:space="preserve"> Git Usage:</w:t>
+          <w:rFonts w:asciiTheme="minorHAnsi" w:hAnsiTheme="minorHAnsi" w:cstheme="minorHAnsi"/>
+          <w:sz w:val="20"/>
+          <w:szCs w:val="20"/>
+        </w:rPr>
+        <w:t>UI Design:</w:t>
       </w:r>
     </w:p>
     <w:sectPr>
@@ -3484,7 +2607,7 @@
 </file>
 
 <file path=word/endnotes.xml><?xml version="1.0" encoding="utf-8"?>
-<w:endnotes xmlns:wpc="http://schemas.microsoft.com/office/word/2010/wordprocessingCanvas" xmlns:cx="http://schemas.microsoft.com/office/drawing/2014/chartex" xmlns:cx1="http://schemas.microsoft.com/office/drawing/2015/9/8/chartex" xmlns:cx2="http://schemas.microsoft.com/office/drawing/2015/10/21/chartex" xmlns:cx3="http://schemas.microsoft.com/office/drawing/2016/5/9/chartex" xmlns:cx4="http://schemas.microsoft.com/office/drawing/2016/5/10/chartex" xmlns:cx5="http://schemas.microsoft.com/office/drawing/2016/5/11/chartex" xmlns:cx6="http://schemas.microsoft.com/office/drawing/2016/5/12/chartex" xmlns:cx7="http://schemas.microsoft.com/office/drawing/2016/5/13/chartex" xmlns:cx8="http://schemas.microsoft.com/office/drawing/2016/5/14/chartex" xmlns:mc="http://schemas.openxmlformats.org/markup-compatibility/2006" xmlns:aink="http://schemas.microsoft.com/office/drawing/2016/ink" xmlns:am3d="http://schemas.microsoft.com/office/drawing/2017/model3d" xmlns:o="urn:schemas-microsoft-com:office:office" xmlns:oel="http://schemas.microsoft.com/office/2019/extlst" xmlns:r="http://schemas.openxmlformats.org/officeDocument/2006/relationships" xmlns:m="http://schemas.openxmlformats.org/officeDocument/2006/math" xmlns:v="urn:schemas-microsoft-com:vml" xmlns:wp14="http://schemas.microsoft.com/office/word/2010/wordprocessingDrawing" xmlns:wp="http://schemas.openxmlformats.org/drawingml/2006/wordprocessingDrawing" xmlns:w10="urn:schemas-microsoft-com:office:word" xmlns:w="http://schemas.openxmlformats.org/wordprocessingml/2006/main" xmlns:w14="http://schemas.microsoft.com/office/word/2010/wordml" xmlns:w15="http://schemas.microsoft.com/office/word/2012/wordml" xmlns:w16cex="http://schemas.microsoft.com/office/word/2018/wordml/cex" xmlns:w16cid="http://schemas.microsoft.com/office/word/2016/wordml/cid" xmlns:w16="http://schemas.microsoft.com/office/word/2018/wordml" xmlns:w16du="http://schemas.microsoft.com/office/word/2023/wordml/word16du" xmlns:w16sdtdh="http://schemas.microsoft.com/office/word/2020/wordml/sdtdatahash" xmlns:w16se="http://schemas.microsoft.com/office/word/2015/wordml/symex" xmlns:wpg="http://schemas.microsoft.com/office/word/2010/wordprocessingGroup" xmlns:wpi="http://schemas.microsoft.com/office/word/2010/wordprocessingInk" xmlns:wne="http://schemas.microsoft.com/office/word/2006/wordml" xmlns:wps="http://schemas.microsoft.com/office/word/2010/wordprocessingShape" mc:Ignorable="w14 w15 w16se w16cid w16 w16cex w16sdtdh w16du wp14">
+<w:endnotes xmlns:wpc="http://schemas.microsoft.com/office/word/2010/wordprocessingCanvas" xmlns:cx="http://schemas.microsoft.com/office/drawing/2014/chartex" xmlns:cx1="http://schemas.microsoft.com/office/drawing/2015/9/8/chartex" xmlns:cx2="http://schemas.microsoft.com/office/drawing/2015/10/21/chartex" xmlns:cx3="http://schemas.microsoft.com/office/drawing/2016/5/9/chartex" xmlns:cx4="http://schemas.microsoft.com/office/drawing/2016/5/10/chartex" xmlns:cx5="http://schemas.microsoft.com/office/drawing/2016/5/11/chartex" xmlns:cx6="http://schemas.microsoft.com/office/drawing/2016/5/12/chartex" xmlns:cx7="http://schemas.microsoft.com/office/drawing/2016/5/13/chartex" xmlns:cx8="http://schemas.microsoft.com/office/drawing/2016/5/14/chartex" xmlns:mc="http://schemas.openxmlformats.org/markup-compatibility/2006" xmlns:aink="http://schemas.microsoft.com/office/drawing/2016/ink" xmlns:am3d="http://schemas.microsoft.com/office/drawing/2017/model3d" xmlns:o="urn:schemas-microsoft-com:office:office" xmlns:oel="http://schemas.microsoft.com/office/2019/extlst" xmlns:r="http://schemas.openxmlformats.org/officeDocument/2006/relationships" xmlns:m="http://schemas.openxmlformats.org/officeDocument/2006/math" xmlns:v="urn:schemas-microsoft-com:vml" xmlns:wp14="http://schemas.microsoft.com/office/word/2010/wordprocessingDrawing" xmlns:wp="http://schemas.openxmlformats.org/drawingml/2006/wordprocessingDrawing" xmlns:w10="urn:schemas-microsoft-com:office:word" xmlns:w="http://schemas.openxmlformats.org/wordprocessingml/2006/main" xmlns:w14="http://schemas.microsoft.com/office/word/2010/wordml" xmlns:w15="http://schemas.microsoft.com/office/word/2012/wordml" xmlns:w16cex="http://schemas.microsoft.com/office/word/2018/wordml/cex" xmlns:w16cid="http://schemas.microsoft.com/office/word/2016/wordml/cid" xmlns:w16="http://schemas.microsoft.com/office/word/2018/wordml" xmlns:w16du="http://schemas.microsoft.com/office/word/2023/wordml/word16du" xmlns:w16sdtdh="http://schemas.microsoft.com/office/word/2020/wordml/sdtdatahash" xmlns:w16sdtfl="http://schemas.microsoft.com/office/word/2024/wordml/sdtformatlock" xmlns:w16se="http://schemas.microsoft.com/office/word/2015/wordml/symex" xmlns:wpg="http://schemas.microsoft.com/office/word/2010/wordprocessingGroup" xmlns:wpi="http://schemas.microsoft.com/office/word/2010/wordprocessingInk" xmlns:wne="http://schemas.microsoft.com/office/word/2006/wordml" xmlns:wps="http://schemas.microsoft.com/office/word/2010/wordprocessingShape" mc:Ignorable="w14 w15 w16se w16cid w16 w16cex w16sdtdh w16sdtfl w16du wp14">
   <w:endnote w:type="separator" w:id="-1">
     <w:p>
       <w:r>
@@ -3503,7 +2626,7 @@
 </file>
 
 <file path=word/footer1.xml><?xml version="1.0" encoding="utf-8"?>
-<w:ftr xmlns:wpc="http://schemas.microsoft.com/office/word/2010/wordprocessingCanvas" xmlns:cx="http://schemas.microsoft.com/office/drawing/2014/chartex" xmlns:cx1="http://schemas.microsoft.com/office/drawing/2015/9/8/chartex" xmlns:cx2="http://schemas.microsoft.com/office/drawing/2015/10/21/chartex" xmlns:cx3="http://schemas.microsoft.com/office/drawing/2016/5/9/chartex" xmlns:cx4="http://schemas.microsoft.com/office/drawing/2016/5/10/chartex" xmlns:cx5="http://schemas.microsoft.com/office/drawing/2016/5/11/chartex" xmlns:cx6="http://schemas.microsoft.com/office/drawing/2016/5/12/chartex" xmlns:cx7="http://schemas.microsoft.com/office/drawing/2016/5/13/chartex" xmlns:cx8="http://schemas.microsoft.com/office/drawing/2016/5/14/chartex" xmlns:mc="http://schemas.openxmlformats.org/markup-compatibility/2006" xmlns:aink="http://schemas.microsoft.com/office/drawing/2016/ink" xmlns:am3d="http://schemas.microsoft.com/office/drawing/2017/model3d" xmlns:o="urn:schemas-microsoft-com:office:office" xmlns:oel="http://schemas.microsoft.com/office/2019/extlst" xmlns:r="http://schemas.openxmlformats.org/officeDocument/2006/relationships" xmlns:m="http://schemas.openxmlformats.org/officeDocument/2006/math" xmlns:v="urn:schemas-microsoft-com:vml" xmlns:wp14="http://schemas.microsoft.com/office/word/2010/wordprocessingDrawing" xmlns:wp="http://schemas.openxmlformats.org/drawingml/2006/wordprocessingDrawing" xmlns:w10="urn:schemas-microsoft-com:office:word" xmlns:w="http://schemas.openxmlformats.org/wordprocessingml/2006/main" xmlns:w14="http://schemas.microsoft.com/office/word/2010/wordml" xmlns:w15="http://schemas.microsoft.com/office/word/2012/wordml" xmlns:w16cex="http://schemas.microsoft.com/office/word/2018/wordml/cex" xmlns:w16cid="http://schemas.microsoft.com/office/word/2016/wordml/cid" xmlns:w16="http://schemas.microsoft.com/office/word/2018/wordml" xmlns:w16du="http://schemas.microsoft.com/office/word/2023/wordml/word16du" xmlns:w16sdtdh="http://schemas.microsoft.com/office/word/2020/wordml/sdtdatahash" xmlns:w16se="http://schemas.microsoft.com/office/word/2015/wordml/symex" xmlns:wpg="http://schemas.microsoft.com/office/word/2010/wordprocessingGroup" xmlns:wpi="http://schemas.microsoft.com/office/word/2010/wordprocessingInk" xmlns:wne="http://schemas.microsoft.com/office/word/2006/wordml" xmlns:wps="http://schemas.microsoft.com/office/word/2010/wordprocessingShape" mc:Ignorable="w14 w15 w16se w16cid w16 w16cex w16sdtdh w16du wp14">
+<w:ftr xmlns:wpc="http://schemas.microsoft.com/office/word/2010/wordprocessingCanvas" xmlns:cx="http://schemas.microsoft.com/office/drawing/2014/chartex" xmlns:cx1="http://schemas.microsoft.com/office/drawing/2015/9/8/chartex" xmlns:cx2="http://schemas.microsoft.com/office/drawing/2015/10/21/chartex" xmlns:cx3="http://schemas.microsoft.com/office/drawing/2016/5/9/chartex" xmlns:cx4="http://schemas.microsoft.com/office/drawing/2016/5/10/chartex" xmlns:cx5="http://schemas.microsoft.com/office/drawing/2016/5/11/chartex" xmlns:cx6="http://schemas.microsoft.com/office/drawing/2016/5/12/chartex" xmlns:cx7="http://schemas.microsoft.com/office/drawing/2016/5/13/chartex" xmlns:cx8="http://schemas.microsoft.com/office/drawing/2016/5/14/chartex" xmlns:mc="http://schemas.openxmlformats.org/markup-compatibility/2006" xmlns:aink="http://schemas.microsoft.com/office/drawing/2016/ink" xmlns:am3d="http://schemas.microsoft.com/office/drawing/2017/model3d" xmlns:o="urn:schemas-microsoft-com:office:office" xmlns:oel="http://schemas.microsoft.com/office/2019/extlst" xmlns:r="http://schemas.openxmlformats.org/officeDocument/2006/relationships" xmlns:m="http://schemas.openxmlformats.org/officeDocument/2006/math" xmlns:v="urn:schemas-microsoft-com:vml" xmlns:wp14="http://schemas.microsoft.com/office/word/2010/wordprocessingDrawing" xmlns:wp="http://schemas.openxmlformats.org/drawingml/2006/wordprocessingDrawing" xmlns:w10="urn:schemas-microsoft-com:office:word" xmlns:w="http://schemas.openxmlformats.org/wordprocessingml/2006/main" xmlns:w14="http://schemas.microsoft.com/office/word/2010/wordml" xmlns:w15="http://schemas.microsoft.com/office/word/2012/wordml" xmlns:w16cex="http://schemas.microsoft.com/office/word/2018/wordml/cex" xmlns:w16cid="http://schemas.microsoft.com/office/word/2016/wordml/cid" xmlns:w16="http://schemas.microsoft.com/office/word/2018/wordml" xmlns:w16du="http://schemas.microsoft.com/office/word/2023/wordml/word16du" xmlns:w16sdtdh="http://schemas.microsoft.com/office/word/2020/wordml/sdtdatahash" xmlns:w16sdtfl="http://schemas.microsoft.com/office/word/2024/wordml/sdtformatlock" xmlns:w16se="http://schemas.microsoft.com/office/word/2015/wordml/symex" xmlns:wpg="http://schemas.microsoft.com/office/word/2010/wordprocessingGroup" xmlns:wpi="http://schemas.microsoft.com/office/word/2010/wordprocessingInk" xmlns:wne="http://schemas.microsoft.com/office/word/2006/wordml" xmlns:wps="http://schemas.microsoft.com/office/word/2010/wordprocessingShape" mc:Ignorable="w14 w15 w16se w16cid w16 w16cex w16sdtdh w16sdtfl w16du wp14">
   <w:p>
     <w:pPr>
       <w:pStyle w:val="Footer"/>
@@ -3593,7 +2716,7 @@
         <w:sz w:val="20"/>
         <w:szCs w:val="20"/>
       </w:rPr>
-      <w:t>2</w:t>
+      <w:t>1</w:t>
     </w:r>
     <w:r>
       <w:rPr>
@@ -3635,14 +2758,14 @@
         <w:sz w:val="20"/>
         <w:szCs w:val="20"/>
       </w:rPr>
-      <w:t>4</w:t>
+      <w:t>5</w:t>
     </w:r>
   </w:p>
 </w:ftr>
 </file>
 
 <file path=word/footnotes.xml><?xml version="1.0" encoding="utf-8"?>
-<w:footnotes xmlns:wpc="http://schemas.microsoft.com/office/word/2010/wordprocessingCanvas" xmlns:cx="http://schemas.microsoft.com/office/drawing/2014/chartex" xmlns:cx1="http://schemas.microsoft.com/office/drawing/2015/9/8/chartex" xmlns:cx2="http://schemas.microsoft.com/office/drawing/2015/10/21/chartex" xmlns:cx3="http://schemas.microsoft.com/office/drawing/2016/5/9/chartex" xmlns:cx4="http://schemas.microsoft.com/office/drawing/2016/5/10/chartex" xmlns:cx5="http://schemas.microsoft.com/office/drawing/2016/5/11/chartex" xmlns:cx6="http://schemas.microsoft.com/office/drawing/2016/5/12/chartex" xmlns:cx7="http://schemas.microsoft.com/office/drawing/2016/5/13/chartex" xmlns:cx8="http://schemas.microsoft.com/office/drawing/2016/5/14/chartex" xmlns:mc="http://schemas.openxmlformats.org/markup-compatibility/2006" xmlns:aink="http://schemas.microsoft.com/office/drawing/2016/ink" xmlns:am3d="http://schemas.microsoft.com/office/drawing/2017/model3d" xmlns:o="urn:schemas-microsoft-com:office:office" xmlns:oel="http://schemas.microsoft.com/office/2019/extlst" xmlns:r="http://schemas.openxmlformats.org/officeDocument/2006/relationships" xmlns:m="http://schemas.openxmlformats.org/officeDocument/2006/math" xmlns:v="urn:schemas-microsoft-com:vml" xmlns:wp14="http://schemas.microsoft.com/office/word/2010/wordprocessingDrawing" xmlns:wp="http://schemas.openxmlformats.org/drawingml/2006/wordprocessingDrawing" xmlns:w10="urn:schemas-microsoft-com:office:word" xmlns:w="http://schemas.openxmlformats.org/wordprocessingml/2006/main" xmlns:w14="http://schemas.microsoft.com/office/word/2010/wordml" xmlns:w15="http://schemas.microsoft.com/office/word/2012/wordml" xmlns:w16cex="http://schemas.microsoft.com/office/word/2018/wordml/cex" xmlns:w16cid="http://schemas.microsoft.com/office/word/2016/wordml/cid" xmlns:w16="http://schemas.microsoft.com/office/word/2018/wordml" xmlns:w16du="http://schemas.microsoft.com/office/word/2023/wordml/word16du" xmlns:w16sdtdh="http://schemas.microsoft.com/office/word/2020/wordml/sdtdatahash" xmlns:w16se="http://schemas.microsoft.com/office/word/2015/wordml/symex" xmlns:wpg="http://schemas.microsoft.com/office/word/2010/wordprocessingGroup" xmlns:wpi="http://schemas.microsoft.com/office/word/2010/wordprocessingInk" xmlns:wne="http://schemas.microsoft.com/office/word/2006/wordml" xmlns:wps="http://schemas.microsoft.com/office/word/2010/wordprocessingShape" mc:Ignorable="w14 w15 w16se w16cid w16 w16cex w16sdtdh w16du wp14">
+<w:footnotes xmlns:wpc="http://schemas.microsoft.com/office/word/2010/wordprocessingCanvas" xmlns:cx="http://schemas.microsoft.com/office/drawing/2014/chartex" xmlns:cx1="http://schemas.microsoft.com/office/drawing/2015/9/8/chartex" xmlns:cx2="http://schemas.microsoft.com/office/drawing/2015/10/21/chartex" xmlns:cx3="http://schemas.microsoft.com/office/drawing/2016/5/9/chartex" xmlns:cx4="http://schemas.microsoft.com/office/drawing/2016/5/10/chartex" xmlns:cx5="http://schemas.microsoft.com/office/drawing/2016/5/11/chartex" xmlns:cx6="http://schemas.microsoft.com/office/drawing/2016/5/12/chartex" xmlns:cx7="http://schemas.microsoft.com/office/drawing/2016/5/13/chartex" xmlns:cx8="http://schemas.microsoft.com/office/drawing/2016/5/14/chartex" xmlns:mc="http://schemas.openxmlformats.org/markup-compatibility/2006" xmlns:aink="http://schemas.microsoft.com/office/drawing/2016/ink" xmlns:am3d="http://schemas.microsoft.com/office/drawing/2017/model3d" xmlns:o="urn:schemas-microsoft-com:office:office" xmlns:oel="http://schemas.microsoft.com/office/2019/extlst" xmlns:r="http://schemas.openxmlformats.org/officeDocument/2006/relationships" xmlns:m="http://schemas.openxmlformats.org/officeDocument/2006/math" xmlns:v="urn:schemas-microsoft-com:vml" xmlns:wp14="http://schemas.microsoft.com/office/word/2010/wordprocessingDrawing" xmlns:wp="http://schemas.openxmlformats.org/drawingml/2006/wordprocessingDrawing" xmlns:w10="urn:schemas-microsoft-com:office:word" xmlns:w="http://schemas.openxmlformats.org/wordprocessingml/2006/main" xmlns:w14="http://schemas.microsoft.com/office/word/2010/wordml" xmlns:w15="http://schemas.microsoft.com/office/word/2012/wordml" xmlns:w16cex="http://schemas.microsoft.com/office/word/2018/wordml/cex" xmlns:w16cid="http://schemas.microsoft.com/office/word/2016/wordml/cid" xmlns:w16="http://schemas.microsoft.com/office/word/2018/wordml" xmlns:w16du="http://schemas.microsoft.com/office/word/2023/wordml/word16du" xmlns:w16sdtdh="http://schemas.microsoft.com/office/word/2020/wordml/sdtdatahash" xmlns:w16sdtfl="http://schemas.microsoft.com/office/word/2024/wordml/sdtformatlock" xmlns:w16se="http://schemas.microsoft.com/office/word/2015/wordml/symex" xmlns:wpg="http://schemas.microsoft.com/office/word/2010/wordprocessingGroup" xmlns:wpi="http://schemas.microsoft.com/office/word/2010/wordprocessingInk" xmlns:wne="http://schemas.microsoft.com/office/word/2006/wordml" xmlns:wps="http://schemas.microsoft.com/office/word/2010/wordprocessingShape" mc:Ignorable="w14 w15 w16se w16cid w16 w16cex w16sdtdh w16sdtfl w16du wp14">
   <w:footnote w:type="separator" w:id="-1">
     <w:p>
       <w:r>
@@ -3661,7 +2784,7 @@
 </file>
 
 <file path=word/header1.xml><?xml version="1.0" encoding="utf-8"?>
-<w:hdr xmlns:wpc="http://schemas.microsoft.com/office/word/2010/wordprocessingCanvas" xmlns:cx="http://schemas.microsoft.com/office/drawing/2014/chartex" xmlns:cx1="http://schemas.microsoft.com/office/drawing/2015/9/8/chartex" xmlns:cx2="http://schemas.microsoft.com/office/drawing/2015/10/21/chartex" xmlns:cx3="http://schemas.microsoft.com/office/drawing/2016/5/9/chartex" xmlns:cx4="http://schemas.microsoft.com/office/drawing/2016/5/10/chartex" xmlns:cx5="http://schemas.microsoft.com/office/drawing/2016/5/11/chartex" xmlns:cx6="http://schemas.microsoft.com/office/drawing/2016/5/12/chartex" xmlns:cx7="http://schemas.microsoft.com/office/drawing/2016/5/13/chartex" xmlns:cx8="http://schemas.microsoft.com/office/drawing/2016/5/14/chartex" xmlns:mc="http://schemas.openxmlformats.org/markup-compatibility/2006" xmlns:aink="http://schemas.microsoft.com/office/drawing/2016/ink" xmlns:am3d="http://schemas.microsoft.com/office/drawing/2017/model3d" xmlns:o="urn:schemas-microsoft-com:office:office" xmlns:oel="http://schemas.microsoft.com/office/2019/extlst" xmlns:r="http://schemas.openxmlformats.org/officeDocument/2006/relationships" xmlns:m="http://schemas.openxmlformats.org/officeDocument/2006/math" xmlns:v="urn:schemas-microsoft-com:vml" xmlns:wp14="http://schemas.microsoft.com/office/word/2010/wordprocessingDrawing" xmlns:wp="http://schemas.openxmlformats.org/drawingml/2006/wordprocessingDrawing" xmlns:w10="urn:schemas-microsoft-com:office:word" xmlns:w="http://schemas.openxmlformats.org/wordprocessingml/2006/main" xmlns:w14="http://schemas.microsoft.com/office/word/2010/wordml" xmlns:w15="http://schemas.microsoft.com/office/word/2012/wordml" xmlns:w16cex="http://schemas.microsoft.com/office/word/2018/wordml/cex" xmlns:w16cid="http://schemas.microsoft.com/office/word/2016/wordml/cid" xmlns:w16="http://schemas.microsoft.com/office/word/2018/wordml" xmlns:w16du="http://schemas.microsoft.com/office/word/2023/wordml/word16du" xmlns:w16sdtdh="http://schemas.microsoft.com/office/word/2020/wordml/sdtdatahash" xmlns:w16se="http://schemas.microsoft.com/office/word/2015/wordml/symex" xmlns:wpg="http://schemas.microsoft.com/office/word/2010/wordprocessingGroup" xmlns:wpi="http://schemas.microsoft.com/office/word/2010/wordprocessingInk" xmlns:wne="http://schemas.microsoft.com/office/word/2006/wordml" xmlns:wps="http://schemas.microsoft.com/office/word/2010/wordprocessingShape" mc:Ignorable="w14 w15 w16se w16cid w16 w16cex w16sdtdh w16du wp14">
+<w:hdr xmlns:wpc="http://schemas.microsoft.com/office/word/2010/wordprocessingCanvas" xmlns:cx="http://schemas.microsoft.com/office/drawing/2014/chartex" xmlns:cx1="http://schemas.microsoft.com/office/drawing/2015/9/8/chartex" xmlns:cx2="http://schemas.microsoft.com/office/drawing/2015/10/21/chartex" xmlns:cx3="http://schemas.microsoft.com/office/drawing/2016/5/9/chartex" xmlns:cx4="http://schemas.microsoft.com/office/drawing/2016/5/10/chartex" xmlns:cx5="http://schemas.microsoft.com/office/drawing/2016/5/11/chartex" xmlns:cx6="http://schemas.microsoft.com/office/drawing/2016/5/12/chartex" xmlns:cx7="http://schemas.microsoft.com/office/drawing/2016/5/13/chartex" xmlns:cx8="http://schemas.microsoft.com/office/drawing/2016/5/14/chartex" xmlns:mc="http://schemas.openxmlformats.org/markup-compatibility/2006" xmlns:aink="http://schemas.microsoft.com/office/drawing/2016/ink" xmlns:am3d="http://schemas.microsoft.com/office/drawing/2017/model3d" xmlns:o="urn:schemas-microsoft-com:office:office" xmlns:oel="http://schemas.microsoft.com/office/2019/extlst" xmlns:r="http://schemas.openxmlformats.org/officeDocument/2006/relationships" xmlns:m="http://schemas.openxmlformats.org/officeDocument/2006/math" xmlns:v="urn:schemas-microsoft-com:vml" xmlns:wp14="http://schemas.microsoft.com/office/word/2010/wordprocessingDrawing" xmlns:wp="http://schemas.openxmlformats.org/drawingml/2006/wordprocessingDrawing" xmlns:w10="urn:schemas-microsoft-com:office:word" xmlns:w="http://schemas.openxmlformats.org/wordprocessingml/2006/main" xmlns:w14="http://schemas.microsoft.com/office/word/2010/wordml" xmlns:w15="http://schemas.microsoft.com/office/word/2012/wordml" xmlns:w16cex="http://schemas.microsoft.com/office/word/2018/wordml/cex" xmlns:w16cid="http://schemas.microsoft.com/office/word/2016/wordml/cid" xmlns:w16="http://schemas.microsoft.com/office/word/2018/wordml" xmlns:w16du="http://schemas.microsoft.com/office/word/2023/wordml/word16du" xmlns:w16sdtdh="http://schemas.microsoft.com/office/word/2020/wordml/sdtdatahash" xmlns:w16sdtfl="http://schemas.microsoft.com/office/word/2024/wordml/sdtformatlock" xmlns:w16se="http://schemas.microsoft.com/office/word/2015/wordml/symex" xmlns:wpg="http://schemas.microsoft.com/office/word/2010/wordprocessingGroup" xmlns:wpi="http://schemas.microsoft.com/office/word/2010/wordprocessingInk" xmlns:wne="http://schemas.microsoft.com/office/word/2006/wordml" xmlns:wps="http://schemas.microsoft.com/office/word/2010/wordprocessingShape" mc:Ignorable="w14 w15 w16se w16cid w16 w16cex w16sdtdh w16sdtfl w16du wp14">
   <w:p>
     <w:pPr>
       <w:pStyle w:val="Header"/>
@@ -3704,7 +2827,7 @@
 </file>
 
 <file path=word/numbering.xml><?xml version="1.0" encoding="utf-8"?>
-<w:numbering xmlns:wpc="http://schemas.microsoft.com/office/word/2010/wordprocessingCanvas" xmlns:cx="http://schemas.microsoft.com/office/drawing/2014/chartex" xmlns:cx1="http://schemas.microsoft.com/office/drawing/2015/9/8/chartex" xmlns:cx2="http://schemas.microsoft.com/office/drawing/2015/10/21/chartex" xmlns:cx3="http://schemas.microsoft.com/office/drawing/2016/5/9/chartex" xmlns:cx4="http://schemas.microsoft.com/office/drawing/2016/5/10/chartex" xmlns:cx5="http://schemas.microsoft.com/office/drawing/2016/5/11/chartex" xmlns:cx6="http://schemas.microsoft.com/office/drawing/2016/5/12/chartex" xmlns:cx7="http://schemas.microsoft.com/office/drawing/2016/5/13/chartex" xmlns:cx8="http://schemas.microsoft.com/office/drawing/2016/5/14/chartex" xmlns:mc="http://schemas.openxmlformats.org/markup-compatibility/2006" xmlns:aink="http://schemas.microsoft.com/office/drawing/2016/ink" xmlns:am3d="http://schemas.microsoft.com/office/drawing/2017/model3d" xmlns:o="urn:schemas-microsoft-com:office:office" xmlns:oel="http://schemas.microsoft.com/office/2019/extlst" xmlns:r="http://schemas.openxmlformats.org/officeDocument/2006/relationships" xmlns:m="http://schemas.openxmlformats.org/officeDocument/2006/math" xmlns:v="urn:schemas-microsoft-com:vml" xmlns:wp14="http://schemas.microsoft.com/office/word/2010/wordprocessingDrawing" xmlns:wp="http://schemas.openxmlformats.org/drawingml/2006/wordprocessingDrawing" xmlns:w10="urn:schemas-microsoft-com:office:word" xmlns:w="http://schemas.openxmlformats.org/wordprocessingml/2006/main" xmlns:w14="http://schemas.microsoft.com/office/word/2010/wordml" xmlns:w15="http://schemas.microsoft.com/office/word/2012/wordml" xmlns:w16cex="http://schemas.microsoft.com/office/word/2018/wordml/cex" xmlns:w16cid="http://schemas.microsoft.com/office/word/2016/wordml/cid" xmlns:w16="http://schemas.microsoft.com/office/word/2018/wordml" xmlns:w16du="http://schemas.microsoft.com/office/word/2023/wordml/word16du" xmlns:w16sdtdh="http://schemas.microsoft.com/office/word/2020/wordml/sdtdatahash" xmlns:w16se="http://schemas.microsoft.com/office/word/2015/wordml/symex" xmlns:wpg="http://schemas.microsoft.com/office/word/2010/wordprocessingGroup" xmlns:wpi="http://schemas.microsoft.com/office/word/2010/wordprocessingInk" xmlns:wne="http://schemas.microsoft.com/office/word/2006/wordml" xmlns:wps="http://schemas.microsoft.com/office/word/2010/wordprocessingShape" mc:Ignorable="w14 w15 w16se w16cid w16 w16cex w16sdtdh w16du wp14">
+<w:numbering xmlns:wpc="http://schemas.microsoft.com/office/word/2010/wordprocessingCanvas" xmlns:cx="http://schemas.microsoft.com/office/drawing/2014/chartex" xmlns:cx1="http://schemas.microsoft.com/office/drawing/2015/9/8/chartex" xmlns:cx2="http://schemas.microsoft.com/office/drawing/2015/10/21/chartex" xmlns:cx3="http://schemas.microsoft.com/office/drawing/2016/5/9/chartex" xmlns:cx4="http://schemas.microsoft.com/office/drawing/2016/5/10/chartex" xmlns:cx5="http://schemas.microsoft.com/office/drawing/2016/5/11/chartex" xmlns:cx6="http://schemas.microsoft.com/office/drawing/2016/5/12/chartex" xmlns:cx7="http://schemas.microsoft.com/office/drawing/2016/5/13/chartex" xmlns:cx8="http://schemas.microsoft.com/office/drawing/2016/5/14/chartex" xmlns:mc="http://schemas.openxmlformats.org/markup-compatibility/2006" xmlns:aink="http://schemas.microsoft.com/office/drawing/2016/ink" xmlns:am3d="http://schemas.microsoft.com/office/drawing/2017/model3d" xmlns:o="urn:schemas-microsoft-com:office:office" xmlns:oel="http://schemas.microsoft.com/office/2019/extlst" xmlns:r="http://schemas.openxmlformats.org/officeDocument/2006/relationships" xmlns:m="http://schemas.openxmlformats.org/officeDocument/2006/math" xmlns:v="urn:schemas-microsoft-com:vml" xmlns:wp14="http://schemas.microsoft.com/office/word/2010/wordprocessingDrawing" xmlns:wp="http://schemas.openxmlformats.org/drawingml/2006/wordprocessingDrawing" xmlns:w10="urn:schemas-microsoft-com:office:word" xmlns:w="http://schemas.openxmlformats.org/wordprocessingml/2006/main" xmlns:w14="http://schemas.microsoft.com/office/word/2010/wordml" xmlns:w15="http://schemas.microsoft.com/office/word/2012/wordml" xmlns:w16cex="http://schemas.microsoft.com/office/word/2018/wordml/cex" xmlns:w16cid="http://schemas.microsoft.com/office/word/2016/wordml/cid" xmlns:w16="http://schemas.microsoft.com/office/word/2018/wordml" xmlns:w16du="http://schemas.microsoft.com/office/word/2023/wordml/word16du" xmlns:w16sdtdh="http://schemas.microsoft.com/office/word/2020/wordml/sdtdatahash" xmlns:w16sdtfl="http://schemas.microsoft.com/office/word/2024/wordml/sdtformatlock" xmlns:w16se="http://schemas.microsoft.com/office/word/2015/wordml/symex" xmlns:wpg="http://schemas.microsoft.com/office/word/2010/wordprocessingGroup" xmlns:wpi="http://schemas.microsoft.com/office/word/2010/wordprocessingInk" xmlns:wne="http://schemas.microsoft.com/office/word/2006/wordml" xmlns:wps="http://schemas.microsoft.com/office/word/2010/wordprocessingShape" mc:Ignorable="w14 w15 w16se w16cid w16 w16cex w16sdtdh w16sdtfl w16du wp14">
   <w:abstractNum w:abstractNumId="0" w15:restartNumberingAfterBreak="0">
     <w:nsid w:val="11464C37"/>
     <w:multiLevelType w:val="hybridMultilevel"/>
@@ -4045,6 +3168,119 @@
     </w:lvl>
   </w:abstractNum>
   <w:abstractNum w:abstractNumId="3" w15:restartNumberingAfterBreak="0">
+    <w:nsid w:val="1C9A7752"/>
+    <w:multiLevelType w:val="hybridMultilevel"/>
+    <w:tmpl w:val="FF923B1E"/>
+    <w:lvl w:ilvl="0" w:tplc="485A19BE">
+      <w:start w:val="4"/>
+      <w:numFmt w:val="bullet"/>
+      <w:lvlText w:val=""/>
+      <w:lvlJc w:val="left"/>
+      <w:pPr>
+        <w:ind w:left="720" w:hanging="360"/>
+      </w:pPr>
+      <w:rPr>
+        <w:rFonts w:ascii="Symbol" w:eastAsiaTheme="minorHAnsi" w:hAnsi="Symbol" w:cstheme="minorBidi" w:hint="default"/>
+      </w:rPr>
+    </w:lvl>
+    <w:lvl w:ilvl="1" w:tplc="14090003" w:tentative="1">
+      <w:start w:val="1"/>
+      <w:numFmt w:val="bullet"/>
+      <w:lvlText w:val="o"/>
+      <w:lvlJc w:val="left"/>
+      <w:pPr>
+        <w:ind w:left="1440" w:hanging="360"/>
+      </w:pPr>
+      <w:rPr>
+        <w:rFonts w:ascii="Courier New" w:hAnsi="Courier New" w:cs="Courier New" w:hint="default"/>
+      </w:rPr>
+    </w:lvl>
+    <w:lvl w:ilvl="2" w:tplc="14090005" w:tentative="1">
+      <w:start w:val="1"/>
+      <w:numFmt w:val="bullet"/>
+      <w:lvlText w:val=""/>
+      <w:lvlJc w:val="left"/>
+      <w:pPr>
+        <w:ind w:left="2160" w:hanging="360"/>
+      </w:pPr>
+      <w:rPr>
+        <w:rFonts w:ascii="Wingdings" w:hAnsi="Wingdings" w:hint="default"/>
+      </w:rPr>
+    </w:lvl>
+    <w:lvl w:ilvl="3" w:tplc="14090001" w:tentative="1">
+      <w:start w:val="1"/>
+      <w:numFmt w:val="bullet"/>
+      <w:lvlText w:val=""/>
+      <w:lvlJc w:val="left"/>
+      <w:pPr>
+        <w:ind w:left="2880" w:hanging="360"/>
+      </w:pPr>
+      <w:rPr>
+        <w:rFonts w:ascii="Symbol" w:hAnsi="Symbol" w:hint="default"/>
+      </w:rPr>
+    </w:lvl>
+    <w:lvl w:ilvl="4" w:tplc="14090003" w:tentative="1">
+      <w:start w:val="1"/>
+      <w:numFmt w:val="bullet"/>
+      <w:lvlText w:val="o"/>
+      <w:lvlJc w:val="left"/>
+      <w:pPr>
+        <w:ind w:left="3600" w:hanging="360"/>
+      </w:pPr>
+      <w:rPr>
+        <w:rFonts w:ascii="Courier New" w:hAnsi="Courier New" w:cs="Courier New" w:hint="default"/>
+      </w:rPr>
+    </w:lvl>
+    <w:lvl w:ilvl="5" w:tplc="14090005" w:tentative="1">
+      <w:start w:val="1"/>
+      <w:numFmt w:val="bullet"/>
+      <w:lvlText w:val=""/>
+      <w:lvlJc w:val="left"/>
+      <w:pPr>
+        <w:ind w:left="4320" w:hanging="360"/>
+      </w:pPr>
+      <w:rPr>
+        <w:rFonts w:ascii="Wingdings" w:hAnsi="Wingdings" w:hint="default"/>
+      </w:rPr>
+    </w:lvl>
+    <w:lvl w:ilvl="6" w:tplc="14090001" w:tentative="1">
+      <w:start w:val="1"/>
+      <w:numFmt w:val="bullet"/>
+      <w:lvlText w:val=""/>
+      <w:lvlJc w:val="left"/>
+      <w:pPr>
+        <w:ind w:left="5040" w:hanging="360"/>
+      </w:pPr>
+      <w:rPr>
+        <w:rFonts w:ascii="Symbol" w:hAnsi="Symbol" w:hint="default"/>
+      </w:rPr>
+    </w:lvl>
+    <w:lvl w:ilvl="7" w:tplc="14090003" w:tentative="1">
+      <w:start w:val="1"/>
+      <w:numFmt w:val="bullet"/>
+      <w:lvlText w:val="o"/>
+      <w:lvlJc w:val="left"/>
+      <w:pPr>
+        <w:ind w:left="5760" w:hanging="360"/>
+      </w:pPr>
+      <w:rPr>
+        <w:rFonts w:ascii="Courier New" w:hAnsi="Courier New" w:cs="Courier New" w:hint="default"/>
+      </w:rPr>
+    </w:lvl>
+    <w:lvl w:ilvl="8" w:tplc="14090005" w:tentative="1">
+      <w:start w:val="1"/>
+      <w:numFmt w:val="bullet"/>
+      <w:lvlText w:val=""/>
+      <w:lvlJc w:val="left"/>
+      <w:pPr>
+        <w:ind w:left="6480" w:hanging="360"/>
+      </w:pPr>
+      <w:rPr>
+        <w:rFonts w:ascii="Wingdings" w:hAnsi="Wingdings" w:hint="default"/>
+      </w:rPr>
+    </w:lvl>
+  </w:abstractNum>
+  <w:abstractNum w:abstractNumId="4" w15:restartNumberingAfterBreak="0">
     <w:nsid w:val="22E7203D"/>
     <w:multiLevelType w:val="hybridMultilevel"/>
     <w:tmpl w:val="BF4EC128"/>
@@ -4157,7 +3393,7 @@
       </w:rPr>
     </w:lvl>
   </w:abstractNum>
-  <w:abstractNum w:abstractNumId="4" w15:restartNumberingAfterBreak="0">
+  <w:abstractNum w:abstractNumId="5" w15:restartNumberingAfterBreak="0">
     <w:nsid w:val="2C9E63FF"/>
     <w:multiLevelType w:val="hybridMultilevel"/>
     <w:tmpl w:val="CF4E92C2"/>
@@ -4270,7 +3506,7 @@
       </w:rPr>
     </w:lvl>
   </w:abstractNum>
-  <w:abstractNum w:abstractNumId="5" w15:restartNumberingAfterBreak="0">
+  <w:abstractNum w:abstractNumId="6" w15:restartNumberingAfterBreak="0">
     <w:nsid w:val="350A7F46"/>
     <w:multiLevelType w:val="hybridMultilevel"/>
     <w:tmpl w:val="190C58D2"/>
@@ -4382,7 +3618,156 @@
       </w:rPr>
     </w:lvl>
   </w:abstractNum>
-  <w:abstractNum w:abstractNumId="6" w15:restartNumberingAfterBreak="0">
+  <w:abstractNum w:abstractNumId="7" w15:restartNumberingAfterBreak="0">
+    <w:nsid w:val="40193885"/>
+    <w:multiLevelType w:val="multilevel"/>
+    <w:tmpl w:val="FD30E2B2"/>
+    <w:lvl w:ilvl="0">
+      <w:start w:val="1"/>
+      <w:numFmt w:val="bullet"/>
+      <w:lvlText w:val=""/>
+      <w:lvlJc w:val="left"/>
+      <w:pPr>
+        <w:tabs>
+          <w:tab w:val="num" w:pos="720"/>
+        </w:tabs>
+        <w:ind w:left="720" w:hanging="360"/>
+      </w:pPr>
+      <w:rPr>
+        <w:rFonts w:ascii="Symbol" w:hAnsi="Symbol" w:hint="default"/>
+        <w:sz w:val="20"/>
+      </w:rPr>
+    </w:lvl>
+    <w:lvl w:ilvl="1" w:tentative="1">
+      <w:start w:val="1"/>
+      <w:numFmt w:val="bullet"/>
+      <w:lvlText w:val="o"/>
+      <w:lvlJc w:val="left"/>
+      <w:pPr>
+        <w:tabs>
+          <w:tab w:val="num" w:pos="1440"/>
+        </w:tabs>
+        <w:ind w:left="1440" w:hanging="360"/>
+      </w:pPr>
+      <w:rPr>
+        <w:rFonts w:ascii="Courier New" w:hAnsi="Courier New" w:hint="default"/>
+        <w:sz w:val="20"/>
+      </w:rPr>
+    </w:lvl>
+    <w:lvl w:ilvl="2" w:tentative="1">
+      <w:start w:val="1"/>
+      <w:numFmt w:val="bullet"/>
+      <w:lvlText w:val=""/>
+      <w:lvlJc w:val="left"/>
+      <w:pPr>
+        <w:tabs>
+          <w:tab w:val="num" w:pos="2160"/>
+        </w:tabs>
+        <w:ind w:left="2160" w:hanging="360"/>
+      </w:pPr>
+      <w:rPr>
+        <w:rFonts w:ascii="Wingdings" w:hAnsi="Wingdings" w:hint="default"/>
+        <w:sz w:val="20"/>
+      </w:rPr>
+    </w:lvl>
+    <w:lvl w:ilvl="3" w:tentative="1">
+      <w:start w:val="1"/>
+      <w:numFmt w:val="bullet"/>
+      <w:lvlText w:val=""/>
+      <w:lvlJc w:val="left"/>
+      <w:pPr>
+        <w:tabs>
+          <w:tab w:val="num" w:pos="2880"/>
+        </w:tabs>
+        <w:ind w:left="2880" w:hanging="360"/>
+      </w:pPr>
+      <w:rPr>
+        <w:rFonts w:ascii="Wingdings" w:hAnsi="Wingdings" w:hint="default"/>
+        <w:sz w:val="20"/>
+      </w:rPr>
+    </w:lvl>
+    <w:lvl w:ilvl="4" w:tentative="1">
+      <w:start w:val="1"/>
+      <w:numFmt w:val="bullet"/>
+      <w:lvlText w:val=""/>
+      <w:lvlJc w:val="left"/>
+      <w:pPr>
+        <w:tabs>
+          <w:tab w:val="num" w:pos="3600"/>
+        </w:tabs>
+        <w:ind w:left="3600" w:hanging="360"/>
+      </w:pPr>
+      <w:rPr>
+        <w:rFonts w:ascii="Wingdings" w:hAnsi="Wingdings" w:hint="default"/>
+        <w:sz w:val="20"/>
+      </w:rPr>
+    </w:lvl>
+    <w:lvl w:ilvl="5" w:tentative="1">
+      <w:start w:val="1"/>
+      <w:numFmt w:val="bullet"/>
+      <w:lvlText w:val=""/>
+      <w:lvlJc w:val="left"/>
+      <w:pPr>
+        <w:tabs>
+          <w:tab w:val="num" w:pos="4320"/>
+        </w:tabs>
+        <w:ind w:left="4320" w:hanging="360"/>
+      </w:pPr>
+      <w:rPr>
+        <w:rFonts w:ascii="Wingdings" w:hAnsi="Wingdings" w:hint="default"/>
+        <w:sz w:val="20"/>
+      </w:rPr>
+    </w:lvl>
+    <w:lvl w:ilvl="6" w:tentative="1">
+      <w:start w:val="1"/>
+      <w:numFmt w:val="bullet"/>
+      <w:lvlText w:val=""/>
+      <w:lvlJc w:val="left"/>
+      <w:pPr>
+        <w:tabs>
+          <w:tab w:val="num" w:pos="5040"/>
+        </w:tabs>
+        <w:ind w:left="5040" w:hanging="360"/>
+      </w:pPr>
+      <w:rPr>
+        <w:rFonts w:ascii="Wingdings" w:hAnsi="Wingdings" w:hint="default"/>
+        <w:sz w:val="20"/>
+      </w:rPr>
+    </w:lvl>
+    <w:lvl w:ilvl="7" w:tentative="1">
+      <w:start w:val="1"/>
+      <w:numFmt w:val="bullet"/>
+      <w:lvlText w:val=""/>
+      <w:lvlJc w:val="left"/>
+      <w:pPr>
+        <w:tabs>
+          <w:tab w:val="num" w:pos="5760"/>
+        </w:tabs>
+        <w:ind w:left="5760" w:hanging="360"/>
+      </w:pPr>
+      <w:rPr>
+        <w:rFonts w:ascii="Wingdings" w:hAnsi="Wingdings" w:hint="default"/>
+        <w:sz w:val="20"/>
+      </w:rPr>
+    </w:lvl>
+    <w:lvl w:ilvl="8" w:tentative="1">
+      <w:start w:val="1"/>
+      <w:numFmt w:val="bullet"/>
+      <w:lvlText w:val=""/>
+      <w:lvlJc w:val="left"/>
+      <w:pPr>
+        <w:tabs>
+          <w:tab w:val="num" w:pos="6480"/>
+        </w:tabs>
+        <w:ind w:left="6480" w:hanging="360"/>
+      </w:pPr>
+      <w:rPr>
+        <w:rFonts w:ascii="Wingdings" w:hAnsi="Wingdings" w:hint="default"/>
+        <w:sz w:val="20"/>
+      </w:rPr>
+    </w:lvl>
+  </w:abstractNum>
+  <w:abstractNum w:abstractNumId="8" w15:restartNumberingAfterBreak="0">
     <w:nsid w:val="41936C9A"/>
     <w:multiLevelType w:val="hybridMultilevel"/>
     <w:tmpl w:val="1E74A8BC"/>
@@ -4495,7 +3880,7 @@
       </w:rPr>
     </w:lvl>
   </w:abstractNum>
-  <w:abstractNum w:abstractNumId="7" w15:restartNumberingAfterBreak="0">
+  <w:abstractNum w:abstractNumId="9" w15:restartNumberingAfterBreak="0">
     <w:nsid w:val="46574543"/>
     <w:multiLevelType w:val="hybridMultilevel"/>
     <w:tmpl w:val="B06A779E"/>
@@ -4608,7 +3993,7 @@
       </w:rPr>
     </w:lvl>
   </w:abstractNum>
-  <w:abstractNum w:abstractNumId="8" w15:restartNumberingAfterBreak="0">
+  <w:abstractNum w:abstractNumId="10" w15:restartNumberingAfterBreak="0">
     <w:nsid w:val="5B226876"/>
     <w:multiLevelType w:val="hybridMultilevel"/>
     <w:tmpl w:val="683E9B36"/>
@@ -4721,7 +4106,7 @@
       </w:rPr>
     </w:lvl>
   </w:abstractNum>
-  <w:abstractNum w:abstractNumId="9" w15:restartNumberingAfterBreak="0">
+  <w:abstractNum w:abstractNumId="11" w15:restartNumberingAfterBreak="0">
     <w:nsid w:val="5D6C4D1D"/>
     <w:multiLevelType w:val="hybridMultilevel"/>
     <w:tmpl w:val="7550FAF4"/>
@@ -4833,7 +4218,120 @@
       </w:rPr>
     </w:lvl>
   </w:abstractNum>
-  <w:abstractNum w:abstractNumId="10" w15:restartNumberingAfterBreak="0">
+  <w:abstractNum w:abstractNumId="12" w15:restartNumberingAfterBreak="0">
+    <w:nsid w:val="63EC2D7F"/>
+    <w:multiLevelType w:val="hybridMultilevel"/>
+    <w:tmpl w:val="DB5E64CC"/>
+    <w:lvl w:ilvl="0" w:tplc="2D2E9ABE">
+      <w:start w:val="4"/>
+      <w:numFmt w:val="bullet"/>
+      <w:lvlText w:val=""/>
+      <w:lvlJc w:val="left"/>
+      <w:pPr>
+        <w:ind w:left="720" w:hanging="360"/>
+      </w:pPr>
+      <w:rPr>
+        <w:rFonts w:ascii="Symbol" w:eastAsiaTheme="minorHAnsi" w:hAnsi="Symbol" w:cstheme="minorHAnsi" w:hint="default"/>
+      </w:rPr>
+    </w:lvl>
+    <w:lvl w:ilvl="1" w:tplc="14090003" w:tentative="1">
+      <w:start w:val="1"/>
+      <w:numFmt w:val="bullet"/>
+      <w:lvlText w:val="o"/>
+      <w:lvlJc w:val="left"/>
+      <w:pPr>
+        <w:ind w:left="1440" w:hanging="360"/>
+      </w:pPr>
+      <w:rPr>
+        <w:rFonts w:ascii="Courier New" w:hAnsi="Courier New" w:cs="Courier New" w:hint="default"/>
+      </w:rPr>
+    </w:lvl>
+    <w:lvl w:ilvl="2" w:tplc="14090005" w:tentative="1">
+      <w:start w:val="1"/>
+      <w:numFmt w:val="bullet"/>
+      <w:lvlText w:val=""/>
+      <w:lvlJc w:val="left"/>
+      <w:pPr>
+        <w:ind w:left="2160" w:hanging="360"/>
+      </w:pPr>
+      <w:rPr>
+        <w:rFonts w:ascii="Wingdings" w:hAnsi="Wingdings" w:hint="default"/>
+      </w:rPr>
+    </w:lvl>
+    <w:lvl w:ilvl="3" w:tplc="14090001" w:tentative="1">
+      <w:start w:val="1"/>
+      <w:numFmt w:val="bullet"/>
+      <w:lvlText w:val=""/>
+      <w:lvlJc w:val="left"/>
+      <w:pPr>
+        <w:ind w:left="2880" w:hanging="360"/>
+      </w:pPr>
+      <w:rPr>
+        <w:rFonts w:ascii="Symbol" w:hAnsi="Symbol" w:hint="default"/>
+      </w:rPr>
+    </w:lvl>
+    <w:lvl w:ilvl="4" w:tplc="14090003" w:tentative="1">
+      <w:start w:val="1"/>
+      <w:numFmt w:val="bullet"/>
+      <w:lvlText w:val="o"/>
+      <w:lvlJc w:val="left"/>
+      <w:pPr>
+        <w:ind w:left="3600" w:hanging="360"/>
+      </w:pPr>
+      <w:rPr>
+        <w:rFonts w:ascii="Courier New" w:hAnsi="Courier New" w:cs="Courier New" w:hint="default"/>
+      </w:rPr>
+    </w:lvl>
+    <w:lvl w:ilvl="5" w:tplc="14090005" w:tentative="1">
+      <w:start w:val="1"/>
+      <w:numFmt w:val="bullet"/>
+      <w:lvlText w:val=""/>
+      <w:lvlJc w:val="left"/>
+      <w:pPr>
+        <w:ind w:left="4320" w:hanging="360"/>
+      </w:pPr>
+      <w:rPr>
+        <w:rFonts w:ascii="Wingdings" w:hAnsi="Wingdings" w:hint="default"/>
+      </w:rPr>
+    </w:lvl>
+    <w:lvl w:ilvl="6" w:tplc="14090001" w:tentative="1">
+      <w:start w:val="1"/>
+      <w:numFmt w:val="bullet"/>
+      <w:lvlText w:val=""/>
+      <w:lvlJc w:val="left"/>
+      <w:pPr>
+        <w:ind w:left="5040" w:hanging="360"/>
+      </w:pPr>
+      <w:rPr>
+        <w:rFonts w:ascii="Symbol" w:hAnsi="Symbol" w:hint="default"/>
+      </w:rPr>
+    </w:lvl>
+    <w:lvl w:ilvl="7" w:tplc="14090003" w:tentative="1">
+      <w:start w:val="1"/>
+      <w:numFmt w:val="bullet"/>
+      <w:lvlText w:val="o"/>
+      <w:lvlJc w:val="left"/>
+      <w:pPr>
+        <w:ind w:left="5760" w:hanging="360"/>
+      </w:pPr>
+      <w:rPr>
+        <w:rFonts w:ascii="Courier New" w:hAnsi="Courier New" w:cs="Courier New" w:hint="default"/>
+      </w:rPr>
+    </w:lvl>
+    <w:lvl w:ilvl="8" w:tplc="14090005" w:tentative="1">
+      <w:start w:val="1"/>
+      <w:numFmt w:val="bullet"/>
+      <w:lvlText w:val=""/>
+      <w:lvlJc w:val="left"/>
+      <w:pPr>
+        <w:ind w:left="6480" w:hanging="360"/>
+      </w:pPr>
+      <w:rPr>
+        <w:rFonts w:ascii="Wingdings" w:hAnsi="Wingdings" w:hint="default"/>
+      </w:rPr>
+    </w:lvl>
+  </w:abstractNum>
+  <w:abstractNum w:abstractNumId="13" w15:restartNumberingAfterBreak="0">
     <w:nsid w:val="66872719"/>
     <w:multiLevelType w:val="hybridMultilevel"/>
     <w:tmpl w:val="23584758"/>
@@ -4945,7 +4443,119 @@
       </w:rPr>
     </w:lvl>
   </w:abstractNum>
-  <w:abstractNum w:abstractNumId="11" w15:restartNumberingAfterBreak="0">
+  <w:abstractNum w:abstractNumId="14" w15:restartNumberingAfterBreak="0">
+    <w:nsid w:val="673B1F77"/>
+    <w:multiLevelType w:val="hybridMultilevel"/>
+    <w:tmpl w:val="7556BDEA"/>
+    <w:lvl w:ilvl="0" w:tplc="4BA68518">
+      <w:numFmt w:val="bullet"/>
+      <w:lvlText w:val=""/>
+      <w:lvlJc w:val="left"/>
+      <w:pPr>
+        <w:ind w:left="720" w:hanging="360"/>
+      </w:pPr>
+      <w:rPr>
+        <w:rFonts w:ascii="Symbol" w:eastAsiaTheme="minorHAnsi" w:hAnsi="Symbol" w:cstheme="minorHAnsi" w:hint="default"/>
+      </w:rPr>
+    </w:lvl>
+    <w:lvl w:ilvl="1" w:tplc="14090003" w:tentative="1">
+      <w:start w:val="1"/>
+      <w:numFmt w:val="bullet"/>
+      <w:lvlText w:val="o"/>
+      <w:lvlJc w:val="left"/>
+      <w:pPr>
+        <w:ind w:left="1440" w:hanging="360"/>
+      </w:pPr>
+      <w:rPr>
+        <w:rFonts w:ascii="Courier New" w:hAnsi="Courier New" w:cs="Courier New" w:hint="default"/>
+      </w:rPr>
+    </w:lvl>
+    <w:lvl w:ilvl="2" w:tplc="14090005" w:tentative="1">
+      <w:start w:val="1"/>
+      <w:numFmt w:val="bullet"/>
+      <w:lvlText w:val=""/>
+      <w:lvlJc w:val="left"/>
+      <w:pPr>
+        <w:ind w:left="2160" w:hanging="360"/>
+      </w:pPr>
+      <w:rPr>
+        <w:rFonts w:ascii="Wingdings" w:hAnsi="Wingdings" w:hint="default"/>
+      </w:rPr>
+    </w:lvl>
+    <w:lvl w:ilvl="3" w:tplc="14090001" w:tentative="1">
+      <w:start w:val="1"/>
+      <w:numFmt w:val="bullet"/>
+      <w:lvlText w:val=""/>
+      <w:lvlJc w:val="left"/>
+      <w:pPr>
+        <w:ind w:left="2880" w:hanging="360"/>
+      </w:pPr>
+      <w:rPr>
+        <w:rFonts w:ascii="Symbol" w:hAnsi="Symbol" w:hint="default"/>
+      </w:rPr>
+    </w:lvl>
+    <w:lvl w:ilvl="4" w:tplc="14090003" w:tentative="1">
+      <w:start w:val="1"/>
+      <w:numFmt w:val="bullet"/>
+      <w:lvlText w:val="o"/>
+      <w:lvlJc w:val="left"/>
+      <w:pPr>
+        <w:ind w:left="3600" w:hanging="360"/>
+      </w:pPr>
+      <w:rPr>
+        <w:rFonts w:ascii="Courier New" w:hAnsi="Courier New" w:cs="Courier New" w:hint="default"/>
+      </w:rPr>
+    </w:lvl>
+    <w:lvl w:ilvl="5" w:tplc="14090005" w:tentative="1">
+      <w:start w:val="1"/>
+      <w:numFmt w:val="bullet"/>
+      <w:lvlText w:val=""/>
+      <w:lvlJc w:val="left"/>
+      <w:pPr>
+        <w:ind w:left="4320" w:hanging="360"/>
+      </w:pPr>
+      <w:rPr>
+        <w:rFonts w:ascii="Wingdings" w:hAnsi="Wingdings" w:hint="default"/>
+      </w:rPr>
+    </w:lvl>
+    <w:lvl w:ilvl="6" w:tplc="14090001" w:tentative="1">
+      <w:start w:val="1"/>
+      <w:numFmt w:val="bullet"/>
+      <w:lvlText w:val=""/>
+      <w:lvlJc w:val="left"/>
+      <w:pPr>
+        <w:ind w:left="5040" w:hanging="360"/>
+      </w:pPr>
+      <w:rPr>
+        <w:rFonts w:ascii="Symbol" w:hAnsi="Symbol" w:hint="default"/>
+      </w:rPr>
+    </w:lvl>
+    <w:lvl w:ilvl="7" w:tplc="14090003" w:tentative="1">
+      <w:start w:val="1"/>
+      <w:numFmt w:val="bullet"/>
+      <w:lvlText w:val="o"/>
+      <w:lvlJc w:val="left"/>
+      <w:pPr>
+        <w:ind w:left="5760" w:hanging="360"/>
+      </w:pPr>
+      <w:rPr>
+        <w:rFonts w:ascii="Courier New" w:hAnsi="Courier New" w:cs="Courier New" w:hint="default"/>
+      </w:rPr>
+    </w:lvl>
+    <w:lvl w:ilvl="8" w:tplc="14090005" w:tentative="1">
+      <w:start w:val="1"/>
+      <w:numFmt w:val="bullet"/>
+      <w:lvlText w:val=""/>
+      <w:lvlJc w:val="left"/>
+      <w:pPr>
+        <w:ind w:left="6480" w:hanging="360"/>
+      </w:pPr>
+      <w:rPr>
+        <w:rFonts w:ascii="Wingdings" w:hAnsi="Wingdings" w:hint="default"/>
+      </w:rPr>
+    </w:lvl>
+  </w:abstractNum>
+  <w:abstractNum w:abstractNumId="15" w15:restartNumberingAfterBreak="0">
     <w:nsid w:val="6998485A"/>
     <w:multiLevelType w:val="hybridMultilevel"/>
     <w:tmpl w:val="D2385336"/>
@@ -5058,7 +4668,7 @@
       </w:rPr>
     </w:lvl>
   </w:abstractNum>
-  <w:abstractNum w:abstractNumId="12" w15:restartNumberingAfterBreak="0">
+  <w:abstractNum w:abstractNumId="16" w15:restartNumberingAfterBreak="0">
     <w:nsid w:val="6B6E1F5C"/>
     <w:multiLevelType w:val="hybridMultilevel"/>
     <w:tmpl w:val="9D88EB54"/>
@@ -5171,7 +4781,7 @@
       </w:rPr>
     </w:lvl>
   </w:abstractNum>
-  <w:abstractNum w:abstractNumId="13" w15:restartNumberingAfterBreak="0">
+  <w:abstractNum w:abstractNumId="17" w15:restartNumberingAfterBreak="0">
     <w:nsid w:val="6F39243E"/>
     <w:multiLevelType w:val="hybridMultilevel"/>
     <w:tmpl w:val="45BA84B0"/>
@@ -5284,7 +4894,7 @@
       </w:rPr>
     </w:lvl>
   </w:abstractNum>
-  <w:abstractNum w:abstractNumId="14" w15:restartNumberingAfterBreak="0">
+  <w:abstractNum w:abstractNumId="18" w15:restartNumberingAfterBreak="0">
     <w:nsid w:val="77B47628"/>
     <w:multiLevelType w:val="hybridMultilevel"/>
     <w:tmpl w:val="44943C7E"/>
@@ -5398,28 +5008,28 @@
     </w:lvl>
   </w:abstractNum>
   <w:num w:numId="1" w16cid:durableId="1468819434">
-    <w:abstractNumId w:val="10"/>
+    <w:abstractNumId w:val="13"/>
   </w:num>
   <w:num w:numId="2" w16cid:durableId="1544512206">
-    <w:abstractNumId w:val="12"/>
+    <w:abstractNumId w:val="16"/>
   </w:num>
   <w:num w:numId="3" w16cid:durableId="1960917271">
-    <w:abstractNumId w:val="7"/>
+    <w:abstractNumId w:val="9"/>
   </w:num>
   <w:num w:numId="4" w16cid:durableId="1152254387">
-    <w:abstractNumId w:val="8"/>
+    <w:abstractNumId w:val="10"/>
   </w:num>
   <w:num w:numId="5" w16cid:durableId="118646534">
     <w:abstractNumId w:val="0"/>
   </w:num>
   <w:num w:numId="6" w16cid:durableId="1719820616">
-    <w:abstractNumId w:val="6"/>
+    <w:abstractNumId w:val="8"/>
   </w:num>
   <w:num w:numId="7" w16cid:durableId="1510172482">
-    <w:abstractNumId w:val="14"/>
+    <w:abstractNumId w:val="18"/>
   </w:num>
   <w:num w:numId="8" w16cid:durableId="1403140996">
-    <w:abstractNumId w:val="13"/>
+    <w:abstractNumId w:val="17"/>
   </w:num>
   <w:num w:numId="9" w16cid:durableId="453134479">
     <w:abstractNumId w:val="1"/>
@@ -5428,25 +5038,37 @@
     <w:abstractNumId w:val="2"/>
   </w:num>
   <w:num w:numId="11" w16cid:durableId="1734504543">
+    <w:abstractNumId w:val="15"/>
+  </w:num>
+  <w:num w:numId="12" w16cid:durableId="49305838">
+    <w:abstractNumId w:val="5"/>
+  </w:num>
+  <w:num w:numId="13" w16cid:durableId="1923906757">
+    <w:abstractNumId w:val="4"/>
+  </w:num>
+  <w:num w:numId="14" w16cid:durableId="654451543">
+    <w:abstractNumId w:val="6"/>
+  </w:num>
+  <w:num w:numId="15" w16cid:durableId="1315111274">
     <w:abstractNumId w:val="11"/>
   </w:num>
-  <w:num w:numId="12" w16cid:durableId="49305838">
-    <w:abstractNumId w:val="4"/>
-  </w:num>
-  <w:num w:numId="13" w16cid:durableId="1923906757">
+  <w:num w:numId="16" w16cid:durableId="699816920">
     <w:abstractNumId w:val="3"/>
   </w:num>
-  <w:num w:numId="14" w16cid:durableId="654451543">
-    <w:abstractNumId w:val="5"/>
+  <w:num w:numId="17" w16cid:durableId="1324434019">
+    <w:abstractNumId w:val="12"/>
   </w:num>
-  <w:num w:numId="15" w16cid:durableId="1315111274">
-    <w:abstractNumId w:val="9"/>
+  <w:num w:numId="18" w16cid:durableId="1052727859">
+    <w:abstractNumId w:val="7"/>
+  </w:num>
+  <w:num w:numId="19" w16cid:durableId="1307051789">
+    <w:abstractNumId w:val="14"/>
   </w:num>
 </w:numbering>
 </file>
 
 <file path=word/styles.xml><?xml version="1.0" encoding="utf-8"?>
-<w:styles xmlns:mc="http://schemas.openxmlformats.org/markup-compatibility/2006" xmlns:r="http://schemas.openxmlformats.org/officeDocument/2006/relationships" xmlns:w="http://schemas.openxmlformats.org/wordprocessingml/2006/main" xmlns:w14="http://schemas.microsoft.com/office/word/2010/wordml" xmlns:w15="http://schemas.microsoft.com/office/word/2012/wordml" xmlns:w16cex="http://schemas.microsoft.com/office/word/2018/wordml/cex" xmlns:w16cid="http://schemas.microsoft.com/office/word/2016/wordml/cid" xmlns:w16="http://schemas.microsoft.com/office/word/2018/wordml" xmlns:w16du="http://schemas.microsoft.com/office/word/2023/wordml/word16du" xmlns:w16sdtdh="http://schemas.microsoft.com/office/word/2020/wordml/sdtdatahash" xmlns:w16se="http://schemas.microsoft.com/office/word/2015/wordml/symex" mc:Ignorable="w14 w15 w16se w16cid w16 w16cex w16sdtdh w16du">
+<w:styles xmlns:mc="http://schemas.openxmlformats.org/markup-compatibility/2006" xmlns:r="http://schemas.openxmlformats.org/officeDocument/2006/relationships" xmlns:w="http://schemas.openxmlformats.org/wordprocessingml/2006/main" xmlns:w14="http://schemas.microsoft.com/office/word/2010/wordml" xmlns:w15="http://schemas.microsoft.com/office/word/2012/wordml" xmlns:w16cex="http://schemas.microsoft.com/office/word/2018/wordml/cex" xmlns:w16cid="http://schemas.microsoft.com/office/word/2016/wordml/cid" xmlns:w16="http://schemas.microsoft.com/office/word/2018/wordml" xmlns:w16du="http://schemas.microsoft.com/office/word/2023/wordml/word16du" xmlns:w16sdtdh="http://schemas.microsoft.com/office/word/2020/wordml/sdtdatahash" xmlns:w16sdtfl="http://schemas.microsoft.com/office/word/2024/wordml/sdtformatlock" xmlns:w16se="http://schemas.microsoft.com/office/word/2015/wordml/symex" mc:Ignorable="w14 w15 w16se w16cid w16 w16cex w16sdtdh w16sdtfl w16du">
   <w:docDefaults>
     <w:rPrDefault>
       <w:rPr>
@@ -5861,10 +5483,32 @@
       <w:szCs w:val="32"/>
     </w:rPr>
   </w:style>
+  <w:style w:type="paragraph" w:styleId="Heading2">
+    <w:name w:val="heading 2"/>
+    <w:basedOn w:val="Normal"/>
+    <w:next w:val="Normal"/>
+    <w:link w:val="Heading2Char"/>
+    <w:uiPriority w:val="9"/>
+    <w:semiHidden/>
+    <w:unhideWhenUsed/>
+    <w:qFormat/>
+    <w:rsid w:val="00D73B94"/>
+    <w:pPr>
+      <w:keepNext/>
+      <w:keepLines/>
+      <w:spacing w:before="40"/>
+      <w:outlineLvl w:val="1"/>
+    </w:pPr>
+    <w:rPr>
+      <w:rFonts w:asciiTheme="majorHAnsi" w:eastAsiaTheme="majorEastAsia" w:hAnsiTheme="majorHAnsi" w:cstheme="majorBidi"/>
+      <w:color w:val="2F5496" w:themeColor="accent1" w:themeShade="BF"/>
+      <w:sz w:val="26"/>
+      <w:szCs w:val="26"/>
+    </w:rPr>
+  </w:style>
   <w:style w:type="character" w:default="1" w:styleId="DefaultParagraphFont">
     <w:name w:val="Default Paragraph Font"/>
     <w:uiPriority w:val="1"/>
-    <w:semiHidden/>
     <w:unhideWhenUsed/>
   </w:style>
   <w:style w:type="table" w:default="1" w:styleId="TableNormal">
@@ -6068,17 +5712,18 @@
     <w:qFormat/>
     <w:rsid w:val="00860F8B"/>
   </w:style>
-  <w:style w:type="paragraph" w:customStyle="1" w:styleId="Default">
-    <w:name w:val="Default"/>
-    <w:rsid w:val="0030275D"/>
-    <w:pPr>
-      <w:autoSpaceDE w:val="0"/>
-      <w:autoSpaceDN w:val="0"/>
-      <w:adjustRightInd w:val="0"/>
-    </w:pPr>
+  <w:style w:type="character" w:customStyle="1" w:styleId="Heading2Char">
+    <w:name w:val="Heading 2 Char"/>
+    <w:basedOn w:val="DefaultParagraphFont"/>
+    <w:link w:val="Heading2"/>
+    <w:uiPriority w:val="9"/>
+    <w:semiHidden/>
+    <w:rsid w:val="00D73B94"/>
     <w:rPr>
-      <w:rFonts w:ascii="Symbol" w:hAnsi="Symbol" w:cs="Symbol"/>
-      <w:color w:val="000000"/>
+      <w:rFonts w:asciiTheme="majorHAnsi" w:eastAsiaTheme="majorEastAsia" w:hAnsiTheme="majorHAnsi" w:cstheme="majorBidi"/>
+      <w:color w:val="2F5496" w:themeColor="accent1" w:themeShade="BF"/>
+      <w:sz w:val="26"/>
+      <w:szCs w:val="26"/>
     </w:rPr>
   </w:style>
 </w:styles>
@@ -6377,4 +6022,16 @@
     </a:ext>
   </a:extLst>
 </a:theme>
+</file>
+
+<file path=customXml/item1.xml><?xml version="1.0" encoding="utf-8"?>
+<b:Sources xmlns:b="http://schemas.openxmlformats.org/officeDocument/2006/bibliography" xmlns="http://schemas.openxmlformats.org/officeDocument/2006/bibliography" SelectedStyle="\APASixthEditionOfficeOnline.xsl" StyleName="APA" Version="6"/>
+</file>
+
+<file path=customXml/itemProps1.xml><?xml version="1.0" encoding="utf-8"?>
+<ds:datastoreItem xmlns:ds="http://schemas.openxmlformats.org/officeDocument/2006/customXml" ds:itemID="{B9D3168F-E50A-4B11-BECE-B2626CBBD9D1}">
+  <ds:schemaRefs>
+    <ds:schemaRef ds:uri="http://schemas.openxmlformats.org/officeDocument/2006/bibliography"/>
+  </ds:schemaRefs>
+</ds:datastoreItem>
 </file>